--- a/assets/docs/lop1/Toan - Lop 1.docx
+++ b/assets/docs/lop1/Toan - Lop 1.docx
@@ -1588,6 +1588,7 @@
                 <w:i w:val="0"/>
                 <w:sz w:val="18"/>
               </w:rPr>
+              <w:t>KNS: KN chi tiêu hợp lí: tính toán khi mua bán, biết tiết kiệm.</w:t>
             </w:r>
           </w:p>
         </w:tc>
@@ -3331,6 +3332,19 @@
               <w:t>NLS-ST (Cơ bản 1): dùng phần mềm vẽ đơn giản để tạo lại hình vừa học, lưu bài dưới sự hướng dẫn của GV.</w:t>
             </w:r>
           </w:p>
+          <w:p>
+            <w:pPr>
+              <w:spacing w:after="0"/>
+            </w:pPr>
+            <w:r>
+              <w:rPr>
+                <w:b w:val="0"/>
+                <w:i w:val="0"/>
+                <w:sz w:val="18"/>
+              </w:rPr>
+              <w:t>KNS: KN chi tiêu hợp lí: tính toán khi mua bán, biết tiết kiệm.</w:t>
+            </w:r>
+          </w:p>
         </w:tc>
         <w:tc>
           <w:tcPr>
@@ -5052,6 +5066,7 @@
                 <w:i w:val="0"/>
                 <w:sz w:val="18"/>
               </w:rPr>
+              <w:t>KNS: KN chi tiêu hợp lí: tính toán khi mua bán, biết tiết kiệm.</w:t>
             </w:r>
           </w:p>
         </w:tc>
@@ -8081,6 +8096,19 @@
               <w:t>STEM: Bài học STEM "Bảng các số từ 1 đến 100" (CV 909/BGDĐT-GDTH, CV 3132/SGD&amp;ĐT) — thời lượng lấy từ tiết luyện tập, thực hành của bài; sản phẩm: bảng các số từ 1 đến 100.</w:t>
             </w:r>
           </w:p>
+          <w:p>
+            <w:pPr>
+              <w:spacing w:after="0"/>
+            </w:pPr>
+            <w:r>
+              <w:rPr>
+                <w:b w:val="0"/>
+                <w:i w:val="0"/>
+                <w:sz w:val="18"/>
+              </w:rPr>
+              <w:t>KNS: KN chi tiêu hợp lí: tính toán khi mua bán, biết tiết kiệm.</w:t>
+            </w:r>
+          </w:p>
         </w:tc>
         <w:tc>
           <w:tcPr>
@@ -8209,6 +8237,19 @@
               <w:t>NLS-GQVĐ (Cơ bản 1): HS tự làm vào vở trước, sau đó dùng máy tính kiểm tra lại kết quả; máy chỉ để soát, không làm thay.</w:t>
             </w:r>
           </w:p>
+          <w:p>
+            <w:pPr>
+              <w:spacing w:after="0"/>
+            </w:pPr>
+            <w:r>
+              <w:rPr>
+                <w:b w:val="0"/>
+                <w:i w:val="0"/>
+                <w:sz w:val="18"/>
+              </w:rPr>
+              <w:t>KNS: KN chi tiêu hợp lí: tính toán khi mua bán, biết tiết kiệm.</w:t>
+            </w:r>
+          </w:p>
         </w:tc>
         <w:tc>
           <w:tcPr>
@@ -10996,6 +11037,19 @@
               <w:t>NLS-KT (Cơ bản 1): Quan sát đồng hồ/lịch (vật thật hoặc hình ảnh số) để khai thác thông tin thời gian (GV hướng dẫn).</w:t>
             </w:r>
           </w:p>
+          <w:p>
+            <w:pPr>
+              <w:spacing w:after="0"/>
+            </w:pPr>
+            <w:r>
+              <w:rPr>
+                <w:b w:val="0"/>
+                <w:i w:val="0"/>
+                <w:sz w:val="18"/>
+              </w:rPr>
+              <w:t>KNS: KN quản lí thời gian: xem giờ, sắp xếp công việc trong ngày.</w:t>
+            </w:r>
+          </w:p>
         </w:tc>
         <w:tc>
           <w:tcPr>
@@ -11228,6 +11282,19 @@
               <w:t>NLS-KT (Cơ bản 1): Quan sát đồng hồ/lịch (vật thật hoặc hình ảnh số) để khai thác thông tin thời gian (GV hướng dẫn).</w:t>
             </w:r>
           </w:p>
+          <w:p>
+            <w:pPr>
+              <w:spacing w:after="0"/>
+            </w:pPr>
+            <w:r>
+              <w:rPr>
+                <w:b w:val="0"/>
+                <w:i w:val="0"/>
+                <w:sz w:val="18"/>
+              </w:rPr>
+              <w:t>KNS: KN quản lí thời gian: xem giờ, sắp xếp công việc trong ngày.</w:t>
+            </w:r>
+          </w:p>
         </w:tc>
         <w:tc>
           <w:tcPr>
@@ -11457,6 +11524,19 @@
               <w:t>NLS-KT (Cơ bản 1): Quan sát đồng hồ/lịch (vật thật hoặc hình ảnh số) để khai thác thông tin thời gian (GV hướng dẫn).</w:t>
             </w:r>
           </w:p>
+          <w:p>
+            <w:pPr>
+              <w:spacing w:after="0"/>
+            </w:pPr>
+            <w:r>
+              <w:rPr>
+                <w:b w:val="0"/>
+                <w:i w:val="0"/>
+                <w:sz w:val="18"/>
+              </w:rPr>
+              <w:t>KNS: KN quản lí thời gian: xem giờ, sắp xếp công việc trong ngày.</w:t>
+            </w:r>
+          </w:p>
         </w:tc>
         <w:tc>
           <w:tcPr>
@@ -11686,6 +11766,19 @@
                 <w:sz w:val="18"/>
               </w:rPr>
               <w:t>NLS-GQVĐ (Cơ bản 1): HS tự làm vào vở trước, sau đó dùng máy tính kiểm tra lại kết quả; máy chỉ để soát, không làm thay.</w:t>
+            </w:r>
+          </w:p>
+          <w:p>
+            <w:pPr>
+              <w:spacing w:after="0"/>
+            </w:pPr>
+            <w:r>
+              <w:rPr>
+                <w:b w:val="0"/>
+                <w:i w:val="0"/>
+                <w:sz w:val="18"/>
+              </w:rPr>
+              <w:t>KNS: KN quản lí thời gian: xem giờ, sắp xếp công việc trong ngày.</w:t>
             </w:r>
           </w:p>
         </w:tc>

--- a/assets/docs/lop1/Toan - Lop 1.docx
+++ b/assets/docs/lop1/Toan - Lop 1.docx
@@ -1474,6 +1474,33 @@
                 <w:i w:val="0"/>
                 <w:sz w:val="18"/>
               </w:rPr>
+              <w:t>NLS-KT (Cơ bản 1): GV dùng slide đếm động cho bài “CÁC SỐ 6, 7, 8, 9, 10”: các đồ vật xuất hiện lần lượt từng cái một</w:t>
+            </w:r>
+          </w:p>
+          <w:p>
+            <w:pPr>
+              <w:spacing w:after="0"/>
+            </w:pPr>
+            <w:r>
+              <w:rPr>
+                <w:b w:val="0"/>
+                <w:i w:val="0"/>
+                <w:sz w:val="18"/>
+              </w:rPr>
+              <w:t>NLS-GQVĐ (Cơ bản 1): GV cho HS chơi trò kéo thả trên màn hình: đưa thẻ số về đúng nhóm đồ vật; máy báo đúng, sai ngay để HS tự sửa lại.</w:t>
+            </w:r>
+          </w:p>
+          <w:p>
+            <w:pPr>
+              <w:spacing w:after="0"/>
+            </w:pPr>
+            <w:r>
+              <w:rPr>
+                <w:b w:val="0"/>
+                <w:i w:val="0"/>
+                <w:sz w:val="18"/>
+              </w:rPr>
+              <w:t>NLS-AT: Trò chơi trên màn hình do GV bấm; HS chờ đến lượt được mời lên</w:t>
             </w:r>
           </w:p>
         </w:tc>
@@ -1588,6 +1615,45 @@
                 <w:i w:val="0"/>
                 <w:sz w:val="18"/>
               </w:rPr>
+              <w:t>NLS-KT (Cơ bản 1): GV chiếu hình động nối một - một hai nhóm đồ vật: từng cặp nối lại rồi mờ đi, phần còn thừa hiện rõ trên màn hình</w:t>
+            </w:r>
+          </w:p>
+          <w:p>
+            <w:pPr>
+              <w:spacing w:after="0"/>
+            </w:pPr>
+            <w:r>
+              <w:rPr>
+                <w:b w:val="0"/>
+                <w:i w:val="0"/>
+                <w:sz w:val="18"/>
+              </w:rPr>
+              <w:t>NLS-GQVĐ (Cơ bản 1): GV cho HS chơi trò so sánh trên màn hình: chọn nhóm nhiều hơn, nhóm ít hơn, nhóm bằng nhau; máy báo đúng</w:t>
+            </w:r>
+          </w:p>
+          <w:p>
+            <w:pPr>
+              <w:spacing w:after="0"/>
+            </w:pPr>
+            <w:r>
+              <w:rPr>
+                <w:b w:val="0"/>
+                <w:i w:val="0"/>
+                <w:sz w:val="18"/>
+              </w:rPr>
+              <w:t>NLS-AT: Trò chơi trên màn hình do GV bấm; HS chờ đến lượt được mời</w:t>
+            </w:r>
+          </w:p>
+          <w:p>
+            <w:pPr>
+              <w:spacing w:after="0"/>
+            </w:pPr>
+            <w:r>
+              <w:rPr>
+                <w:b w:val="0"/>
+                <w:i w:val="0"/>
+                <w:sz w:val="18"/>
+              </w:rPr>
               <w:t>KNS: KN chi tiêu hợp lí: tính toán khi mua bán, biết tiết kiệm.</w:t>
             </w:r>
           </w:p>
@@ -1703,6 +1769,33 @@
                 <w:i w:val="0"/>
                 <w:sz w:val="18"/>
               </w:rPr>
+              <w:t>NLS-KT (Cơ bản 1): GV chiếu phóng to tranh bài luyện tập của bài “Nhiều hơn, ít hơn, bằng nhau”</w:t>
+            </w:r>
+          </w:p>
+          <w:p>
+            <w:pPr>
+              <w:spacing w:after="0"/>
+            </w:pPr>
+            <w:r>
+              <w:rPr>
+                <w:b w:val="0"/>
+                <w:i w:val="0"/>
+                <w:sz w:val="18"/>
+              </w:rPr>
+              <w:t>NLS-GQVĐ (Cơ bản 1): GV mở bài tập tương tác cho HS kéo thêm củ cà rốt vào cho bằng số bắp cải; máy báo đúng</w:t>
+            </w:r>
+          </w:p>
+          <w:p>
+            <w:pPr>
+              <w:spacing w:after="0"/>
+            </w:pPr>
+            <w:r>
+              <w:rPr>
+                <w:b w:val="0"/>
+                <w:i w:val="0"/>
+                <w:sz w:val="18"/>
+              </w:rPr>
+              <w:t>NLS-AT: Chỉ HS được mời mới lên chạm màn hình, chạm nhẹ bằng đầu ngón tay</w:t>
             </w:r>
           </w:p>
         </w:tc>

--- a/assets/docs/lop1/Toan - Lop 1.docx
+++ b/assets/docs/lop1/Toan - Lop 1.docx
@@ -624,7 +624,7 @@
                 <w:i w:val="0"/>
                 <w:sz w:val="18"/>
               </w:rPr>
-              <w:t>NLS-KT (Cơ bản 1): GV chiếu phóng to tranh bài “Tiết học đầu tiên”: nhân vật đồng hành, que tính, thẻ số; HS gọi tên Rô-bốt, nói đồ dùng giúp gì</w:t>
+              <w:t>NLS-KT (Cơ bản 1): GV chiếu phóng to tranh bài “TIẾT HỌC ĐẦU TIÊN”: nhóm nhân vật đồng hành trong sách và hình từng đồ dùng học Toán như que tính</w:t>
             </w:r>
           </w:p>
           <w:p>
@@ -637,7 +637,7 @@
                 <w:i w:val="0"/>
                 <w:sz w:val="18"/>
               </w:rPr>
-              <w:t>NLS-GQVĐ (Cơ bản 1): GV mở bài tập tương tác hiện ảnh một đồ dùng, HS giơ đúng đồ dùng của mình, GV bấm hiện tên; chờ lượt, không tranh bấm</w:t>
+              <w:t>NLS-GQVĐ (Cơ bản 1): GV mở trên máy chiếu bài tập tương tác đơn giản đầu tiên: hiện ảnh một đồ dùng học Toán</w:t>
             </w:r>
           </w:p>
           <w:p>
@@ -650,7 +650,7 @@
                 <w:i w:val="0"/>
                 <w:sz w:val="18"/>
               </w:rPr>
-              <w:t>NLS-AT: Máy chiếu, máy tính do GV điều khiển; HS không chạm máy.</w:t>
+              <w:t>NLS-AT: Máy chiếu, máy tính của lớp do GV điều khiển; HS không tự ý chạm vào máy</w:t>
             </w:r>
           </w:p>
         </w:tc>
@@ -765,7 +765,7 @@
                 <w:i w:val="0"/>
                 <w:sz w:val="18"/>
               </w:rPr>
-              <w:t>NLS-KT (Cơ bản 1): GV dùng trang trình chiếu đếm động bài “Các số 0, 1, 2, 3, 4, 5”: cá, khối lập phương hiện từng cái kèm số</w:t>
+              <w:t>NLS-KT (Cơ bản 1): GV dùng trang trình chiếu đếm động cho bài “CÁC SỐ 0, 1, 2, 3, 4</w:t>
             </w:r>
           </w:p>
           <w:p>
@@ -778,7 +778,7 @@
                 <w:i w:val="0"/>
                 <w:sz w:val="18"/>
               </w:rPr>
-              <w:t>NLS-GQVĐ (Cơ bản 1): GV mở bài tập tương tác hiện nhóm cá, chấm tròn; HS giơ thẻ số 0 đến 5, một HS lên chọn số, máy báo đúng sai</w:t>
+              <w:t>NLS-GQVĐ (Cơ bản 1): GV mở bài tập tương tác trên máy chiếu: hiện nhóm cá hoặc chấm tròn, HS giơ thẻ số từ 0 đến 5 trong bộ đồ dùng</w:t>
             </w:r>
           </w:p>
           <w:p>
@@ -791,7 +791,7 @@
                 <w:i w:val="0"/>
                 <w:sz w:val="18"/>
               </w:rPr>
-              <w:t>NLS-AT: Trò chơi do GV bấm; HS chờ lượt, không tranh chạm máy.</w:t>
+              <w:t>NLS-AT: Trò chơi trên màn hình do GV bấm; HS chờ đến lượt được mời lên</w:t>
             </w:r>
           </w:p>
         </w:tc>
@@ -906,33 +906,6 @@
                 <w:i w:val="0"/>
                 <w:sz w:val="18"/>
               </w:rPr>
-              <w:t>NLS-KT (Cơ bản 1): Ở Bài 1, Bài 3 của tiết “CÁC SỐ 0, 1, 2, 3, 4, 5 - TIẾT 2: LUYỆN TẬP”</w:t>
-            </w:r>
-          </w:p>
-          <w:p>
-            <w:pPr>
-              <w:spacing w:after="0"/>
-            </w:pPr>
-            <w:r>
-              <w:rPr>
-                <w:b w:val="0"/>
-                <w:i w:val="0"/>
-                <w:sz w:val="18"/>
-              </w:rPr>
-              <w:t>NLS-GQVĐ (Cơ bản 1): Ở Bài 2, GV mở bài tập tương tác dãy số giảm dần từ 5 đến 0 còn thiếu vài ô</w:t>
-            </w:r>
-          </w:p>
-          <w:p>
-            <w:pPr>
-              <w:spacing w:after="0"/>
-            </w:pPr>
-            <w:r>
-              <w:rPr>
-                <w:b w:val="0"/>
-                <w:i w:val="0"/>
-                <w:sz w:val="18"/>
-              </w:rPr>
-              <w:t>NLS-AT: HS ngồi cách màn hình đủ xa, không nhìn quá lâu</w:t>
             </w:r>
           </w:p>
         </w:tc>
@@ -1049,33 +1022,6 @@
                 <w:i w:val="0"/>
                 <w:sz w:val="18"/>
               </w:rPr>
-              <w:t>NLS-KT (Cơ bản 1): Ở Bài 1 và Bài 4 của tiết “CÁC SỐ 0, 1, 2, 3, 4, 5 - TIẾT 3 (LUYỆN TẬP)”, GV chiếu tranh SGK phóng to</w:t>
-            </w:r>
-          </w:p>
-          <w:p>
-            <w:pPr>
-              <w:spacing w:after="0"/>
-            </w:pPr>
-            <w:r>
-              <w:rPr>
-                <w:b w:val="0"/>
-                <w:i w:val="0"/>
-                <w:sz w:val="18"/>
-              </w:rPr>
-              <w:t>NLS-GQVĐ (Cơ bản 1): Ở Bài 3, GV chiếu hình động hai đoàn tàu chạy qua màn hình với các toa còn thiếu số; HS chỉ ra toa nào thiếu</w:t>
-            </w:r>
-          </w:p>
-          <w:p>
-            <w:pPr>
-              <w:spacing w:after="0"/>
-            </w:pPr>
-            <w:r>
-              <w:rPr>
-                <w:b w:val="0"/>
-                <w:i w:val="0"/>
-                <w:sz w:val="18"/>
-              </w:rPr>
-              <w:t>NLS-AT: HS chỉ quan sát và nói, không tự ý chạm vào máy chiếu, máy tính; ngồi thẳng lưng</w:t>
             </w:r>
           </w:p>
         </w:tc>
@@ -1190,7 +1136,7 @@
                 <w:i w:val="0"/>
                 <w:sz w:val="18"/>
               </w:rPr>
-              <w:t>NLS-KT (Cơ bản 1): GV dùng trang trình chiếu đếm động bài “Các số 6, 7, 8, 9, 10”: ong, chim, hoa hiện từng con kèm số; HS đếm to, đọc số</w:t>
+              <w:t>NLS-KT (Cơ bản 1): GV dùng trang trình chiếu đếm động cho bài “CÁC SỐ 6, 7, 8, 9, 10”: con ong, con chim, bông hoa</w:t>
             </w:r>
           </w:p>
           <w:p>
@@ -1203,7 +1149,7 @@
                 <w:i w:val="0"/>
                 <w:sz w:val="18"/>
               </w:rPr>
-              <w:t>NLS-GQVĐ (Cơ bản 1): GV mở bài tập tương tác đếm bánh; HS đếm rồi giơ thẻ số 6 đến 10, GV thêm từng bánh, máy báo đúng sai</w:t>
+              <w:t>NLS-GQVĐ (Cơ bản 1): GV mở bài tập tương tác đếm bánh trên máy chiếu: hiện đĩa bánh, HS đếm rồi giơ thẻ số 6 đến 10</w:t>
             </w:r>
           </w:p>
           <w:p>
@@ -1216,7 +1162,7 @@
                 <w:i w:val="0"/>
                 <w:sz w:val="18"/>
               </w:rPr>
-              <w:t>NLS-AT: Trò chơi do GV bấm; HS chờ lượt, không tranh chạm máy.</w:t>
+              <w:t>NLS-AT: Trò chơi trên màn hình do GV bấm; HS chờ đến lượt được mời lên</w:t>
             </w:r>
           </w:p>
         </w:tc>
@@ -1331,33 +1277,6 @@
                 <w:i w:val="0"/>
                 <w:sz w:val="18"/>
               </w:rPr>
-              <w:t>NLS-KT (Cơ bản 1): Ở Bài 1 và Bài 3 của tiết “CÁC SỐ 6, 7, 8, 9, 10 - TIẾT 2: LUYỆN TẬP”</w:t>
-            </w:r>
-          </w:p>
-          <w:p>
-            <w:pPr>
-              <w:spacing w:after="0"/>
-            </w:pPr>
-            <w:r>
-              <w:rPr>
-                <w:b w:val="0"/>
-                <w:i w:val="0"/>
-                <w:sz w:val="18"/>
-              </w:rPr>
-              <w:t>NLS-GQVĐ (Cơ bản 1): Ở Bài 2, GV mở bài tập tương tác dãy số từ 0 đến 10 tăng dần và giảm dần còn trống một số ô</w:t>
-            </w:r>
-          </w:p>
-          <w:p>
-            <w:pPr>
-              <w:spacing w:after="0"/>
-            </w:pPr>
-            <w:r>
-              <w:rPr>
-                <w:b w:val="0"/>
-                <w:i w:val="0"/>
-                <w:sz w:val="18"/>
-              </w:rPr>
-              <w:t>NLS-AT: HS không nhìn tivi quá lâu, GV tắt hình khi chuyển sang làm vở</w:t>
             </w:r>
           </w:p>
         </w:tc>
@@ -1474,33 +1393,6 @@
                 <w:i w:val="0"/>
                 <w:sz w:val="18"/>
               </w:rPr>
-              <w:t>NLS-KT (Cơ bản 1): GV dùng slide đếm động cho bài “CÁC SỐ 6, 7, 8, 9, 10”: các đồ vật xuất hiện lần lượt từng cái một</w:t>
-            </w:r>
-          </w:p>
-          <w:p>
-            <w:pPr>
-              <w:spacing w:after="0"/>
-            </w:pPr>
-            <w:r>
-              <w:rPr>
-                <w:b w:val="0"/>
-                <w:i w:val="0"/>
-                <w:sz w:val="18"/>
-              </w:rPr>
-              <w:t>NLS-GQVĐ (Cơ bản 1): GV cho HS chơi trò kéo thả trên màn hình: đưa thẻ số về đúng nhóm đồ vật; máy báo đúng, sai ngay để HS tự sửa lại.</w:t>
-            </w:r>
-          </w:p>
-          <w:p>
-            <w:pPr>
-              <w:spacing w:after="0"/>
-            </w:pPr>
-            <w:r>
-              <w:rPr>
-                <w:b w:val="0"/>
-                <w:i w:val="0"/>
-                <w:sz w:val="18"/>
-              </w:rPr>
-              <w:t>NLS-AT: Trò chơi trên màn hình do GV bấm; HS chờ đến lượt được mời lên</w:t>
             </w:r>
           </w:p>
         </w:tc>
@@ -1769,33 +1661,6 @@
                 <w:i w:val="0"/>
                 <w:sz w:val="18"/>
               </w:rPr>
-              <w:t>NLS-KT (Cơ bản 1): GV chiếu phóng to tranh bài luyện tập của bài “Nhiều hơn, ít hơn, bằng nhau”</w:t>
-            </w:r>
-          </w:p>
-          <w:p>
-            <w:pPr>
-              <w:spacing w:after="0"/>
-            </w:pPr>
-            <w:r>
-              <w:rPr>
-                <w:b w:val="0"/>
-                <w:i w:val="0"/>
-                <w:sz w:val="18"/>
-              </w:rPr>
-              <w:t>NLS-GQVĐ (Cơ bản 1): GV mở bài tập tương tác cho HS kéo thêm củ cà rốt vào cho bằng số bắp cải; máy báo đúng</w:t>
-            </w:r>
-          </w:p>
-          <w:p>
-            <w:pPr>
-              <w:spacing w:after="0"/>
-            </w:pPr>
-            <w:r>
-              <w:rPr>
-                <w:b w:val="0"/>
-                <w:i w:val="0"/>
-                <w:sz w:val="18"/>
-              </w:rPr>
-              <w:t>NLS-AT: Chỉ HS được mời mới lên chạm màn hình, chạm nhẹ bằng đầu ngón tay</w:t>
             </w:r>
           </w:p>
         </w:tc>
@@ -1912,6 +1777,33 @@
                 <w:i w:val="0"/>
                 <w:sz w:val="18"/>
               </w:rPr>
+              <w:t>NLS-KT (Cơ bản 1): GV chiếu hình động cho bài “SO SÁNH SỐ”: hai nhóm đồ vật xếp thành cột cạnh nhau, cột nào cao hơn thì dấu lớn hơn</w:t>
+            </w:r>
+          </w:p>
+          <w:p>
+            <w:pPr>
+              <w:spacing w:after="0"/>
+            </w:pPr>
+            <w:r>
+              <w:rPr>
+                <w:b w:val="0"/>
+                <w:i w:val="0"/>
+                <w:sz w:val="18"/>
+              </w:rPr>
+              <w:t>NLS-GQVĐ (Cơ bản 1): GV cho HS chọn dấu lớn hơn, bé hơn, bằng nhau điền vào chỗ trống ngay trên màn hình</w:t>
+            </w:r>
+          </w:p>
+          <w:p>
+            <w:pPr>
+              <w:spacing w:after="0"/>
+            </w:pPr>
+            <w:r>
+              <w:rPr>
+                <w:b w:val="0"/>
+                <w:i w:val="0"/>
+                <w:sz w:val="18"/>
+              </w:rPr>
+              <w:t>NLS-AT: Máy chỉ dùng để kiểm tra sau khi HS đã tự nghĩ và chọn dấu</w:t>
             </w:r>
           </w:p>
         </w:tc>
@@ -2372,6 +2264,33 @@
                 <w:i w:val="0"/>
                 <w:sz w:val="18"/>
               </w:rPr>
+              <w:t>NLS-KT (Cơ bản 1): GV chiếu hình động tách - gộp: một nhóm đồ vật tách thành hai phần rồi gộp lại</w:t>
+            </w:r>
+          </w:p>
+          <w:p>
+            <w:pPr>
+              <w:spacing w:after="0"/>
+            </w:pPr>
+            <w:r>
+              <w:rPr>
+                <w:b w:val="0"/>
+                <w:i w:val="0"/>
+                <w:sz w:val="18"/>
+              </w:rPr>
+              <w:t>NLS-GQVĐ (Cơ bản 1): GV cho HS chơi trò kéo thả trên màn hình: tìm đủ các cách tách một số thành hai phần</w:t>
+            </w:r>
+          </w:p>
+          <w:p>
+            <w:pPr>
+              <w:spacing w:after="0"/>
+            </w:pPr>
+            <w:r>
+              <w:rPr>
+                <w:b w:val="0"/>
+                <w:i w:val="0"/>
+                <w:sz w:val="18"/>
+              </w:rPr>
+              <w:t>NLS-AT: HS vẫn phải tách - gộp được bằng que tính thật trên bàn</w:t>
             </w:r>
           </w:p>
         </w:tc>
@@ -2716,7 +2635,33 @@
                 <w:i w:val="0"/>
                 <w:sz w:val="18"/>
               </w:rPr>
-              <w:t>NLS-GQVĐ (Cơ bản 1): HS tự làm vào vở trước, sau đó dùng máy tính kiểm tra lại kết quả; máy chỉ để soát, không làm thay.</w:t>
+              <w:t>NLS-GQVĐ (Cơ bản 1): GV dùng bộ bài tập tương tác tự chấm trên máy chiếu cho bài “LUYỆN TẬP CHUNG”: HS giơ thẻ chọn đáp án</w:t>
+            </w:r>
+          </w:p>
+          <w:p>
+            <w:pPr>
+              <w:spacing w:after="0"/>
+            </w:pPr>
+            <w:r>
+              <w:rPr>
+                <w:b w:val="0"/>
+                <w:i w:val="0"/>
+                <w:sz w:val="18"/>
+              </w:rPr>
+              <w:t>NLS-KT (Cơ bản 1): GV chiếu lại theo thứ tự các hình động, bảng số và mô phỏng đã dùng trong chủ đề để HS tự hệ thống lại kiến thức đã</w:t>
+            </w:r>
+          </w:p>
+          <w:p>
+            <w:pPr>
+              <w:spacing w:after="0"/>
+            </w:pPr>
+            <w:r>
+              <w:rPr>
+                <w:b w:val="0"/>
+                <w:i w:val="0"/>
+                <w:sz w:val="18"/>
+              </w:rPr>
+              <w:t>NLS-AT: Máy chỉ dùng để kiểm tra lại sau khi HS đã tự làm ra nháp</w:t>
             </w:r>
           </w:p>
         </w:tc>
@@ -3178,7 +3123,33 @@
                 <w:i w:val="0"/>
                 <w:sz w:val="18"/>
               </w:rPr>
-              <w:t>NLS-ST (Cơ bản 1): dùng phần mềm vẽ đơn giản để tạo lại hình vừa học, lưu bài dưới sự hướng dẫn của GV.</w:t>
+              <w:t>NLS-KT (Cơ bản 1): GV chiếu hình vuông, hình tròn, hình tam giác, hình chữ nhật xoay được và đổi kích thước trên màn hình để HS nhận ra hình vẫn là</w:t>
+            </w:r>
+          </w:p>
+          <w:p>
+            <w:pPr>
+              <w:spacing w:after="0"/>
+            </w:pPr>
+            <w:r>
+              <w:rPr>
+                <w:b w:val="0"/>
+                <w:i w:val="0"/>
+                <w:sz w:val="18"/>
+              </w:rPr>
+              <w:t>NLS-GQVĐ (Cơ bản 1): GV cho HS chơi trò kéo thả phân loại hình và ghép hình trên màn hình; máy báo đúng, sai ngay để HS tự sửa.</w:t>
+            </w:r>
+          </w:p>
+          <w:p>
+            <w:pPr>
+              <w:spacing w:after="0"/>
+            </w:pPr>
+            <w:r>
+              <w:rPr>
+                <w:b w:val="0"/>
+                <w:i w:val="0"/>
+                <w:sz w:val="18"/>
+              </w:rPr>
+              <w:t>NLS-AT: HS vẫn phải nhận dạng và vẽ được hình bằng tay trên bảng con</w:t>
             </w:r>
           </w:p>
         </w:tc>
@@ -3422,7 +3393,33 @@
                 <w:i w:val="0"/>
                 <w:sz w:val="18"/>
               </w:rPr>
-              <w:t>NLS-ST (Cơ bản 1): dùng phần mềm vẽ đơn giản để tạo lại hình vừa học, lưu bài dưới sự hướng dẫn của GV.</w:t>
+              <w:t>NLS-KT (Cơ bản 1): GV chiếu video hướng dẫn từng bước làm sản phẩm của bài “THỰC HÀNH TRANG TRÍ LỚP HỌC BẰNG CÁC HÌNH HÌNH HỌC”</w:t>
+            </w:r>
+          </w:p>
+          <w:p>
+            <w:pPr>
+              <w:spacing w:after="0"/>
+            </w:pPr>
+            <w:r>
+              <w:rPr>
+                <w:b w:val="0"/>
+                <w:i w:val="0"/>
+                <w:sz w:val="18"/>
+              </w:rPr>
+              <w:t>NLS-ST (Cơ bản 1): GV chụp ảnh sản phẩm của từng nhóm, chiếu lên màn hình thành một triển lãm nhỏ để cả lớp cùng nhận xét sản phẩm nào chắc</w:t>
+            </w:r>
+          </w:p>
+          <w:p>
+            <w:pPr>
+              <w:spacing w:after="0"/>
+            </w:pPr>
+            <w:r>
+              <w:rPr>
+                <w:b w:val="0"/>
+                <w:i w:val="0"/>
+                <w:sz w:val="18"/>
+              </w:rPr>
+              <w:t>NLS-AT: Khi chụp ảnh sản phẩm thì tránh chụp mặt bạn nếu bạn chưa đồng ý</w:t>
             </w:r>
           </w:p>
           <w:p>
@@ -3667,7 +3664,33 @@
                 <w:i w:val="0"/>
                 <w:sz w:val="18"/>
               </w:rPr>
-              <w:t>NLS-GQVĐ (Cơ bản 1): HS tự làm vào vở trước, sau đó dùng máy tính kiểm tra lại kết quả; máy chỉ để soát, không làm thay.</w:t>
+              <w:t>NLS-GQVĐ (Cơ bản 1): GV dùng bộ bài tập tương tác tự chấm trên máy chiếu cho bài “LUYỆN TẬP CHUNG”: HS giơ thẻ chọn đáp án</w:t>
+            </w:r>
+          </w:p>
+          <w:p>
+            <w:pPr>
+              <w:spacing w:after="0"/>
+            </w:pPr>
+            <w:r>
+              <w:rPr>
+                <w:b w:val="0"/>
+                <w:i w:val="0"/>
+                <w:sz w:val="18"/>
+              </w:rPr>
+              <w:t>NLS-KT (Cơ bản 1): GV chiếu lại theo thứ tự các hình động, bảng số và mô phỏng đã dùng trong chủ đề để HS tự hệ thống lại kiến thức đã</w:t>
+            </w:r>
+          </w:p>
+          <w:p>
+            <w:pPr>
+              <w:spacing w:after="0"/>
+            </w:pPr>
+            <w:r>
+              <w:rPr>
+                <w:b w:val="0"/>
+                <w:i w:val="0"/>
+                <w:sz w:val="18"/>
+              </w:rPr>
+              <w:t>NLS-AT: Máy chỉ dùng để kiểm tra lại sau khi HS đã tự làm ra nháp</w:t>
             </w:r>
           </w:p>
         </w:tc>
@@ -3783,6 +3806,33 @@
                 <w:i w:val="0"/>
                 <w:sz w:val="18"/>
               </w:rPr>
+              <w:t>NLS-KT (Cơ bản 1): GV chiếu mô phỏng động cho bài “PHÉP CỘNG TRONG PHẠM VI 10”: các chấm tròn gộp lại, thêm vào hoặc tách ra</w:t>
+            </w:r>
+          </w:p>
+          <w:p>
+            <w:pPr>
+              <w:spacing w:after="0"/>
+            </w:pPr>
+            <w:r>
+              <w:rPr>
+                <w:b w:val="0"/>
+                <w:i w:val="0"/>
+                <w:sz w:val="18"/>
+              </w:rPr>
+              <w:t>NLS-GQVĐ (Cơ bản 1): GV chiếu bảng cộng, bảng trừ dạng tương tác: bấm vào một ô thì hiện phép tính tương ứng</w:t>
+            </w:r>
+          </w:p>
+          <w:p>
+            <w:pPr>
+              <w:spacing w:after="0"/>
+            </w:pPr>
+            <w:r>
+              <w:rPr>
+                <w:b w:val="0"/>
+                <w:i w:val="0"/>
+                <w:sz w:val="18"/>
+              </w:rPr>
+              <w:t>NLS-AT: Công cụ trên màn hình chỉ để hiểu bản chất phép tính</w:t>
             </w:r>
           </w:p>
         </w:tc>
@@ -4471,6 +4521,33 @@
                 <w:i w:val="0"/>
                 <w:sz w:val="18"/>
               </w:rPr>
+              <w:t>NLS-KT (Cơ bản 1): GV chiếu mô phỏng động cho bài “PHÉP TRỪ TRONG PHẠM VI 10”: các chấm tròn gộp lại, thêm vào hoặc tách ra</w:t>
+            </w:r>
+          </w:p>
+          <w:p>
+            <w:pPr>
+              <w:spacing w:after="0"/>
+            </w:pPr>
+            <w:r>
+              <w:rPr>
+                <w:b w:val="0"/>
+                <w:i w:val="0"/>
+                <w:sz w:val="18"/>
+              </w:rPr>
+              <w:t>NLS-GQVĐ (Cơ bản 1): GV chiếu bảng cộng, bảng trừ dạng tương tác: bấm vào một ô thì hiện phép tính tương ứng</w:t>
+            </w:r>
+          </w:p>
+          <w:p>
+            <w:pPr>
+              <w:spacing w:after="0"/>
+            </w:pPr>
+            <w:r>
+              <w:rPr>
+                <w:b w:val="0"/>
+                <w:i w:val="0"/>
+                <w:sz w:val="18"/>
+              </w:rPr>
+              <w:t>NLS-AT: Công cụ trên màn hình chỉ để hiểu bản chất phép tính</w:t>
             </w:r>
           </w:p>
         </w:tc>
@@ -5159,6 +5236,45 @@
                 <w:i w:val="0"/>
                 <w:sz w:val="18"/>
               </w:rPr>
+              <w:t>NLS-KT (Cơ bản 1): GV chiếu mô phỏng động cho bài “BẢNG CỘNG, BẢNG TRỪ TRONG PHẠM VI 10”: các chấm tròn gộp lại, thêm vào hoặc tách ra</w:t>
+            </w:r>
+          </w:p>
+          <w:p>
+            <w:pPr>
+              <w:spacing w:after="0"/>
+            </w:pPr>
+            <w:r>
+              <w:rPr>
+                <w:b w:val="0"/>
+                <w:i w:val="0"/>
+                <w:sz w:val="18"/>
+              </w:rPr>
+              <w:t>NLS-GQVĐ (Cơ bản 1): GV chiếu bảng cộng, bảng trừ dạng tương tác: bấm vào một ô thì hiện phép tính tương ứng</w:t>
+            </w:r>
+          </w:p>
+          <w:p>
+            <w:pPr>
+              <w:spacing w:after="0"/>
+            </w:pPr>
+            <w:r>
+              <w:rPr>
+                <w:b w:val="0"/>
+                <w:i w:val="0"/>
+                <w:sz w:val="18"/>
+              </w:rPr>
+              <w:t>NLS-AT: Công cụ trên màn hình chỉ để hiểu bản chất phép tính</w:t>
+            </w:r>
+          </w:p>
+          <w:p>
+            <w:pPr>
+              <w:spacing w:after="0"/>
+            </w:pPr>
+            <w:r>
+              <w:rPr>
+                <w:b w:val="0"/>
+                <w:i w:val="0"/>
+                <w:sz w:val="18"/>
+              </w:rPr>
               <w:t>KNS: KN chi tiêu hợp lí: tính toán khi mua bán, biết tiết kiệm.</w:t>
             </w:r>
           </w:p>
@@ -5518,7 +5634,33 @@
                 <w:i w:val="0"/>
                 <w:sz w:val="18"/>
               </w:rPr>
-              <w:t>NLS-GQVĐ (Cơ bản 1): HS tự làm vào vở trước, sau đó dùng máy tính kiểm tra lại kết quả; máy chỉ để soát, không làm thay.</w:t>
+              <w:t>NLS-KT (Cơ bản 1): GV chiếu video hướng dẫn từng bước làm sản phẩm của bài “DỤNG CỤ TÍNH CỘNG, TÍNH TRỪ”</w:t>
+            </w:r>
+          </w:p>
+          <w:p>
+            <w:pPr>
+              <w:spacing w:after="0"/>
+            </w:pPr>
+            <w:r>
+              <w:rPr>
+                <w:b w:val="0"/>
+                <w:i w:val="0"/>
+                <w:sz w:val="18"/>
+              </w:rPr>
+              <w:t>NLS-ST (Cơ bản 1): GV chụp ảnh sản phẩm của từng nhóm, chiếu lên màn hình thành một triển lãm nhỏ để cả lớp cùng nhận xét sản phẩm nào chắc</w:t>
+            </w:r>
+          </w:p>
+          <w:p>
+            <w:pPr>
+              <w:spacing w:after="0"/>
+            </w:pPr>
+            <w:r>
+              <w:rPr>
+                <w:b w:val="0"/>
+                <w:i w:val="0"/>
+                <w:sz w:val="18"/>
+              </w:rPr>
+              <w:t>NLS-AT: Khi chụp ảnh sản phẩm thì tránh chụp mặt bạn nếu bạn chưa đồng ý</w:t>
             </w:r>
           </w:p>
         </w:tc>
@@ -5866,7 +6008,33 @@
                 <w:i w:val="0"/>
                 <w:sz w:val="18"/>
               </w:rPr>
-              <w:t>NLS-ST (Cơ bản 1): dùng phần mềm vẽ đơn giản để tạo lại hình vừa học, lưu bài dưới sự hướng dẫn của GV.</w:t>
+              <w:t>NLS-KT (Cơ bản 1): GV chiếu ảnh chụp các đồ vật quen thuộc (hộp sữa, viên xúc xắc, hộp bánh, tủ lạnh, hộp quà) phóng to trên màn hình</w:t>
+            </w:r>
+          </w:p>
+          <w:p>
+            <w:pPr>
+              <w:spacing w:after="0"/>
+            </w:pPr>
+            <w:r>
+              <w:rPr>
+                <w:b w:val="0"/>
+                <w:i w:val="0"/>
+                <w:sz w:val="18"/>
+              </w:rPr>
+              <w:t>NLS-GQVĐ (Cơ bản 1): GV dùng điện thoại chụp ảnh các đồ vật HS tìm được trong lớp</w:t>
+            </w:r>
+          </w:p>
+          <w:p>
+            <w:pPr>
+              <w:spacing w:after="0"/>
+            </w:pPr>
+            <w:r>
+              <w:rPr>
+                <w:b w:val="0"/>
+                <w:i w:val="0"/>
+                <w:sz w:val="18"/>
+              </w:rPr>
+              <w:t>NLS-AT: HS vẫn phải cầm, sờ khối thật để nhận biết các mặt</w:t>
             </w:r>
           </w:p>
         </w:tc>
@@ -6097,6 +6265,33 @@
                 <w:i w:val="0"/>
                 <w:sz w:val="18"/>
               </w:rPr>
+              <w:t>NLS-KT (Cơ bản 1): GV chiếu hình động về vị trí: một nhân vật di chuyển sang trái, sang phải, lên trên, xuống dưới theo lời của HS</w:t>
+            </w:r>
+          </w:p>
+          <w:p>
+            <w:pPr>
+              <w:spacing w:after="0"/>
+            </w:pPr>
+            <w:r>
+              <w:rPr>
+                <w:b w:val="0"/>
+                <w:i w:val="0"/>
+                <w:sz w:val="18"/>
+              </w:rPr>
+              <w:t>NLS-GQVĐ (Cơ bản 1): GV cho HS lần lượt ra lệnh cho nhân vật đi theo một đường trên lưới ô vuông bằng các lệnh trái - phải - tiến</w:t>
+            </w:r>
+          </w:p>
+          <w:p>
+            <w:pPr>
+              <w:spacing w:after="0"/>
+            </w:pPr>
+            <w:r>
+              <w:rPr>
+                <w:b w:val="0"/>
+                <w:i w:val="0"/>
+                <w:sz w:val="18"/>
+              </w:rPr>
+              <w:t>NLS-AT: HS ra lệnh bằng lời, GV là người thao tác trên máy</w:t>
             </w:r>
           </w:p>
         </w:tc>
@@ -6325,7 +6520,33 @@
                 <w:i w:val="0"/>
                 <w:sz w:val="18"/>
               </w:rPr>
-              <w:t>NLS-GQVĐ (Cơ bản 1): HS tự làm vào vở trước, sau đó dùng máy tính kiểm tra lại kết quả; máy chỉ để soát, không làm thay.</w:t>
+              <w:t>NLS-GQVĐ (Cơ bản 1): GV dùng bộ bài tập tương tác tự chấm trên máy chiếu cho bài “LUYỆN TẬP CHUNG”: HS giơ thẻ chọn đáp án</w:t>
+            </w:r>
+          </w:p>
+          <w:p>
+            <w:pPr>
+              <w:spacing w:after="0"/>
+            </w:pPr>
+            <w:r>
+              <w:rPr>
+                <w:b w:val="0"/>
+                <w:i w:val="0"/>
+                <w:sz w:val="18"/>
+              </w:rPr>
+              <w:t>NLS-KT (Cơ bản 1): GV chiếu lại theo thứ tự các hình động, bảng số và mô phỏng đã dùng trong chủ đề để HS tự hệ thống lại kiến thức đã</w:t>
+            </w:r>
+          </w:p>
+          <w:p>
+            <w:pPr>
+              <w:spacing w:after="0"/>
+            </w:pPr>
+            <w:r>
+              <w:rPr>
+                <w:b w:val="0"/>
+                <w:i w:val="0"/>
+                <w:sz w:val="18"/>
+              </w:rPr>
+              <w:t>NLS-AT: Máy chỉ dùng để kiểm tra lại sau khi HS đã tự làm ra nháp</w:t>
             </w:r>
           </w:p>
         </w:tc>
@@ -7154,6 +7375,33 @@
                 <w:i w:val="0"/>
                 <w:sz w:val="18"/>
               </w:rPr>
+              <w:t>NLS-KT (Cơ bản 1): GV chiếu bảng các số từ 1 đến 100 dạng tương tác cho bài “SỐ CÓ HAI CHỮ SỐ”: bấm vào một số thì số đó sáng lên</w:t>
+            </w:r>
+          </w:p>
+          <w:p>
+            <w:pPr>
+              <w:spacing w:after="0"/>
+            </w:pPr>
+            <w:r>
+              <w:rPr>
+                <w:b w:val="0"/>
+                <w:i w:val="0"/>
+                <w:sz w:val="18"/>
+              </w:rPr>
+              <w:t>NLS-GQVĐ (Cơ bản 1): GV dùng hình động thanh chục và khối đơn vị: kéo đủ 10 khối đơn vị lại thì chúng tự bó thành một thanh chục</w:t>
+            </w:r>
+          </w:p>
+          <w:p>
+            <w:pPr>
+              <w:spacing w:after="0"/>
+            </w:pPr>
+            <w:r>
+              <w:rPr>
+                <w:b w:val="0"/>
+                <w:i w:val="0"/>
+                <w:sz w:val="18"/>
+              </w:rPr>
+              <w:t>NLS-AT: HS vẫn phải tự đọc, tự viết được số vào bảng con</w:t>
             </w:r>
           </w:p>
         </w:tc>
@@ -7842,6 +8090,33 @@
                 <w:i w:val="0"/>
                 <w:sz w:val="18"/>
               </w:rPr>
+              <w:t>NLS-KT (Cơ bản 1): GV chiếu bảng các số từ 1 đến 100 dạng tương tác cho bài “SO SÁNH SỐ CÓ HAI CHỮ SỐ”: bấm vào một số thì số đó</w:t>
+            </w:r>
+          </w:p>
+          <w:p>
+            <w:pPr>
+              <w:spacing w:after="0"/>
+            </w:pPr>
+            <w:r>
+              <w:rPr>
+                <w:b w:val="0"/>
+                <w:i w:val="0"/>
+                <w:sz w:val="18"/>
+              </w:rPr>
+              <w:t>NLS-GQVĐ (Cơ bản 1): GV dùng hình động thanh chục và khối đơn vị: kéo đủ 10 khối đơn vị lại thì chúng tự bó thành một thanh chục</w:t>
+            </w:r>
+          </w:p>
+          <w:p>
+            <w:pPr>
+              <w:spacing w:after="0"/>
+            </w:pPr>
+            <w:r>
+              <w:rPr>
+                <w:b w:val="0"/>
+                <w:i w:val="0"/>
+                <w:sz w:val="18"/>
+              </w:rPr>
+              <w:t>NLS-AT: HS vẫn phải tự đọc, tự viết được số vào bảng con</w:t>
             </w:r>
           </w:p>
         </w:tc>
@@ -8199,6 +8474,45 @@
                 <w:i w:val="0"/>
                 <w:sz w:val="18"/>
               </w:rPr>
+              <w:t>NLS-KT (Cơ bản 1): GV chiếu bảng các số từ 1 đến 100 dạng tương tác cho bài “BẢNG CÁC SỐ TỪ 1 ĐẾN 100”: bấm vào một số thì số đó</w:t>
+            </w:r>
+          </w:p>
+          <w:p>
+            <w:pPr>
+              <w:spacing w:after="0"/>
+            </w:pPr>
+            <w:r>
+              <w:rPr>
+                <w:b w:val="0"/>
+                <w:i w:val="0"/>
+                <w:sz w:val="18"/>
+              </w:rPr>
+              <w:t>NLS-GQVĐ (Cơ bản 1): GV dùng hình động thanh chục và khối đơn vị: kéo đủ 10 khối đơn vị lại thì chúng tự bó thành một thanh chục</w:t>
+            </w:r>
+          </w:p>
+          <w:p>
+            <w:pPr>
+              <w:spacing w:after="0"/>
+            </w:pPr>
+            <w:r>
+              <w:rPr>
+                <w:b w:val="0"/>
+                <w:i w:val="0"/>
+                <w:sz w:val="18"/>
+              </w:rPr>
+              <w:t>NLS-AT: HS vẫn phải tự đọc, tự viết được số vào bảng con</w:t>
+            </w:r>
+          </w:p>
+          <w:p>
+            <w:pPr>
+              <w:spacing w:after="0"/>
+            </w:pPr>
+            <w:r>
+              <w:rPr>
+                <w:b w:val="0"/>
+                <w:i w:val="0"/>
+                <w:sz w:val="18"/>
+              </w:rPr>
               <w:t>KNS: KN chi tiêu hợp lí: tính toán khi mua bán, biết tiết kiệm.</w:t>
             </w:r>
           </w:p>
@@ -8327,7 +8641,33 @@
                 <w:i w:val="0"/>
                 <w:sz w:val="18"/>
               </w:rPr>
-              <w:t>NLS-GQVĐ (Cơ bản 1): HS tự làm vào vở trước, sau đó dùng máy tính kiểm tra lại kết quả; máy chỉ để soát, không làm thay.</w:t>
+              <w:t>NLS-KT (Cơ bản 1): GV chiếu video hướng dẫn từng bước làm sản phẩm của bài “BẢNG CÁC SỐ TỪ 1 ĐẾN 100”</w:t>
+            </w:r>
+          </w:p>
+          <w:p>
+            <w:pPr>
+              <w:spacing w:after="0"/>
+            </w:pPr>
+            <w:r>
+              <w:rPr>
+                <w:b w:val="0"/>
+                <w:i w:val="0"/>
+                <w:sz w:val="18"/>
+              </w:rPr>
+              <w:t>NLS-ST (Cơ bản 1): GV chụp ảnh sản phẩm của từng nhóm, chiếu lên màn hình thành một triển lãm nhỏ để cả lớp cùng nhận xét sản phẩm nào chắc</w:t>
+            </w:r>
+          </w:p>
+          <w:p>
+            <w:pPr>
+              <w:spacing w:after="0"/>
+            </w:pPr>
+            <w:r>
+              <w:rPr>
+                <w:b w:val="0"/>
+                <w:i w:val="0"/>
+                <w:sz w:val="18"/>
+              </w:rPr>
+              <w:t>NLS-AT: Khi chụp ảnh sản phẩm thì tránh chụp mặt bạn nếu bạn chưa đồng ý</w:t>
             </w:r>
           </w:p>
           <w:p>
@@ -8571,7 +8911,33 @@
                 <w:i w:val="0"/>
                 <w:sz w:val="18"/>
               </w:rPr>
-              <w:t>NLS-ST (Cơ bản 1): Dùng thước/que tính, công cụ đo đơn giản và ghi lại kết quả đo (GV hướng dẫn).</w:t>
+              <w:t>NLS-KT (Cơ bản 1): GV chiếu thước kẻ phóng to trên màn hình cho bài “DÀI HƠN, NGẮN HƠN”</w:t>
+            </w:r>
+          </w:p>
+          <w:p>
+            <w:pPr>
+              <w:spacing w:after="0"/>
+            </w:pPr>
+            <w:r>
+              <w:rPr>
+                <w:b w:val="0"/>
+                <w:i w:val="0"/>
+                <w:sz w:val="18"/>
+              </w:rPr>
+              <w:t>NLS-GQVĐ (Cơ bản 1): HS ước lượng trước rồi đo thật bằng thước của mình; sau đó GV chiếu kết quả đo mẫu để cả lớp đối chiếu</w:t>
+            </w:r>
+          </w:p>
+          <w:p>
+            <w:pPr>
+              <w:spacing w:after="0"/>
+            </w:pPr>
+            <w:r>
+              <w:rPr>
+                <w:b w:val="0"/>
+                <w:i w:val="0"/>
+                <w:sz w:val="18"/>
+              </w:rPr>
+              <w:t>NLS-AT: HS phải tự đo bằng thước thật rồi mới đối chiếu với kết quả trên màn hình</w:t>
             </w:r>
           </w:p>
         </w:tc>
@@ -8800,7 +9166,33 @@
                 <w:i w:val="0"/>
                 <w:sz w:val="18"/>
               </w:rPr>
-              <w:t>NLS-ST (Cơ bản 1): Dùng thước/que tính, công cụ đo đơn giản và ghi lại kết quả đo (GV hướng dẫn).</w:t>
+              <w:t>NLS-KT (Cơ bản 1): GV chiếu thước kẻ phóng to trên màn hình cho bài “ĐƠN VỊ ĐO ĐỘ DÀI”</w:t>
+            </w:r>
+          </w:p>
+          <w:p>
+            <w:pPr>
+              <w:spacing w:after="0"/>
+            </w:pPr>
+            <w:r>
+              <w:rPr>
+                <w:b w:val="0"/>
+                <w:i w:val="0"/>
+                <w:sz w:val="18"/>
+              </w:rPr>
+              <w:t>NLS-GQVĐ (Cơ bản 1): HS ước lượng trước rồi đo thật bằng thước của mình; sau đó GV chiếu kết quả đo mẫu để cả lớp đối chiếu</w:t>
+            </w:r>
+          </w:p>
+          <w:p>
+            <w:pPr>
+              <w:spacing w:after="0"/>
+            </w:pPr>
+            <w:r>
+              <w:rPr>
+                <w:b w:val="0"/>
+                <w:i w:val="0"/>
+                <w:sz w:val="18"/>
+              </w:rPr>
+              <w:t>NLS-AT: HS phải tự đo bằng thước thật rồi mới đối chiếu với kết quả trên màn hình</w:t>
             </w:r>
           </w:p>
         </w:tc>
@@ -9031,7 +9423,33 @@
                 <w:i w:val="0"/>
                 <w:sz w:val="18"/>
               </w:rPr>
-              <w:t>NLS-ST (Cơ bản 1): Dùng thước/que tính, công cụ đo đơn giản và ghi lại kết quả đo (GV hướng dẫn).</w:t>
+              <w:t>NLS-KT (Cơ bản 1): GV chiếu thước kẻ phóng to trên màn hình cho bài “THỰC HÀNH ƯỚC LƯỢNG VÀ ĐO ĐỘ DÀI”</w:t>
+            </w:r>
+          </w:p>
+          <w:p>
+            <w:pPr>
+              <w:spacing w:after="0"/>
+            </w:pPr>
+            <w:r>
+              <w:rPr>
+                <w:b w:val="0"/>
+                <w:i w:val="0"/>
+                <w:sz w:val="18"/>
+              </w:rPr>
+              <w:t>NLS-GQVĐ (Cơ bản 1): HS ước lượng trước rồi đo thật bằng thước của mình; sau đó GV chiếu kết quả đo mẫu để cả lớp đối chiếu</w:t>
+            </w:r>
+          </w:p>
+          <w:p>
+            <w:pPr>
+              <w:spacing w:after="0"/>
+            </w:pPr>
+            <w:r>
+              <w:rPr>
+                <w:b w:val="0"/>
+                <w:i w:val="0"/>
+                <w:sz w:val="18"/>
+              </w:rPr>
+              <w:t>NLS-AT: HS phải tự đo bằng thước thật rồi mới đối chiếu với kết quả trên màn hình</w:t>
             </w:r>
           </w:p>
         </w:tc>
@@ -9262,7 +9680,33 @@
                 <w:i w:val="0"/>
                 <w:sz w:val="18"/>
               </w:rPr>
-              <w:t>NLS-GQVĐ (Cơ bản 1): HS tự làm vào vở trước, sau đó dùng máy tính kiểm tra lại kết quả; máy chỉ để soát, không làm thay.</w:t>
+              <w:t>NLS-GQVĐ (Cơ bản 1): GV dùng bộ bài tập tương tác tự chấm trên máy chiếu cho bài “LUYỆN TẬP CHUNG”: HS giơ thẻ chọn đáp án</w:t>
+            </w:r>
+          </w:p>
+          <w:p>
+            <w:pPr>
+              <w:spacing w:after="0"/>
+            </w:pPr>
+            <w:r>
+              <w:rPr>
+                <w:b w:val="0"/>
+                <w:i w:val="0"/>
+                <w:sz w:val="18"/>
+              </w:rPr>
+              <w:t>NLS-KT (Cơ bản 1): GV chiếu lại theo thứ tự các hình động, bảng số và mô phỏng đã dùng trong chủ đề để HS tự hệ thống lại kiến thức đã</w:t>
+            </w:r>
+          </w:p>
+          <w:p>
+            <w:pPr>
+              <w:spacing w:after="0"/>
+            </w:pPr>
+            <w:r>
+              <w:rPr>
+                <w:b w:val="0"/>
+                <w:i w:val="0"/>
+                <w:sz w:val="18"/>
+              </w:rPr>
+              <w:t>NLS-AT: Máy chỉ dùng để kiểm tra lại sau khi HS đã tự làm ra nháp</w:t>
             </w:r>
           </w:p>
         </w:tc>
@@ -10653,7 +11097,33 @@
                 <w:i w:val="0"/>
                 <w:sz w:val="18"/>
               </w:rPr>
-              <w:t>NLS-GQVĐ (Cơ bản 1): HS tự làm vào vở trước, sau đó dùng máy tính kiểm tra lại kết quả; máy chỉ để soát, không làm thay.</w:t>
+              <w:t>NLS-KT (Cơ bản 1): GV chiếu video hướng dẫn từng bước làm sản phẩm của bài “MÔ HÌNH TÍNH HÀNG DỌC”</w:t>
+            </w:r>
+          </w:p>
+          <w:p>
+            <w:pPr>
+              <w:spacing w:after="0"/>
+            </w:pPr>
+            <w:r>
+              <w:rPr>
+                <w:b w:val="0"/>
+                <w:i w:val="0"/>
+                <w:sz w:val="18"/>
+              </w:rPr>
+              <w:t>NLS-ST (Cơ bản 1): GV chụp ảnh sản phẩm của từng nhóm, chiếu lên màn hình thành một triển lãm nhỏ để cả lớp cùng nhận xét sản phẩm nào chắc</w:t>
+            </w:r>
+          </w:p>
+          <w:p>
+            <w:pPr>
+              <w:spacing w:after="0"/>
+            </w:pPr>
+            <w:r>
+              <w:rPr>
+                <w:b w:val="0"/>
+                <w:i w:val="0"/>
+                <w:sz w:val="18"/>
+              </w:rPr>
+              <w:t>NLS-AT: Khi chụp ảnh sản phẩm thì tránh chụp mặt bạn nếu bạn chưa đồng ý</w:t>
             </w:r>
           </w:p>
         </w:tc>
@@ -11127,7 +11597,33 @@
                 <w:i w:val="0"/>
                 <w:sz w:val="18"/>
               </w:rPr>
-              <w:t>NLS-KT (Cơ bản 1): Quan sát đồng hồ/lịch (vật thật hoặc hình ảnh số) để khai thác thông tin thời gian (GV hướng dẫn).</w:t>
+              <w:t>NLS-KT (Cơ bản 1): GV chiếu video hướng dẫn từng bước làm sản phẩm của bài “ĐỒNG HỒ TIỆN ÍCH”</w:t>
+            </w:r>
+          </w:p>
+          <w:p>
+            <w:pPr>
+              <w:spacing w:after="0"/>
+            </w:pPr>
+            <w:r>
+              <w:rPr>
+                <w:b w:val="0"/>
+                <w:i w:val="0"/>
+                <w:sz w:val="18"/>
+              </w:rPr>
+              <w:t>NLS-ST (Cơ bản 1): GV chụp ảnh sản phẩm của từng nhóm, chiếu lên màn hình thành một triển lãm nhỏ để cả lớp cùng nhận xét sản phẩm nào chắc</w:t>
+            </w:r>
+          </w:p>
+          <w:p>
+            <w:pPr>
+              <w:spacing w:after="0"/>
+            </w:pPr>
+            <w:r>
+              <w:rPr>
+                <w:b w:val="0"/>
+                <w:i w:val="0"/>
+                <w:sz w:val="18"/>
+              </w:rPr>
+              <w:t>NLS-AT: Khi chụp ảnh sản phẩm thì tránh chụp mặt bạn nếu bạn chưa đồng ý</w:t>
             </w:r>
           </w:p>
           <w:p>
@@ -11372,7 +11868,33 @@
                 <w:i w:val="0"/>
                 <w:sz w:val="18"/>
               </w:rPr>
-              <w:t>NLS-KT (Cơ bản 1): Quan sát đồng hồ/lịch (vật thật hoặc hình ảnh số) để khai thác thông tin thời gian (GV hướng dẫn).</w:t>
+              <w:t>NLS-KT (Cơ bản 1): GV dùng đồng hồ động trên màn hình cho bài “CÁC NGÀY TRONG TUẦN”: kéo kim phút thì kim giờ nhích theo</w:t>
+            </w:r>
+          </w:p>
+          <w:p>
+            <w:pPr>
+              <w:spacing w:after="0"/>
+            </w:pPr>
+            <w:r>
+              <w:rPr>
+                <w:b w:val="0"/>
+                <w:i w:val="0"/>
+                <w:sz w:val="18"/>
+              </w:rPr>
+              <w:t>NLS-GQVĐ (Cơ bản 1): GV mở lịch trên máy tính, chiếu tháng hiện tại để HS tìm thứ và ngày hôm nay</w:t>
+            </w:r>
+          </w:p>
+          <w:p>
+            <w:pPr>
+              <w:spacing w:after="0"/>
+            </w:pPr>
+            <w:r>
+              <w:rPr>
+                <w:b w:val="0"/>
+                <w:i w:val="0"/>
+                <w:sz w:val="18"/>
+              </w:rPr>
+              <w:t>NLS-AT: Xem giờ trên điện thoại thì nhanh nhưng HS vẫn phải đọc được giờ trên đồng hồ kim</w:t>
             </w:r>
           </w:p>
           <w:p>
@@ -11614,7 +12136,33 @@
                 <w:i w:val="0"/>
                 <w:sz w:val="18"/>
               </w:rPr>
-              <w:t>NLS-KT (Cơ bản 1): Quan sát đồng hồ/lịch (vật thật hoặc hình ảnh số) để khai thác thông tin thời gian (GV hướng dẫn).</w:t>
+              <w:t>NLS-KT (Cơ bản 1): GV dùng đồng hồ động trên màn hình cho bài “THỰC HÀNH XEM LỊCH VÀ GIỜ”: kéo kim phút thì kim giờ nhích theo</w:t>
+            </w:r>
+          </w:p>
+          <w:p>
+            <w:pPr>
+              <w:spacing w:after="0"/>
+            </w:pPr>
+            <w:r>
+              <w:rPr>
+                <w:b w:val="0"/>
+                <w:i w:val="0"/>
+                <w:sz w:val="18"/>
+              </w:rPr>
+              <w:t>NLS-GQVĐ (Cơ bản 1): GV mở lịch trên máy tính, chiếu tháng hiện tại để HS tìm thứ và ngày hôm nay</w:t>
+            </w:r>
+          </w:p>
+          <w:p>
+            <w:pPr>
+              <w:spacing w:after="0"/>
+            </w:pPr>
+            <w:r>
+              <w:rPr>
+                <w:b w:val="0"/>
+                <w:i w:val="0"/>
+                <w:sz w:val="18"/>
+              </w:rPr>
+              <w:t>NLS-AT: Xem giờ trên điện thoại thì nhanh nhưng HS vẫn phải đọc được giờ trên đồng hồ kim</w:t>
             </w:r>
           </w:p>
           <w:p>
@@ -11858,7 +12406,33 @@
                 <w:i w:val="0"/>
                 <w:sz w:val="18"/>
               </w:rPr>
-              <w:t>NLS-GQVĐ (Cơ bản 1): HS tự làm vào vở trước, sau đó dùng máy tính kiểm tra lại kết quả; máy chỉ để soát, không làm thay.</w:t>
+              <w:t>NLS-GQVĐ (Cơ bản 1): GV dùng bộ bài tập tương tác tự chấm trên máy chiếu cho bài “LUYỆN TẬP CHUNG”: HS giơ thẻ chọn đáp án</w:t>
+            </w:r>
+          </w:p>
+          <w:p>
+            <w:pPr>
+              <w:spacing w:after="0"/>
+            </w:pPr>
+            <w:r>
+              <w:rPr>
+                <w:b w:val="0"/>
+                <w:i w:val="0"/>
+                <w:sz w:val="18"/>
+              </w:rPr>
+              <w:t>NLS-KT (Cơ bản 1): GV chiếu lại theo thứ tự các hình động, bảng số và mô phỏng đã dùng trong chủ đề để HS tự hệ thống lại kiến thức đã</w:t>
+            </w:r>
+          </w:p>
+          <w:p>
+            <w:pPr>
+              <w:spacing w:after="0"/>
+            </w:pPr>
+            <w:r>
+              <w:rPr>
+                <w:b w:val="0"/>
+                <w:i w:val="0"/>
+                <w:sz w:val="18"/>
+              </w:rPr>
+              <w:t>NLS-AT: Máy chỉ dùng để kiểm tra lại sau khi HS đã tự làm ra nháp</w:t>
             </w:r>
           </w:p>
           <w:p>

--- a/assets/docs/lop1/Toan - Lop 1.docx
+++ b/assets/docs/lop1/Toan - Lop 1.docx
@@ -2635,7 +2635,7 @@
                 <w:i w:val="0"/>
                 <w:sz w:val="18"/>
               </w:rPr>
-              <w:t>NLS-GQVĐ (Cơ bản 1): GV dùng bộ bài tập tương tác tự chấm trên máy chiếu cho bài “LUYỆN TẬP CHUNG”: HS giơ thẻ chọn đáp án</w:t>
+              <w:t>NLS-KT (Cơ bản 1): Ở tiết luyện tập chung, GV chiếu ảnh những nơi có chữ số quen thuộc như mặt đồng hồ, biển số xe, số trang sách</w:t>
             </w:r>
           </w:p>
           <w:p>
@@ -2648,7 +2648,7 @@
                 <w:i w:val="0"/>
                 <w:sz w:val="18"/>
               </w:rPr>
-              <w:t>NLS-KT (Cơ bản 1): GV chiếu lại theo thứ tự các hình động, bảng số và mô phỏng đã dùng trong chủ đề để HS tự hệ thống lại kiến thức đã</w:t>
+              <w:t>NLS-GQVĐ (Cơ bản 1): GV mở bài tập tương tác đếm đồ vật rồi kéo đúng thẻ số vào ô trống; máy báo đúng</w:t>
             </w:r>
           </w:p>
           <w:p>
@@ -2661,7 +2661,7 @@
                 <w:i w:val="0"/>
                 <w:sz w:val="18"/>
               </w:rPr>
-              <w:t>NLS-AT: Máy chỉ dùng để kiểm tra lại sau khi HS đã tự làm ra nháp</w:t>
+              <w:t>NLS-AT: Màn hình do cô bấm, HS chờ đến lượt được mời lên chạm</w:t>
             </w:r>
           </w:p>
         </w:tc>
@@ -3664,7 +3664,7 @@
                 <w:i w:val="0"/>
                 <w:sz w:val="18"/>
               </w:rPr>
-              <w:t>NLS-GQVĐ (Cơ bản 1): GV dùng bộ bài tập tương tác tự chấm trên máy chiếu cho bài “LUYỆN TẬP CHUNG”: HS giơ thẻ chọn đáp án</w:t>
+              <w:t>NLS-KT (Cơ bản 1): Ở tiết luyện tập chung về hình, GV chiếu ảnh đồ vật quen thuộc trong lớp rồi bấm cho viền hình sáng lên: mặt đồng hồ thành hình</w:t>
             </w:r>
           </w:p>
           <w:p>
@@ -3677,7 +3677,7 @@
                 <w:i w:val="0"/>
                 <w:sz w:val="18"/>
               </w:rPr>
-              <w:t>NLS-KT (Cơ bản 1): GV chiếu lại theo thứ tự các hình động, bảng số và mô phỏng đã dùng trong chủ đề để HS tự hệ thống lại kiến thức đã</w:t>
+              <w:t>NLS-GQVĐ (Cơ bản 1): GV mở bài tập tương tác xếp ghép hình và tìm hình còn thiếu trong dãy theo quy luật; máy báo đúng</w:t>
             </w:r>
           </w:p>
           <w:p>
@@ -3690,7 +3690,7 @@
                 <w:i w:val="0"/>
                 <w:sz w:val="18"/>
               </w:rPr>
-              <w:t>NLS-AT: Máy chỉ dùng để kiểm tra lại sau khi HS đã tự làm ra nháp</w:t>
+              <w:t>NLS-AT: Màn hình do cô bấm, HS chờ đến lượt được mời lên chạm</w:t>
             </w:r>
           </w:p>
         </w:tc>

--- a/assets/docs/lop1/Toan - Lop 1.docx
+++ b/assets/docs/lop1/Toan - Lop 1.docx
@@ -624,33 +624,7 @@
                 <w:i w:val="0"/>
                 <w:sz w:val="18"/>
               </w:rPr>
-              <w:t>NLS-KT (Cơ bản 1): GV chiếu phóng to tranh bài “TIẾT HỌC ĐẦU TIÊN”: nhóm nhân vật đồng hành trong sách và hình từng đồ dùng học Toán như que tính</w:t>
-            </w:r>
-          </w:p>
-          <w:p>
-            <w:pPr>
-              <w:spacing w:after="0"/>
-            </w:pPr>
-            <w:r>
-              <w:rPr>
-                <w:b w:val="0"/>
-                <w:i w:val="0"/>
-                <w:sz w:val="18"/>
-              </w:rPr>
-              <w:t>NLS-GQVĐ (Cơ bản 1): GV mở trên máy chiếu bài tập tương tác đơn giản đầu tiên: hiện ảnh một đồ dùng học Toán</w:t>
-            </w:r>
-          </w:p>
-          <w:p>
-            <w:pPr>
-              <w:spacing w:after="0"/>
-            </w:pPr>
-            <w:r>
-              <w:rPr>
-                <w:b w:val="0"/>
-                <w:i w:val="0"/>
-                <w:sz w:val="18"/>
-              </w:rPr>
-              <w:t>NLS-AT: Máy chiếu, máy tính của lớp do GV điều khiển; HS không tự ý chạm vào máy</w:t>
+              <w:t>NLS-KT (Cơ bản 1): Chiếu phóng to tranh bài “TIẾT HỌC ĐẦU TIÊN”.</w:t>
             </w:r>
           </w:p>
         </w:tc>
@@ -765,33 +739,6 @@
                 <w:i w:val="0"/>
                 <w:sz w:val="18"/>
               </w:rPr>
-              <w:t>NLS-KT (Cơ bản 1): GV dùng trang trình chiếu đếm động cho bài “CÁC SỐ 0, 1, 2, 3, 4</w:t>
-            </w:r>
-          </w:p>
-          <w:p>
-            <w:pPr>
-              <w:spacing w:after="0"/>
-            </w:pPr>
-            <w:r>
-              <w:rPr>
-                <w:b w:val="0"/>
-                <w:i w:val="0"/>
-                <w:sz w:val="18"/>
-              </w:rPr>
-              <w:t>NLS-GQVĐ (Cơ bản 1): GV mở bài tập tương tác trên máy chiếu: hiện nhóm cá hoặc chấm tròn, HS giơ thẻ số từ 0 đến 5 trong bộ đồ dùng</w:t>
-            </w:r>
-          </w:p>
-          <w:p>
-            <w:pPr>
-              <w:spacing w:after="0"/>
-            </w:pPr>
-            <w:r>
-              <w:rPr>
-                <w:b w:val="0"/>
-                <w:i w:val="0"/>
-                <w:sz w:val="18"/>
-              </w:rPr>
-              <w:t>NLS-AT: Trò chơi trên màn hình do GV bấm; HS chờ đến lượt được mời lên</w:t>
             </w:r>
           </w:p>
         </w:tc>
@@ -1136,33 +1083,7 @@
                 <w:i w:val="0"/>
                 <w:sz w:val="18"/>
               </w:rPr>
-              <w:t>NLS-KT (Cơ bản 1): GV dùng trang trình chiếu đếm động cho bài “CÁC SỐ 6, 7, 8, 9, 10”: con ong, con chim, bông hoa</w:t>
-            </w:r>
-          </w:p>
-          <w:p>
-            <w:pPr>
-              <w:spacing w:after="0"/>
-            </w:pPr>
-            <w:r>
-              <w:rPr>
-                <w:b w:val="0"/>
-                <w:i w:val="0"/>
-                <w:sz w:val="18"/>
-              </w:rPr>
-              <w:t>NLS-GQVĐ (Cơ bản 1): GV mở bài tập tương tác đếm bánh trên máy chiếu: hiện đĩa bánh, HS đếm rồi giơ thẻ số 6 đến 10</w:t>
-            </w:r>
-          </w:p>
-          <w:p>
-            <w:pPr>
-              <w:spacing w:after="0"/>
-            </w:pPr>
-            <w:r>
-              <w:rPr>
-                <w:b w:val="0"/>
-                <w:i w:val="0"/>
-                <w:sz w:val="18"/>
-              </w:rPr>
-              <w:t>NLS-AT: Trò chơi trên màn hình do GV bấm; HS chờ đến lượt được mời lên</w:t>
+              <w:t>NLS-GQVĐ (Cơ bản 1): Mở bài tập tương tác đếm bánh trên máy chiếu.</w:t>
             </w:r>
           </w:p>
         </w:tc>
@@ -1507,33 +1428,7 @@
                 <w:i w:val="0"/>
                 <w:sz w:val="18"/>
               </w:rPr>
-              <w:t>NLS-KT (Cơ bản 1): GV chiếu hình động nối một - một hai nhóm đồ vật: từng cặp nối lại rồi mờ đi, phần còn thừa hiện rõ trên màn hình</w:t>
-            </w:r>
-          </w:p>
-          <w:p>
-            <w:pPr>
-              <w:spacing w:after="0"/>
-            </w:pPr>
-            <w:r>
-              <w:rPr>
-                <w:b w:val="0"/>
-                <w:i w:val="0"/>
-                <w:sz w:val="18"/>
-              </w:rPr>
-              <w:t>NLS-GQVĐ (Cơ bản 1): GV cho HS chơi trò so sánh trên màn hình: chọn nhóm nhiều hơn, nhóm ít hơn, nhóm bằng nhau; máy báo đúng</w:t>
-            </w:r>
-          </w:p>
-          <w:p>
-            <w:pPr>
-              <w:spacing w:after="0"/>
-            </w:pPr>
-            <w:r>
-              <w:rPr>
-                <w:b w:val="0"/>
-                <w:i w:val="0"/>
-                <w:sz w:val="18"/>
-              </w:rPr>
-              <w:t>NLS-AT: Trò chơi trên màn hình do GV bấm; HS chờ đến lượt được mời</w:t>
+              <w:t>NLS-KT (Cơ bản 1): Chiếu hình động nối một - một hai nhóm đồ vật.</w:t>
             </w:r>
           </w:p>
           <w:p>
@@ -1777,33 +1672,7 @@
                 <w:i w:val="0"/>
                 <w:sz w:val="18"/>
               </w:rPr>
-              <w:t>NLS-KT (Cơ bản 1): GV chiếu hình động cho bài “SO SÁNH SỐ”: hai nhóm đồ vật xếp thành cột cạnh nhau, cột nào cao hơn thì dấu lớn hơn</w:t>
-            </w:r>
-          </w:p>
-          <w:p>
-            <w:pPr>
-              <w:spacing w:after="0"/>
-            </w:pPr>
-            <w:r>
-              <w:rPr>
-                <w:b w:val="0"/>
-                <w:i w:val="0"/>
-                <w:sz w:val="18"/>
-              </w:rPr>
-              <w:t>NLS-GQVĐ (Cơ bản 1): GV cho HS chọn dấu lớn hơn, bé hơn, bằng nhau điền vào chỗ trống ngay trên màn hình</w:t>
-            </w:r>
-          </w:p>
-          <w:p>
-            <w:pPr>
-              <w:spacing w:after="0"/>
-            </w:pPr>
-            <w:r>
-              <w:rPr>
-                <w:b w:val="0"/>
-                <w:i w:val="0"/>
-                <w:sz w:val="18"/>
-              </w:rPr>
-              <w:t>NLS-AT: Máy chỉ dùng để kiểm tra sau khi HS đã tự nghĩ và chọn dấu</w:t>
+              <w:t>NLS-GQVĐ (Cơ bản 1): Cho HS chọn dấu lớn hơn, bé hơn, bằng nhau điền vào chỗ trống ngay trên màn hình; máy hiện đáp án.</w:t>
             </w:r>
           </w:p>
         </w:tc>
@@ -2264,33 +2133,7 @@
                 <w:i w:val="0"/>
                 <w:sz w:val="18"/>
               </w:rPr>
-              <w:t>NLS-KT (Cơ bản 1): GV chiếu hình động tách - gộp: một nhóm đồ vật tách thành hai phần rồi gộp lại</w:t>
-            </w:r>
-          </w:p>
-          <w:p>
-            <w:pPr>
-              <w:spacing w:after="0"/>
-            </w:pPr>
-            <w:r>
-              <w:rPr>
-                <w:b w:val="0"/>
-                <w:i w:val="0"/>
-                <w:sz w:val="18"/>
-              </w:rPr>
-              <w:t>NLS-GQVĐ (Cơ bản 1): GV cho HS chơi trò kéo thả trên màn hình: tìm đủ các cách tách một số thành hai phần</w:t>
-            </w:r>
-          </w:p>
-          <w:p>
-            <w:pPr>
-              <w:spacing w:after="0"/>
-            </w:pPr>
-            <w:r>
-              <w:rPr>
-                <w:b w:val="0"/>
-                <w:i w:val="0"/>
-                <w:sz w:val="18"/>
-              </w:rPr>
-              <w:t>NLS-AT: HS vẫn phải tách - gộp được bằng que tính thật trên bàn</w:t>
+              <w:t>NLS-KT (Cơ bản 1): Chiếu hình động tách - gộp.</w:t>
             </w:r>
           </w:p>
         </w:tc>
@@ -2635,33 +2478,7 @@
                 <w:i w:val="0"/>
                 <w:sz w:val="18"/>
               </w:rPr>
-              <w:t>NLS-KT (Cơ bản 1): Ở tiết luyện tập chung, GV chiếu ảnh những nơi có chữ số quen thuộc như mặt đồng hồ, biển số xe, số trang sách</w:t>
-            </w:r>
-          </w:p>
-          <w:p>
-            <w:pPr>
-              <w:spacing w:after="0"/>
-            </w:pPr>
-            <w:r>
-              <w:rPr>
-                <w:b w:val="0"/>
-                <w:i w:val="0"/>
-                <w:sz w:val="18"/>
-              </w:rPr>
-              <w:t>NLS-GQVĐ (Cơ bản 1): GV mở bài tập tương tác đếm đồ vật rồi kéo đúng thẻ số vào ô trống; máy báo đúng</w:t>
-            </w:r>
-          </w:p>
-          <w:p>
-            <w:pPr>
-              <w:spacing w:after="0"/>
-            </w:pPr>
-            <w:r>
-              <w:rPr>
-                <w:b w:val="0"/>
-                <w:i w:val="0"/>
-                <w:sz w:val="18"/>
-              </w:rPr>
-              <w:t>NLS-AT: Màn hình do cô bấm, HS chờ đến lượt được mời lên chạm</w:t>
+              <w:t>NLS-GQVĐ (Cơ bản 1): Mở bài tập tương tác đếm đồ vật.</w:t>
             </w:r>
           </w:p>
         </w:tc>
@@ -3123,33 +2940,7 @@
                 <w:i w:val="0"/>
                 <w:sz w:val="18"/>
               </w:rPr>
-              <w:t>NLS-KT (Cơ bản 1): GV chiếu hình vuông, hình tròn, hình tam giác, hình chữ nhật xoay được và đổi kích thước trên màn hình để HS nhận ra hình vẫn là</w:t>
-            </w:r>
-          </w:p>
-          <w:p>
-            <w:pPr>
-              <w:spacing w:after="0"/>
-            </w:pPr>
-            <w:r>
-              <w:rPr>
-                <w:b w:val="0"/>
-                <w:i w:val="0"/>
-                <w:sz w:val="18"/>
-              </w:rPr>
-              <w:t>NLS-GQVĐ (Cơ bản 1): GV cho HS chơi trò kéo thả phân loại hình và ghép hình trên màn hình; máy báo đúng, sai ngay để HS tự sửa.</w:t>
-            </w:r>
-          </w:p>
-          <w:p>
-            <w:pPr>
-              <w:spacing w:after="0"/>
-            </w:pPr>
-            <w:r>
-              <w:rPr>
-                <w:b w:val="0"/>
-                <w:i w:val="0"/>
-                <w:sz w:val="18"/>
-              </w:rPr>
-              <w:t>NLS-AT: HS vẫn phải nhận dạng và vẽ được hình bằng tay trên bảng con</w:t>
+              <w:t>NLS-KT (Cơ bản 1): Chiếu hình vuông, hình tròn, hình tam giác, hình chữ nhật xoay được.</w:t>
             </w:r>
           </w:p>
         </w:tc>
@@ -3393,33 +3184,7 @@
                 <w:i w:val="0"/>
                 <w:sz w:val="18"/>
               </w:rPr>
-              <w:t>NLS-KT (Cơ bản 1): GV chiếu video hướng dẫn từng bước làm sản phẩm của bài “THỰC HÀNH TRANG TRÍ LỚP HỌC BẰNG CÁC HÌNH HÌNH HỌC”</w:t>
-            </w:r>
-          </w:p>
-          <w:p>
-            <w:pPr>
-              <w:spacing w:after="0"/>
-            </w:pPr>
-            <w:r>
-              <w:rPr>
-                <w:b w:val="0"/>
-                <w:i w:val="0"/>
-                <w:sz w:val="18"/>
-              </w:rPr>
-              <w:t>NLS-ST (Cơ bản 1): GV chụp ảnh sản phẩm của từng nhóm, chiếu lên màn hình thành một triển lãm nhỏ để cả lớp cùng nhận xét sản phẩm nào chắc</w:t>
-            </w:r>
-          </w:p>
-          <w:p>
-            <w:pPr>
-              <w:spacing w:after="0"/>
-            </w:pPr>
-            <w:r>
-              <w:rPr>
-                <w:b w:val="0"/>
-                <w:i w:val="0"/>
-                <w:sz w:val="18"/>
-              </w:rPr>
-              <w:t>NLS-AT: Khi chụp ảnh sản phẩm thì tránh chụp mặt bạn nếu bạn chưa đồng ý</w:t>
+              <w:t>NLS-ST (Cơ bản 1): Chụp ảnh sản phẩm của từng nhóm, chiếu lên màn hình thành một triển lãm nhỏ.</w:t>
             </w:r>
           </w:p>
           <w:p>
@@ -3664,33 +3429,7 @@
                 <w:i w:val="0"/>
                 <w:sz w:val="18"/>
               </w:rPr>
-              <w:t>NLS-KT (Cơ bản 1): Ở tiết luyện tập chung về hình, GV chiếu ảnh đồ vật quen thuộc trong lớp rồi bấm cho viền hình sáng lên: mặt đồng hồ thành hình</w:t>
-            </w:r>
-          </w:p>
-          <w:p>
-            <w:pPr>
-              <w:spacing w:after="0"/>
-            </w:pPr>
-            <w:r>
-              <w:rPr>
-                <w:b w:val="0"/>
-                <w:i w:val="0"/>
-                <w:sz w:val="18"/>
-              </w:rPr>
-              <w:t>NLS-GQVĐ (Cơ bản 1): GV mở bài tập tương tác xếp ghép hình và tìm hình còn thiếu trong dãy theo quy luật; máy báo đúng</w:t>
-            </w:r>
-          </w:p>
-          <w:p>
-            <w:pPr>
-              <w:spacing w:after="0"/>
-            </w:pPr>
-            <w:r>
-              <w:rPr>
-                <w:b w:val="0"/>
-                <w:i w:val="0"/>
-                <w:sz w:val="18"/>
-              </w:rPr>
-              <w:t>NLS-AT: Màn hình do cô bấm, HS chờ đến lượt được mời lên chạm</w:t>
+              <w:t>NLS-KT (Cơ bản 1): Ở tiết luyện tập chung về hình, GV chiếu ảnh đồ vật quen thuộc trong lớp.</w:t>
             </w:r>
           </w:p>
         </w:tc>
@@ -3806,33 +3545,6 @@
                 <w:i w:val="0"/>
                 <w:sz w:val="18"/>
               </w:rPr>
-              <w:t>NLS-KT (Cơ bản 1): GV chiếu mô phỏng động cho bài “PHÉP CỘNG TRONG PHẠM VI 10”: các chấm tròn gộp lại, thêm vào hoặc tách ra</w:t>
-            </w:r>
-          </w:p>
-          <w:p>
-            <w:pPr>
-              <w:spacing w:after="0"/>
-            </w:pPr>
-            <w:r>
-              <w:rPr>
-                <w:b w:val="0"/>
-                <w:i w:val="0"/>
-                <w:sz w:val="18"/>
-              </w:rPr>
-              <w:t>NLS-GQVĐ (Cơ bản 1): GV chiếu bảng cộng, bảng trừ dạng tương tác: bấm vào một ô thì hiện phép tính tương ứng</w:t>
-            </w:r>
-          </w:p>
-          <w:p>
-            <w:pPr>
-              <w:spacing w:after="0"/>
-            </w:pPr>
-            <w:r>
-              <w:rPr>
-                <w:b w:val="0"/>
-                <w:i w:val="0"/>
-                <w:sz w:val="18"/>
-              </w:rPr>
-              <w:t>NLS-AT: Công cụ trên màn hình chỉ để hiểu bản chất phép tính</w:t>
             </w:r>
           </w:p>
         </w:tc>
@@ -4521,33 +4233,7 @@
                 <w:i w:val="0"/>
                 <w:sz w:val="18"/>
               </w:rPr>
-              <w:t>NLS-KT (Cơ bản 1): GV chiếu mô phỏng động cho bài “PHÉP TRỪ TRONG PHẠM VI 10”: các chấm tròn gộp lại, thêm vào hoặc tách ra</w:t>
-            </w:r>
-          </w:p>
-          <w:p>
-            <w:pPr>
-              <w:spacing w:after="0"/>
-            </w:pPr>
-            <w:r>
-              <w:rPr>
-                <w:b w:val="0"/>
-                <w:i w:val="0"/>
-                <w:sz w:val="18"/>
-              </w:rPr>
-              <w:t>NLS-GQVĐ (Cơ bản 1): GV chiếu bảng cộng, bảng trừ dạng tương tác: bấm vào một ô thì hiện phép tính tương ứng</w:t>
-            </w:r>
-          </w:p>
-          <w:p>
-            <w:pPr>
-              <w:spacing w:after="0"/>
-            </w:pPr>
-            <w:r>
-              <w:rPr>
-                <w:b w:val="0"/>
-                <w:i w:val="0"/>
-                <w:sz w:val="18"/>
-              </w:rPr>
-              <w:t>NLS-AT: Công cụ trên màn hình chỉ để hiểu bản chất phép tính</w:t>
+              <w:t>NLS-GQVĐ (Cơ bản 1): Chiếu bảng cộng, bảng trừ dạng tương tác.</w:t>
             </w:r>
           </w:p>
         </w:tc>
@@ -5236,33 +4922,7 @@
                 <w:i w:val="0"/>
                 <w:sz w:val="18"/>
               </w:rPr>
-              <w:t>NLS-KT (Cơ bản 1): GV chiếu mô phỏng động cho bài “BẢNG CỘNG, BẢNG TRỪ TRONG PHẠM VI 10”: các chấm tròn gộp lại, thêm vào hoặc tách ra</w:t>
-            </w:r>
-          </w:p>
-          <w:p>
-            <w:pPr>
-              <w:spacing w:after="0"/>
-            </w:pPr>
-            <w:r>
-              <w:rPr>
-                <w:b w:val="0"/>
-                <w:i w:val="0"/>
-                <w:sz w:val="18"/>
-              </w:rPr>
-              <w:t>NLS-GQVĐ (Cơ bản 1): GV chiếu bảng cộng, bảng trừ dạng tương tác: bấm vào một ô thì hiện phép tính tương ứng</w:t>
-            </w:r>
-          </w:p>
-          <w:p>
-            <w:pPr>
-              <w:spacing w:after="0"/>
-            </w:pPr>
-            <w:r>
-              <w:rPr>
-                <w:b w:val="0"/>
-                <w:i w:val="0"/>
-                <w:sz w:val="18"/>
-              </w:rPr>
-              <w:t>NLS-AT: Công cụ trên màn hình chỉ để hiểu bản chất phép tính</w:t>
+              <w:t>NLS-KT (Cơ bản 1): Chiếu mô phỏng động cho bài “BẢNG CỘNG, BẢNG TRỪ TRONG PHẠM VI 10”.</w:t>
             </w:r>
           </w:p>
           <w:p>
@@ -5634,33 +5294,7 @@
                 <w:i w:val="0"/>
                 <w:sz w:val="18"/>
               </w:rPr>
-              <w:t>NLS-KT (Cơ bản 1): GV chiếu video hướng dẫn từng bước làm sản phẩm của bài “DỤNG CỤ TÍNH CỘNG, TÍNH TRỪ”</w:t>
-            </w:r>
-          </w:p>
-          <w:p>
-            <w:pPr>
-              <w:spacing w:after="0"/>
-            </w:pPr>
-            <w:r>
-              <w:rPr>
-                <w:b w:val="0"/>
-                <w:i w:val="0"/>
-                <w:sz w:val="18"/>
-              </w:rPr>
-              <w:t>NLS-ST (Cơ bản 1): GV chụp ảnh sản phẩm của từng nhóm, chiếu lên màn hình thành một triển lãm nhỏ để cả lớp cùng nhận xét sản phẩm nào chắc</w:t>
-            </w:r>
-          </w:p>
-          <w:p>
-            <w:pPr>
-              <w:spacing w:after="0"/>
-            </w:pPr>
-            <w:r>
-              <w:rPr>
-                <w:b w:val="0"/>
-                <w:i w:val="0"/>
-                <w:sz w:val="18"/>
-              </w:rPr>
-              <w:t>NLS-AT: Khi chụp ảnh sản phẩm thì tránh chụp mặt bạn nếu bạn chưa đồng ý</w:t>
+              <w:t>NLS-ST (Cơ bản 1): Chụp ảnh sản phẩm của từng nhóm, chiếu lên màn hình thành một triển lãm nhỏ.</w:t>
             </w:r>
           </w:p>
         </w:tc>
@@ -6008,33 +5642,7 @@
                 <w:i w:val="0"/>
                 <w:sz w:val="18"/>
               </w:rPr>
-              <w:t>NLS-KT (Cơ bản 1): GV chiếu ảnh chụp các đồ vật quen thuộc (hộp sữa, viên xúc xắc, hộp bánh, tủ lạnh, hộp quà) phóng to trên màn hình</w:t>
-            </w:r>
-          </w:p>
-          <w:p>
-            <w:pPr>
-              <w:spacing w:after="0"/>
-            </w:pPr>
-            <w:r>
-              <w:rPr>
-                <w:b w:val="0"/>
-                <w:i w:val="0"/>
-                <w:sz w:val="18"/>
-              </w:rPr>
-              <w:t>NLS-GQVĐ (Cơ bản 1): GV dùng điện thoại chụp ảnh các đồ vật HS tìm được trong lớp</w:t>
-            </w:r>
-          </w:p>
-          <w:p>
-            <w:pPr>
-              <w:spacing w:after="0"/>
-            </w:pPr>
-            <w:r>
-              <w:rPr>
-                <w:b w:val="0"/>
-                <w:i w:val="0"/>
-                <w:sz w:val="18"/>
-              </w:rPr>
-              <w:t>NLS-AT: HS vẫn phải cầm, sờ khối thật để nhận biết các mặt</w:t>
+              <w:t>NLS-KT (Cơ bản 1): Chiếu ảnh chụp các đồ vật quen thuộc (hộp sữa, viên xúc xắc, hộp bánh, tủ lạnh, hộp quà) phóng to trên màn hình.</w:t>
             </w:r>
           </w:p>
         </w:tc>
@@ -6265,33 +5873,7 @@
                 <w:i w:val="0"/>
                 <w:sz w:val="18"/>
               </w:rPr>
-              <w:t>NLS-KT (Cơ bản 1): GV chiếu hình động về vị trí: một nhân vật di chuyển sang trái, sang phải, lên trên, xuống dưới theo lời của HS</w:t>
-            </w:r>
-          </w:p>
-          <w:p>
-            <w:pPr>
-              <w:spacing w:after="0"/>
-            </w:pPr>
-            <w:r>
-              <w:rPr>
-                <w:b w:val="0"/>
-                <w:i w:val="0"/>
-                <w:sz w:val="18"/>
-              </w:rPr>
-              <w:t>NLS-GQVĐ (Cơ bản 1): GV cho HS lần lượt ra lệnh cho nhân vật đi theo một đường trên lưới ô vuông bằng các lệnh trái - phải - tiến</w:t>
-            </w:r>
-          </w:p>
-          <w:p>
-            <w:pPr>
-              <w:spacing w:after="0"/>
-            </w:pPr>
-            <w:r>
-              <w:rPr>
-                <w:b w:val="0"/>
-                <w:i w:val="0"/>
-                <w:sz w:val="18"/>
-              </w:rPr>
-              <w:t>NLS-AT: HS ra lệnh bằng lời, GV là người thao tác trên máy</w:t>
+              <w:t>NLS-GQVĐ (Cơ bản 1): Cho HS lần lượt ra lệnh cho nhân vật đi theo một đường trên lưới ô vuông bằng các lệnh trái.</w:t>
             </w:r>
           </w:p>
         </w:tc>
@@ -6520,33 +6102,6 @@
                 <w:i w:val="0"/>
                 <w:sz w:val="18"/>
               </w:rPr>
-              <w:t>NLS-GQVĐ (Cơ bản 1): GV dùng bộ bài tập tương tác tự chấm trên máy chiếu cho bài “LUYỆN TẬP CHUNG”: HS giơ thẻ chọn đáp án</w:t>
-            </w:r>
-          </w:p>
-          <w:p>
-            <w:pPr>
-              <w:spacing w:after="0"/>
-            </w:pPr>
-            <w:r>
-              <w:rPr>
-                <w:b w:val="0"/>
-                <w:i w:val="0"/>
-                <w:sz w:val="18"/>
-              </w:rPr>
-              <w:t>NLS-KT (Cơ bản 1): GV chiếu lại theo thứ tự các hình động, bảng số và mô phỏng đã dùng trong chủ đề để HS tự hệ thống lại kiến thức đã</w:t>
-            </w:r>
-          </w:p>
-          <w:p>
-            <w:pPr>
-              <w:spacing w:after="0"/>
-            </w:pPr>
-            <w:r>
-              <w:rPr>
-                <w:b w:val="0"/>
-                <w:i w:val="0"/>
-                <w:sz w:val="18"/>
-              </w:rPr>
-              <w:t>NLS-AT: Máy chỉ dùng để kiểm tra lại sau khi HS đã tự làm ra nháp</w:t>
             </w:r>
           </w:p>
         </w:tc>
@@ -7375,33 +6930,7 @@
                 <w:i w:val="0"/>
                 <w:sz w:val="18"/>
               </w:rPr>
-              <w:t>NLS-KT (Cơ bản 1): GV chiếu bảng các số từ 1 đến 100 dạng tương tác cho bài “SỐ CÓ HAI CHỮ SỐ”: bấm vào một số thì số đó sáng lên</w:t>
-            </w:r>
-          </w:p>
-          <w:p>
-            <w:pPr>
-              <w:spacing w:after="0"/>
-            </w:pPr>
-            <w:r>
-              <w:rPr>
-                <w:b w:val="0"/>
-                <w:i w:val="0"/>
-                <w:sz w:val="18"/>
-              </w:rPr>
-              <w:t>NLS-GQVĐ (Cơ bản 1): GV dùng hình động thanh chục và khối đơn vị: kéo đủ 10 khối đơn vị lại thì chúng tự bó thành một thanh chục</w:t>
-            </w:r>
-          </w:p>
-          <w:p>
-            <w:pPr>
-              <w:spacing w:after="0"/>
-            </w:pPr>
-            <w:r>
-              <w:rPr>
-                <w:b w:val="0"/>
-                <w:i w:val="0"/>
-                <w:sz w:val="18"/>
-              </w:rPr>
-              <w:t>NLS-AT: HS vẫn phải tự đọc, tự viết được số vào bảng con</w:t>
+              <w:t>NLS-KT (Cơ bản 1): Chiếu bảng các số từ 1 đến 100 dạng tương tác cho bài “SỐ CÓ HAI CHỮ SỐ”.</w:t>
             </w:r>
           </w:p>
         </w:tc>
@@ -8090,33 +7619,7 @@
                 <w:i w:val="0"/>
                 <w:sz w:val="18"/>
               </w:rPr>
-              <w:t>NLS-KT (Cơ bản 1): GV chiếu bảng các số từ 1 đến 100 dạng tương tác cho bài “SO SÁNH SỐ CÓ HAI CHỮ SỐ”: bấm vào một số thì số đó</w:t>
-            </w:r>
-          </w:p>
-          <w:p>
-            <w:pPr>
-              <w:spacing w:after="0"/>
-            </w:pPr>
-            <w:r>
-              <w:rPr>
-                <w:b w:val="0"/>
-                <w:i w:val="0"/>
-                <w:sz w:val="18"/>
-              </w:rPr>
-              <w:t>NLS-GQVĐ (Cơ bản 1): GV dùng hình động thanh chục và khối đơn vị: kéo đủ 10 khối đơn vị lại thì chúng tự bó thành một thanh chục</w:t>
-            </w:r>
-          </w:p>
-          <w:p>
-            <w:pPr>
-              <w:spacing w:after="0"/>
-            </w:pPr>
-            <w:r>
-              <w:rPr>
-                <w:b w:val="0"/>
-                <w:i w:val="0"/>
-                <w:sz w:val="18"/>
-              </w:rPr>
-              <w:t>NLS-AT: HS vẫn phải tự đọc, tự viết được số vào bảng con</w:t>
+              <w:t>NLS-GQVĐ (Cơ bản 1): Dùng hình động thanh chục và khối đơn vị.</w:t>
             </w:r>
           </w:p>
         </w:tc>
@@ -8474,33 +7977,7 @@
                 <w:i w:val="0"/>
                 <w:sz w:val="18"/>
               </w:rPr>
-              <w:t>NLS-KT (Cơ bản 1): GV chiếu bảng các số từ 1 đến 100 dạng tương tác cho bài “BẢNG CÁC SỐ TỪ 1 ĐẾN 100”: bấm vào một số thì số đó</w:t>
-            </w:r>
-          </w:p>
-          <w:p>
-            <w:pPr>
-              <w:spacing w:after="0"/>
-            </w:pPr>
-            <w:r>
-              <w:rPr>
-                <w:b w:val="0"/>
-                <w:i w:val="0"/>
-                <w:sz w:val="18"/>
-              </w:rPr>
-              <w:t>NLS-GQVĐ (Cơ bản 1): GV dùng hình động thanh chục và khối đơn vị: kéo đủ 10 khối đơn vị lại thì chúng tự bó thành một thanh chục</w:t>
-            </w:r>
-          </w:p>
-          <w:p>
-            <w:pPr>
-              <w:spacing w:after="0"/>
-            </w:pPr>
-            <w:r>
-              <w:rPr>
-                <w:b w:val="0"/>
-                <w:i w:val="0"/>
-                <w:sz w:val="18"/>
-              </w:rPr>
-              <w:t>NLS-AT: HS vẫn phải tự đọc, tự viết được số vào bảng con</w:t>
+              <w:t>NLS-KT (Cơ bản 1): Chiếu bảng các số từ 1 đến 100 dạng tương tác cho bài “BẢNG CÁC SỐ TỪ 1 ĐẾN 100”.</w:t>
             </w:r>
           </w:p>
           <w:p>
@@ -8641,45 +8118,6 @@
                 <w:i w:val="0"/>
                 <w:sz w:val="18"/>
               </w:rPr>
-              <w:t>NLS-KT (Cơ bản 1): GV chiếu video hướng dẫn từng bước làm sản phẩm của bài “BẢNG CÁC SỐ TỪ 1 ĐẾN 100”</w:t>
-            </w:r>
-          </w:p>
-          <w:p>
-            <w:pPr>
-              <w:spacing w:after="0"/>
-            </w:pPr>
-            <w:r>
-              <w:rPr>
-                <w:b w:val="0"/>
-                <w:i w:val="0"/>
-                <w:sz w:val="18"/>
-              </w:rPr>
-              <w:t>NLS-ST (Cơ bản 1): GV chụp ảnh sản phẩm của từng nhóm, chiếu lên màn hình thành một triển lãm nhỏ để cả lớp cùng nhận xét sản phẩm nào chắc</w:t>
-            </w:r>
-          </w:p>
-          <w:p>
-            <w:pPr>
-              <w:spacing w:after="0"/>
-            </w:pPr>
-            <w:r>
-              <w:rPr>
-                <w:b w:val="0"/>
-                <w:i w:val="0"/>
-                <w:sz w:val="18"/>
-              </w:rPr>
-              <w:t>NLS-AT: Khi chụp ảnh sản phẩm thì tránh chụp mặt bạn nếu bạn chưa đồng ý</w:t>
-            </w:r>
-          </w:p>
-          <w:p>
-            <w:pPr>
-              <w:spacing w:after="0"/>
-            </w:pPr>
-            <w:r>
-              <w:rPr>
-                <w:b w:val="0"/>
-                <w:i w:val="0"/>
-                <w:sz w:val="18"/>
-              </w:rPr>
               <w:t>KNS: KN chi tiêu hợp lí: tính toán khi mua bán, biết tiết kiệm.</w:t>
             </w:r>
           </w:p>
@@ -8911,33 +8349,7 @@
                 <w:i w:val="0"/>
                 <w:sz w:val="18"/>
               </w:rPr>
-              <w:t>NLS-KT (Cơ bản 1): GV chiếu thước kẻ phóng to trên màn hình cho bài “DÀI HƠN, NGẮN HƠN”</w:t>
-            </w:r>
-          </w:p>
-          <w:p>
-            <w:pPr>
-              <w:spacing w:after="0"/>
-            </w:pPr>
-            <w:r>
-              <w:rPr>
-                <w:b w:val="0"/>
-                <w:i w:val="0"/>
-                <w:sz w:val="18"/>
-              </w:rPr>
-              <w:t>NLS-GQVĐ (Cơ bản 1): HS ước lượng trước rồi đo thật bằng thước của mình; sau đó GV chiếu kết quả đo mẫu để cả lớp đối chiếu</w:t>
-            </w:r>
-          </w:p>
-          <w:p>
-            <w:pPr>
-              <w:spacing w:after="0"/>
-            </w:pPr>
-            <w:r>
-              <w:rPr>
-                <w:b w:val="0"/>
-                <w:i w:val="0"/>
-                <w:sz w:val="18"/>
-              </w:rPr>
-              <w:t>NLS-AT: HS phải tự đo bằng thước thật rồi mới đối chiếu với kết quả trên màn hình</w:t>
+              <w:t>NLS-GQVĐ (Cơ bản 1): HS ước lượng trước rồi đo thật bằng thước của mình; sau đó GV chiếu kết quả đo mẫu.</w:t>
             </w:r>
           </w:p>
         </w:tc>
@@ -9166,33 +8578,6 @@
                 <w:i w:val="0"/>
                 <w:sz w:val="18"/>
               </w:rPr>
-              <w:t>NLS-KT (Cơ bản 1): GV chiếu thước kẻ phóng to trên màn hình cho bài “ĐƠN VỊ ĐO ĐỘ DÀI”</w:t>
-            </w:r>
-          </w:p>
-          <w:p>
-            <w:pPr>
-              <w:spacing w:after="0"/>
-            </w:pPr>
-            <w:r>
-              <w:rPr>
-                <w:b w:val="0"/>
-                <w:i w:val="0"/>
-                <w:sz w:val="18"/>
-              </w:rPr>
-              <w:t>NLS-GQVĐ (Cơ bản 1): HS ước lượng trước rồi đo thật bằng thước của mình; sau đó GV chiếu kết quả đo mẫu để cả lớp đối chiếu</w:t>
-            </w:r>
-          </w:p>
-          <w:p>
-            <w:pPr>
-              <w:spacing w:after="0"/>
-            </w:pPr>
-            <w:r>
-              <w:rPr>
-                <w:b w:val="0"/>
-                <w:i w:val="0"/>
-                <w:sz w:val="18"/>
-              </w:rPr>
-              <w:t>NLS-AT: HS phải tự đo bằng thước thật rồi mới đối chiếu với kết quả trên màn hình</w:t>
             </w:r>
           </w:p>
         </w:tc>
@@ -9423,33 +8808,7 @@
                 <w:i w:val="0"/>
                 <w:sz w:val="18"/>
               </w:rPr>
-              <w:t>NLS-KT (Cơ bản 1): GV chiếu thước kẻ phóng to trên màn hình cho bài “THỰC HÀNH ƯỚC LƯỢNG VÀ ĐO ĐỘ DÀI”</w:t>
-            </w:r>
-          </w:p>
-          <w:p>
-            <w:pPr>
-              <w:spacing w:after="0"/>
-            </w:pPr>
-            <w:r>
-              <w:rPr>
-                <w:b w:val="0"/>
-                <w:i w:val="0"/>
-                <w:sz w:val="18"/>
-              </w:rPr>
-              <w:t>NLS-GQVĐ (Cơ bản 1): HS ước lượng trước rồi đo thật bằng thước của mình; sau đó GV chiếu kết quả đo mẫu để cả lớp đối chiếu</w:t>
-            </w:r>
-          </w:p>
-          <w:p>
-            <w:pPr>
-              <w:spacing w:after="0"/>
-            </w:pPr>
-            <w:r>
-              <w:rPr>
-                <w:b w:val="0"/>
-                <w:i w:val="0"/>
-                <w:sz w:val="18"/>
-              </w:rPr>
-              <w:t>NLS-AT: HS phải tự đo bằng thước thật rồi mới đối chiếu với kết quả trên màn hình</w:t>
+              <w:t>NLS-KT (Cơ bản 1): Chiếu thước kẻ phóng to trên màn hình cho bài “THỰC HÀNH ƯỚC LƯỢNG VÀ ĐO ĐỘ DÀI”, kéo vật cần đo đặt sát vạch 0.</w:t>
             </w:r>
           </w:p>
         </w:tc>
@@ -9680,33 +9039,7 @@
                 <w:i w:val="0"/>
                 <w:sz w:val="18"/>
               </w:rPr>
-              <w:t>NLS-GQVĐ (Cơ bản 1): GV dùng bộ bài tập tương tác tự chấm trên máy chiếu cho bài “LUYỆN TẬP CHUNG”: HS giơ thẻ chọn đáp án</w:t>
-            </w:r>
-          </w:p>
-          <w:p>
-            <w:pPr>
-              <w:spacing w:after="0"/>
-            </w:pPr>
-            <w:r>
-              <w:rPr>
-                <w:b w:val="0"/>
-                <w:i w:val="0"/>
-                <w:sz w:val="18"/>
-              </w:rPr>
-              <w:t>NLS-KT (Cơ bản 1): GV chiếu lại theo thứ tự các hình động, bảng số và mô phỏng đã dùng trong chủ đề để HS tự hệ thống lại kiến thức đã</w:t>
-            </w:r>
-          </w:p>
-          <w:p>
-            <w:pPr>
-              <w:spacing w:after="0"/>
-            </w:pPr>
-            <w:r>
-              <w:rPr>
-                <w:b w:val="0"/>
-                <w:i w:val="0"/>
-                <w:sz w:val="18"/>
-              </w:rPr>
-              <w:t>NLS-AT: Máy chỉ dùng để kiểm tra lại sau khi HS đã tự làm ra nháp</w:t>
+              <w:t>NLS-GQVĐ (Cơ bản 1): Ở hoạt động Luyện tập, GV mở bài tập tương tác so sánh độ dài: máy hiện hai vật.</w:t>
             </w:r>
           </w:p>
         </w:tc>
@@ -10166,6 +9499,7 @@
                 <w:i w:val="0"/>
                 <w:sz w:val="18"/>
               </w:rPr>
+              <w:t>NLS-KT (Cơ bản 1): Ở hoạt động Khám phá bài “Phép cộng số có hai chữ số với số có hai chữ số”.</w:t>
             </w:r>
           </w:p>
         </w:tc>
@@ -10396,6 +9730,7 @@
                 <w:i w:val="0"/>
                 <w:sz w:val="18"/>
               </w:rPr>
+              <w:t>NLS-GQVĐ (Cơ bản 1): Ở hoạt động Luyện tập, GV mở bài tập tương tác: máy hiện phép trừ, HS chọn kết quả rồi bấm kiểm tra.</w:t>
             </w:r>
           </w:p>
         </w:tc>
@@ -10740,6 +10075,7 @@
                 <w:i w:val="0"/>
                 <w:sz w:val="18"/>
               </w:rPr>
+              <w:t>NLS-KT (Cơ bản 1): Ở hoạt động Khám phá bài “Phép trừ số có hai chữ số cho số có hai chữ số”, GV chiếu hình.</w:t>
             </w:r>
           </w:p>
         </w:tc>
@@ -11097,33 +10433,7 @@
                 <w:i w:val="0"/>
                 <w:sz w:val="18"/>
               </w:rPr>
-              <w:t>NLS-KT (Cơ bản 1): GV chiếu video hướng dẫn từng bước làm sản phẩm của bài “MÔ HÌNH TÍNH HÀNG DỌC”</w:t>
-            </w:r>
-          </w:p>
-          <w:p>
-            <w:pPr>
-              <w:spacing w:after="0"/>
-            </w:pPr>
-            <w:r>
-              <w:rPr>
-                <w:b w:val="0"/>
-                <w:i w:val="0"/>
-                <w:sz w:val="18"/>
-              </w:rPr>
-              <w:t>NLS-ST (Cơ bản 1): GV chụp ảnh sản phẩm của từng nhóm, chiếu lên màn hình thành một triển lãm nhỏ để cả lớp cùng nhận xét sản phẩm nào chắc</w:t>
-            </w:r>
-          </w:p>
-          <w:p>
-            <w:pPr>
-              <w:spacing w:after="0"/>
-            </w:pPr>
-            <w:r>
-              <w:rPr>
-                <w:b w:val="0"/>
-                <w:i w:val="0"/>
-                <w:sz w:val="18"/>
-              </w:rPr>
-              <w:t>NLS-AT: Khi chụp ảnh sản phẩm thì tránh chụp mặt bạn nếu bạn chưa đồng ý</w:t>
+              <w:t>NLS-ST (Cơ bản 1): Chụp ảnh sản phẩm của từng nhóm, chiếu lên màn hình thành một triển lãm nhỏ.</w:t>
             </w:r>
           </w:p>
         </w:tc>
@@ -11597,33 +10907,7 @@
                 <w:i w:val="0"/>
                 <w:sz w:val="18"/>
               </w:rPr>
-              <w:t>NLS-KT (Cơ bản 1): GV chiếu video hướng dẫn từng bước làm sản phẩm của bài “ĐỒNG HỒ TIỆN ÍCH”</w:t>
-            </w:r>
-          </w:p>
-          <w:p>
-            <w:pPr>
-              <w:spacing w:after="0"/>
-            </w:pPr>
-            <w:r>
-              <w:rPr>
-                <w:b w:val="0"/>
-                <w:i w:val="0"/>
-                <w:sz w:val="18"/>
-              </w:rPr>
-              <w:t>NLS-ST (Cơ bản 1): GV chụp ảnh sản phẩm của từng nhóm, chiếu lên màn hình thành một triển lãm nhỏ để cả lớp cùng nhận xét sản phẩm nào chắc</w:t>
-            </w:r>
-          </w:p>
-          <w:p>
-            <w:pPr>
-              <w:spacing w:after="0"/>
-            </w:pPr>
-            <w:r>
-              <w:rPr>
-                <w:b w:val="0"/>
-                <w:i w:val="0"/>
-                <w:sz w:val="18"/>
-              </w:rPr>
-              <w:t>NLS-AT: Khi chụp ảnh sản phẩm thì tránh chụp mặt bạn nếu bạn chưa đồng ý</w:t>
+              <w:t>NLS-KT (Cơ bản 1): Chiếu video hướng dẫn từng bước làm sản phẩm của bài “ĐỒNG HỒ TIỆN ÍCH”, dừng lại ở mỗi bước.</w:t>
             </w:r>
           </w:p>
           <w:p>
@@ -11868,33 +11152,7 @@
                 <w:i w:val="0"/>
                 <w:sz w:val="18"/>
               </w:rPr>
-              <w:t>NLS-KT (Cơ bản 1): GV dùng đồng hồ động trên màn hình cho bài “CÁC NGÀY TRONG TUẦN”: kéo kim phút thì kim giờ nhích theo</w:t>
-            </w:r>
-          </w:p>
-          <w:p>
-            <w:pPr>
-              <w:spacing w:after="0"/>
-            </w:pPr>
-            <w:r>
-              <w:rPr>
-                <w:b w:val="0"/>
-                <w:i w:val="0"/>
-                <w:sz w:val="18"/>
-              </w:rPr>
-              <w:t>NLS-GQVĐ (Cơ bản 1): GV mở lịch trên máy tính, chiếu tháng hiện tại để HS tìm thứ và ngày hôm nay</w:t>
-            </w:r>
-          </w:p>
-          <w:p>
-            <w:pPr>
-              <w:spacing w:after="0"/>
-            </w:pPr>
-            <w:r>
-              <w:rPr>
-                <w:b w:val="0"/>
-                <w:i w:val="0"/>
-                <w:sz w:val="18"/>
-              </w:rPr>
-              <w:t>NLS-AT: Xem giờ trên điện thoại thì nhanh nhưng HS vẫn phải đọc được giờ trên đồng hồ kim</w:t>
+              <w:t>NLS-GQVĐ (Cơ bản 1): Mở lịch trên máy tính, chiếu tháng hiện tại.</w:t>
             </w:r>
           </w:p>
           <w:p>
@@ -12136,45 +11394,6 @@
                 <w:i w:val="0"/>
                 <w:sz w:val="18"/>
               </w:rPr>
-              <w:t>NLS-KT (Cơ bản 1): GV dùng đồng hồ động trên màn hình cho bài “THỰC HÀNH XEM LỊCH VÀ GIỜ”: kéo kim phút thì kim giờ nhích theo</w:t>
-            </w:r>
-          </w:p>
-          <w:p>
-            <w:pPr>
-              <w:spacing w:after="0"/>
-            </w:pPr>
-            <w:r>
-              <w:rPr>
-                <w:b w:val="0"/>
-                <w:i w:val="0"/>
-                <w:sz w:val="18"/>
-              </w:rPr>
-              <w:t>NLS-GQVĐ (Cơ bản 1): GV mở lịch trên máy tính, chiếu tháng hiện tại để HS tìm thứ và ngày hôm nay</w:t>
-            </w:r>
-          </w:p>
-          <w:p>
-            <w:pPr>
-              <w:spacing w:after="0"/>
-            </w:pPr>
-            <w:r>
-              <w:rPr>
-                <w:b w:val="0"/>
-                <w:i w:val="0"/>
-                <w:sz w:val="18"/>
-              </w:rPr>
-              <w:t>NLS-AT: Xem giờ trên điện thoại thì nhanh nhưng HS vẫn phải đọc được giờ trên đồng hồ kim</w:t>
-            </w:r>
-          </w:p>
-          <w:p>
-            <w:pPr>
-              <w:spacing w:after="0"/>
-            </w:pPr>
-            <w:r>
-              <w:rPr>
-                <w:b w:val="0"/>
-                <w:i w:val="0"/>
-                <w:sz w:val="18"/>
-              </w:rPr>
               <w:t>KNS: KN quản lí thời gian: xem giờ, sắp xếp công việc trong ngày.</w:t>
             </w:r>
           </w:p>
@@ -12406,33 +11625,7 @@
                 <w:i w:val="0"/>
                 <w:sz w:val="18"/>
               </w:rPr>
-              <w:t>NLS-GQVĐ (Cơ bản 1): GV dùng bộ bài tập tương tác tự chấm trên máy chiếu cho bài “LUYỆN TẬP CHUNG”: HS giơ thẻ chọn đáp án</w:t>
-            </w:r>
-          </w:p>
-          <w:p>
-            <w:pPr>
-              <w:spacing w:after="0"/>
-            </w:pPr>
-            <w:r>
-              <w:rPr>
-                <w:b w:val="0"/>
-                <w:i w:val="0"/>
-                <w:sz w:val="18"/>
-              </w:rPr>
-              <w:t>NLS-KT (Cơ bản 1): GV chiếu lại theo thứ tự các hình động, bảng số và mô phỏng đã dùng trong chủ đề để HS tự hệ thống lại kiến thức đã</w:t>
-            </w:r>
-          </w:p>
-          <w:p>
-            <w:pPr>
-              <w:spacing w:after="0"/>
-            </w:pPr>
-            <w:r>
-              <w:rPr>
-                <w:b w:val="0"/>
-                <w:i w:val="0"/>
-                <w:sz w:val="18"/>
-              </w:rPr>
-              <w:t>NLS-AT: Máy chỉ dùng để kiểm tra lại sau khi HS đã tự làm ra nháp</w:t>
+              <w:t>NLS-KT (Cơ bản 1): Chiếu lại theo thứ tự các hình động, bảng số và mô phỏng đã dùng trong chủ đề.</w:t>
             </w:r>
           </w:p>
           <w:p>

--- a/assets/docs/lop1/Toan - Lop 1.docx
+++ b/assets/docs/lop1/Toan - Lop 1.docx
@@ -566,7 +566,7 @@
                 <w:i w:val="0"/>
                 <w:sz w:val="20"/>
               </w:rPr>
-              <w:t>Chủ đề 1: CÁC SỐ TỪ 0 ĐẾN 10</w:t>
+              <w:t>Chủ đề 1: Các số từ 0 đến 10</w:t>
             </w:r>
           </w:p>
         </w:tc>
@@ -624,7 +624,7 @@
                 <w:i w:val="0"/>
                 <w:sz w:val="18"/>
               </w:rPr>
-              <w:t>NLS-KT (Cơ bản 1): Chiếu phóng to tranh bài “TIẾT HỌC ĐẦU TIÊN”.</w:t>
+              <w:t>Tích hợp AI; 1.A2.1: Nhận biết và kể tên được một số thiết bị có sử dụng AI (như rô-bốt); nhận biết nhân vật Rô-bốt trong sách là một đại diện tiêu biểu của AI hỗ trợ con người học tập; Năng lực số 1.1 CB1b: HS gọi tên và nói được cách dùng các đồ dùng học Toán qua ảnh chiếu trên màn hình</w:t>
             </w:r>
           </w:p>
         </w:tc>
@@ -700,7 +700,7 @@
                 <w:i w:val="0"/>
                 <w:sz w:val="20"/>
               </w:rPr>
-              <w:t>Bài 1: Các số 0, 1, 2, 3, 4, 5 (Tiết 1)</w:t>
+              <w:t>Bài 1. Các số 0, 1, 2, 3, 4, 5 (Tiết 1)</w:t>
             </w:r>
           </w:p>
         </w:tc>
@@ -739,6 +739,7 @@
                 <w:i w:val="0"/>
                 <w:sz w:val="18"/>
               </w:rPr>
+              <w:t>Năng lực số 1.1 CB1b: HS đếm nhóm đồ vật từ 1 đến 5 trên slide đếm động rồi đọc, viết đúng số tương ứng</w:t>
             </w:r>
           </w:p>
         </w:tc>
@@ -814,7 +815,7 @@
                 <w:i w:val="0"/>
                 <w:sz w:val="20"/>
               </w:rPr>
-              <w:t>Bài 1: Các số 0, 1, 2, 3, 4, 5 (Tiết 2)</w:t>
+              <w:t>Bài 1. Các số 0, 1, 2, 3, 4, 5 (Tiết 2)</w:t>
             </w:r>
           </w:p>
         </w:tc>
@@ -911,7 +912,7 @@
                 <w:i w:val="0"/>
                 <w:sz w:val="20"/>
               </w:rPr>
-              <w:t>Chủ đề 1: CÁC SỐ TỪ 0 ĐẾN 10</w:t>
+              <w:t>Chủ đề 1: Các số từ 0 đến 10</w:t>
             </w:r>
           </w:p>
         </w:tc>
@@ -930,7 +931,7 @@
                 <w:i w:val="0"/>
                 <w:sz w:val="20"/>
               </w:rPr>
-              <w:t>Bài 1: Các số 0, 1, 2, 3, 4, 5 (Tiết 3)</w:t>
+              <w:t>Bài 1. Các số 0, 1, 2, 3, 4, 5 (Tiết 3)</w:t>
             </w:r>
           </w:p>
         </w:tc>
@@ -1044,7 +1045,7 @@
                 <w:i w:val="0"/>
                 <w:sz w:val="20"/>
               </w:rPr>
-              <w:t>Bài 2: Các số 6, 7, 8, 9, 10 (Tiết 1)</w:t>
+              <w:t>Bài 2. Các số 6, 7, 8, 9, 10 (Tiết 1)</w:t>
             </w:r>
           </w:p>
         </w:tc>
@@ -1083,7 +1084,7 @@
                 <w:i w:val="0"/>
                 <w:sz w:val="18"/>
               </w:rPr>
-              <w:t>NLS-GQVĐ (Cơ bản 1): Mở bài tập tương tác đếm bánh trên máy chiếu.</w:t>
+              <w:t>Năng lực số 1.1 CB1b: HS đếm tiếp từ 6 đến 10 theo slide đếm động và chọn đúng thẻ số cho từng nhóm đồ vật</w:t>
             </w:r>
           </w:p>
         </w:tc>
@@ -1159,7 +1160,7 @@
                 <w:i w:val="0"/>
                 <w:sz w:val="20"/>
               </w:rPr>
-              <w:t>Bài 2: Các số 6, 7, 8, 9, 10 (Tiết 2)</w:t>
+              <w:t>Bài 2. Các số 6, 7, 8, 9, 10 (Tiết 2)</w:t>
             </w:r>
           </w:p>
         </w:tc>
@@ -1256,7 +1257,7 @@
                 <w:i w:val="0"/>
                 <w:sz w:val="20"/>
               </w:rPr>
-              <w:t>Chủ đề 1: CÁC SỐ TỪ 0 ĐẾN 10</w:t>
+              <w:t>Chủ đề 1: Các số từ 0 đến 10</w:t>
             </w:r>
           </w:p>
         </w:tc>
@@ -1275,7 +1276,7 @@
                 <w:i w:val="0"/>
                 <w:sz w:val="20"/>
               </w:rPr>
-              <w:t>Bài 2: Các số 6, 7, 8, 9, 10 (Tiết 3)</w:t>
+              <w:t>Bài 2. Các số 6, 7, 8, 9, 10 (Tiết 3)</w:t>
             </w:r>
           </w:p>
         </w:tc>
@@ -1314,6 +1315,7 @@
                 <w:i w:val="0"/>
                 <w:sz w:val="18"/>
               </w:rPr>
+              <w:t>Năng lực số 1.1 CB1b: HS đếm theo slide đếm động và đọc, viết đúng số tương ứng với nhóm đồ vật</w:t>
             </w:r>
           </w:p>
         </w:tc>
@@ -1389,7 +1391,7 @@
                 <w:i w:val="0"/>
                 <w:sz w:val="20"/>
               </w:rPr>
-              <w:t>Bài 3: Nhiều hơn, ít hơn, bằng nhau (Tiết 1)</w:t>
+              <w:t>Bài 3. Nhiều hơn, ít hơn, bằng nhau (Tiết 1)</w:t>
             </w:r>
           </w:p>
         </w:tc>
@@ -1428,7 +1430,20 @@
                 <w:i w:val="0"/>
                 <w:sz w:val="18"/>
               </w:rPr>
-              <w:t>NLS-KT (Cơ bản 1): Chiếu hình động nối một - một hai nhóm đồ vật.</w:t>
+              <w:t>Tích hợp AI; 1.D2.1: Nhận biết máy thông minh có thể thực hiện một việc như nhận biết, so sánh hình ảnh; bước đầu hiểu AI có thể xử lí hình ảnh để so sánh số lượng vật thể nhanh chóng; 4.3CB1a: Phân biệt được cách thức đơn giản để tránh rủi ro và đe dọa đến sức khỏe thể chất, tinh thần khi sử dụng công nghệ số</w:t>
+            </w:r>
+          </w:p>
+          <w:p>
+            <w:pPr>
+              <w:spacing w:after="0"/>
+            </w:pPr>
+            <w:r>
+              <w:rPr>
+                <w:b w:val="0"/>
+                <w:i w:val="0"/>
+                <w:sz w:val="18"/>
+              </w:rPr>
+              <w:t>NLS: Năng lực số</w:t>
             </w:r>
           </w:p>
           <w:p>
@@ -1517,7 +1532,7 @@
                 <w:i w:val="0"/>
                 <w:sz w:val="20"/>
               </w:rPr>
-              <w:t>Bài 3: Nhiều hơn, ít hơn, bằng nhau (Tiết 2)</w:t>
+              <w:t>Bài 3. Nhiều hơn, ít hơn, bằng nhau (Tiết 2)</w:t>
             </w:r>
           </w:p>
         </w:tc>
@@ -1614,7 +1629,7 @@
                 <w:i w:val="0"/>
                 <w:sz w:val="20"/>
               </w:rPr>
-              <w:t>Chủ đề 1: CÁC SỐ TỪ 0 ĐẾN 10</w:t>
+              <w:t>Chủ đề 1: Các số từ 0 đến 10</w:t>
             </w:r>
           </w:p>
         </w:tc>
@@ -1633,7 +1648,7 @@
                 <w:i w:val="0"/>
                 <w:sz w:val="20"/>
               </w:rPr>
-              <w:t>Bài 4: So sánh số (Tiết 1)</w:t>
+              <w:t>Bài 4. So sánh số (Tiết 1)</w:t>
             </w:r>
           </w:p>
         </w:tc>
@@ -1672,7 +1687,7 @@
                 <w:i w:val="0"/>
                 <w:sz w:val="18"/>
               </w:rPr>
-              <w:t>NLS-GQVĐ (Cơ bản 1): Cho HS chọn dấu lớn hơn, bé hơn, bằng nhau điền vào chỗ trống ngay trên màn hình; máy hiện đáp án.</w:t>
+              <w:t>Năng lực số 1.1 CB1b: HS quan sát hình động và đặt đúng dấu lớn hơn, bé hơn, bằng nhau giữa hai số</w:t>
             </w:r>
           </w:p>
         </w:tc>
@@ -1748,7 +1763,7 @@
                 <w:i w:val="0"/>
                 <w:sz w:val="20"/>
               </w:rPr>
-              <w:t>Bài 4: So sánh số (Tiết 2) – Bài học STEM: Dụng cụ so sánh số (tiết 1)</w:t>
+              <w:t>Bài 4. So sánh số (Tiết 2)</w:t>
             </w:r>
           </w:p>
         </w:tc>
@@ -1787,7 +1802,7 @@
                 <w:i w:val="0"/>
                 <w:sz w:val="18"/>
               </w:rPr>
-              <w:t>STEM: Bài học STEM "Dụng cụ so sánh số" (CV 909/BGDĐT-GDTH, CV 3132/SGD&amp;ĐT) — thời lượng lấy từ tiết luyện tập, thực hành của bài; sản phẩm: dụng cụ so sánh số.</w:t>
+              <w:t>Năng lực số 1.1 CB1b: HS quan sát hình động và đặt đúng dấu lớn hơn, bé hơn, bằng nhau giữa hai số</w:t>
             </w:r>
           </w:p>
         </w:tc>
@@ -1863,7 +1878,7 @@
                 <w:i w:val="0"/>
                 <w:sz w:val="20"/>
               </w:rPr>
-              <w:t>Bài 4: So sánh số (Tiết 3) – Bài học STEM: Dụng cụ so sánh số (tiết 2)</w:t>
+              <w:t>Bài 4. So sánh số (Tiết 3)</w:t>
             </w:r>
           </w:p>
         </w:tc>
@@ -1902,7 +1917,7 @@
                 <w:i w:val="0"/>
                 <w:sz w:val="18"/>
               </w:rPr>
-              <w:t>STEM: Bài học STEM "Dụng cụ so sánh số" (CV 909/BGDĐT-GDTH, CV 3132/SGD&amp;ĐT) — thời lượng lấy từ tiết luyện tập, thực hành của bài; sản phẩm: dụng cụ so sánh số.</w:t>
+              <w:t>Năng lực số 1.1 CB1b: HS quan sát hình động và đặt đúng dấu lớn hơn, bé hơn, bằng nhau giữa hai số</w:t>
             </w:r>
           </w:p>
         </w:tc>
@@ -1961,7 +1976,7 @@
                 <w:i w:val="0"/>
                 <w:sz w:val="20"/>
               </w:rPr>
-              <w:t>Chủ đề 1: CÁC SỐ TỪ 0 ĐẾN 10</w:t>
+              <w:t>Chủ đề 1: Các số từ 0 đến 10</w:t>
             </w:r>
           </w:p>
         </w:tc>
@@ -1980,7 +1995,7 @@
                 <w:i w:val="0"/>
                 <w:sz w:val="20"/>
               </w:rPr>
-              <w:t>Bài 4: So sánh số (Tiết 4)</w:t>
+              <w:t>Bài 4. So sánh số (Tiết 4)</w:t>
             </w:r>
           </w:p>
         </w:tc>
@@ -2094,7 +2109,7 @@
                 <w:i w:val="0"/>
                 <w:sz w:val="20"/>
               </w:rPr>
-              <w:t>Bài 5: Mấy và mấy (Tiết 1)</w:t>
+              <w:t>Bài 5. Mấy và mấy (Tiết 1)</w:t>
             </w:r>
           </w:p>
         </w:tc>
@@ -2133,7 +2148,7 @@
                 <w:i w:val="0"/>
                 <w:sz w:val="18"/>
               </w:rPr>
-              <w:t>NLS-KT (Cơ bản 1): Chiếu hình động tách - gộp.</w:t>
+              <w:t>Năng lực số 1.1 CB1b: HS nêu được các cách tách một số thành hai phần sau khi quan sát hình động</w:t>
             </w:r>
           </w:p>
         </w:tc>
@@ -2209,7 +2224,7 @@
                 <w:i w:val="0"/>
                 <w:sz w:val="20"/>
               </w:rPr>
-              <w:t>Bài 5: Mấy và mấy (Tiết 2)</w:t>
+              <w:t>Bài 5. Mấy và mấy (Tiết 2)</w:t>
             </w:r>
           </w:p>
         </w:tc>
@@ -2248,6 +2263,7 @@
                 <w:i w:val="0"/>
                 <w:sz w:val="18"/>
               </w:rPr>
+              <w:t>Năng lực số 1.1 CB1b: HS nêu được các cách tách một số thành hai phần sau khi quan sát hình động</w:t>
             </w:r>
           </w:p>
         </w:tc>
@@ -2306,7 +2322,7 @@
                 <w:i w:val="0"/>
                 <w:sz w:val="20"/>
               </w:rPr>
-              <w:t>Chủ đề 1: CÁC SỐ TỪ 0 ĐẾN 10</w:t>
+              <w:t>Chủ đề 1: Các số từ 0 đến 10</w:t>
             </w:r>
           </w:p>
         </w:tc>
@@ -2325,7 +2341,7 @@
                 <w:i w:val="0"/>
                 <w:sz w:val="20"/>
               </w:rPr>
-              <w:t>Bài 5: Mấy và mấy (Tiết 3)</w:t>
+              <w:t>Bài 5. Mấy và mấy (Tiết 3)</w:t>
             </w:r>
           </w:p>
         </w:tc>
@@ -2439,7 +2455,7 @@
                 <w:i w:val="0"/>
                 <w:sz w:val="20"/>
               </w:rPr>
-              <w:t>Bài 6: Luyện tập chung (Tiết 1)</w:t>
+              <w:t>Bài 6. Luyện tập chung (Tiết 1)</w:t>
             </w:r>
           </w:p>
         </w:tc>
@@ -2478,7 +2494,7 @@
                 <w:i w:val="0"/>
                 <w:sz w:val="18"/>
               </w:rPr>
-              <w:t>NLS-GQVĐ (Cơ bản 1): Mở bài tập tương tác đếm đồ vật.</w:t>
+              <w:t>Năng lực số 5.2 CB1b: HS tự làm bài ra nháp rồi mới đối chiếu với đáp án máy hiện trên màn hình</w:t>
             </w:r>
           </w:p>
         </w:tc>
@@ -2554,7 +2570,7 @@
                 <w:i w:val="0"/>
                 <w:sz w:val="20"/>
               </w:rPr>
-              <w:t>Bài 6: Luyện tập chung (Tiết 2)</w:t>
+              <w:t>Bài 6. Luyện tập chung (Tiết 2)</w:t>
             </w:r>
           </w:p>
         </w:tc>
@@ -2593,6 +2609,7 @@
                 <w:i w:val="0"/>
                 <w:sz w:val="18"/>
               </w:rPr>
+              <w:t>Năng lực số 5.2 CB1b: HS tự làm bài ra nháp rồi mới đối chiếu với đáp án máy hiện trên màn hình</w:t>
             </w:r>
           </w:p>
         </w:tc>
@@ -2651,7 +2668,7 @@
                 <w:i w:val="0"/>
                 <w:sz w:val="20"/>
               </w:rPr>
-              <w:t>Chủ đề 1: CÁC SỐ TỪ 0 ĐẾN 10</w:t>
+              <w:t>Chủ đề 1: Các số từ 0 đến 10</w:t>
             </w:r>
           </w:p>
         </w:tc>
@@ -2670,7 +2687,7 @@
                 <w:i w:val="0"/>
                 <w:sz w:val="20"/>
               </w:rPr>
-              <w:t>Bài 6: Luyện tập chung (Tiết 3) – Bài học STEM: Thực hành cùng thẻ học Toán (tiết 1)</w:t>
+              <w:t>Bài 6. Luyện tập chung (Tiết 3)</w:t>
             </w:r>
           </w:p>
         </w:tc>
@@ -2709,7 +2726,7 @@
                 <w:i w:val="0"/>
                 <w:sz w:val="18"/>
               </w:rPr>
-              <w:t>STEM: Bài học STEM "Thực hành cùng thẻ học Toán" (CV 909/BGDĐT-GDTH, CV 3132/SGD&amp;ĐT) — thời lượng lấy từ tiết luyện tập, thực hành của bài; sản phẩm: thẻ học toán.</w:t>
+              <w:t>Năng lực số 1.1 CB1b: HS làm theo từng bước trong video hướng dẫn và hoàn thành sản phẩm của nhóm</w:t>
             </w:r>
           </w:p>
         </w:tc>
@@ -2785,7 +2802,7 @@
                 <w:i w:val="0"/>
                 <w:sz w:val="20"/>
               </w:rPr>
-              <w:t>Bài 6: Luyện tập chung (Tiết 4) – Bài học STEM: Thực hành cùng thẻ học Toán (tiết 2)</w:t>
+              <w:t>Bài 6. Luyện tập chung (Tiết 4)</w:t>
             </w:r>
           </w:p>
         </w:tc>
@@ -2824,7 +2841,7 @@
                 <w:i w:val="0"/>
                 <w:sz w:val="18"/>
               </w:rPr>
-              <w:t>STEM: Bài học STEM "Thực hành cùng thẻ học Toán" (CV 909/BGDĐT-GDTH, CV 3132/SGD&amp;ĐT) — thời lượng lấy từ tiết luyện tập, thực hành của bài; sản phẩm: thẻ học toán.</w:t>
+              <w:t>Năng lực số 1.1 CB1b: HS làm theo từng bước trong video hướng dẫn và hoàn thành sản phẩm của nhóm</w:t>
             </w:r>
           </w:p>
         </w:tc>
@@ -2882,7 +2899,7 @@
                 <w:i w:val="0"/>
                 <w:sz w:val="20"/>
               </w:rPr>
-              <w:t>Chủ đề 2: LÀM QUEN VỚI MỘT SỐ HÌNH PHẲNG</w:t>
+              <w:t>Chủ đề 2: Làm quen với một số hình phẳng</w:t>
             </w:r>
           </w:p>
         </w:tc>
@@ -2901,7 +2918,7 @@
                 <w:i w:val="0"/>
                 <w:sz w:val="20"/>
               </w:rPr>
-              <w:t>Bài 7: Hình vuông, hình tròn, hình tam giác, hình chữ nhật (Tiết 1)</w:t>
+              <w:t>Bài 7. Hình vuông, hình tròn, hình tam giác, hình chữ nhật (Tiết 1)</w:t>
             </w:r>
           </w:p>
         </w:tc>
@@ -2940,7 +2957,7 @@
                 <w:i w:val="0"/>
                 <w:sz w:val="18"/>
               </w:rPr>
-              <w:t>NLS-KT (Cơ bản 1): Chiếu hình vuông, hình tròn, hình tam giác, hình chữ nhật xoay được.</w:t>
+              <w:t>Tích hợp AI; 1.C1.3: Hiểu AI có thể xử lí hình ảnh nhận được từ camera để nhận diện đồ vật có dạng hình vuông, hình tròn, hình tam giác, hình chữ nhật; Năng lực số 1.1 CB1b: HS nhận ra đúng hình vuông, hình tròn, hình tam giác, hình chữ nhật dù hình được xoay hay đổi kích thước</w:t>
             </w:r>
           </w:p>
         </w:tc>
@@ -2999,7 +3016,7 @@
                 <w:i w:val="0"/>
                 <w:sz w:val="20"/>
               </w:rPr>
-              <w:t>Chủ đề 2: LÀM QUEN VỚI MỘT SỐ HÌNH PHẲNG</w:t>
+              <w:t>Chủ đề 2: Làm quen với một số hình phẳng</w:t>
             </w:r>
           </w:p>
         </w:tc>
@@ -3018,7 +3035,7 @@
                 <w:i w:val="0"/>
                 <w:sz w:val="20"/>
               </w:rPr>
-              <w:t>Bài 7: Hình vuông, hình tròn, hình tam giác, hình chữ nhật (Tiết 2)</w:t>
+              <w:t>Bài 7. Hình vuông, hình tròn, hình tam giác, hình chữ nhật (Tiết 2)</w:t>
             </w:r>
           </w:p>
         </w:tc>
@@ -3057,6 +3074,7 @@
                 <w:i w:val="0"/>
                 <w:sz w:val="18"/>
               </w:rPr>
+              <w:t>Năng lực số 1.1 CB1b: HS nhận ra đúng hình vuông, hình tròn, hình tam giác, hình chữ nhật dù hình được xoay hay đổi kích thước</w:t>
             </w:r>
           </w:p>
         </w:tc>
@@ -3132,7 +3150,7 @@
                 <w:i w:val="0"/>
                 <w:sz w:val="20"/>
               </w:rPr>
-              <w:t>Bài 8: Thực hành lắp ghép, xếp hình (Tiết 1) – Bài học STEM: Thực hành trang trí lớp học bằng các hình hình học (tiết 1)</w:t>
+              <w:t>Bài 8. Thực hành lắp ghép, xếp hình (Tiết 1)</w:t>
             </w:r>
           </w:p>
         </w:tc>
@@ -3171,33 +3189,7 @@
                 <w:i w:val="0"/>
                 <w:sz w:val="18"/>
               </w:rPr>
-              <w:t>STEM: Bài học STEM "Thực hành trang trí lớp học bằng các hình hình học" (CV 909/BGDĐT-GDTH, CV 3132/SGD&amp;ĐT) — thời lượng lấy từ tiết luyện tập, thực hành của bài; sản phẩm: lớp học bằng các hình hình học.</w:t>
-            </w:r>
-          </w:p>
-          <w:p>
-            <w:pPr>
-              <w:spacing w:after="0"/>
-            </w:pPr>
-            <w:r>
-              <w:rPr>
-                <w:b w:val="0"/>
-                <w:i w:val="0"/>
-                <w:sz w:val="18"/>
-              </w:rPr>
-              <w:t>NLS-ST (Cơ bản 1): Chụp ảnh sản phẩm của từng nhóm, chiếu lên màn hình thành một triển lãm nhỏ.</w:t>
-            </w:r>
-          </w:p>
-          <w:p>
-            <w:pPr>
-              <w:spacing w:after="0"/>
-            </w:pPr>
-            <w:r>
-              <w:rPr>
-                <w:b w:val="0"/>
-                <w:i w:val="0"/>
-                <w:sz w:val="18"/>
-              </w:rPr>
-              <w:t>KNS: KN chi tiêu hợp lí: tính toán khi mua bán, biết tiết kiệm.</w:t>
+              <w:t>Tích hợp AI; 1.C1.2: Hiểu camera là “mắt” giúp thiết bị/robot thu nhận hình ảnh; AI có thể xử lí hình ảnh để nhận diện các mảnh ghép khi thực hiện nhiệm vụ xếp hình; Năng lực số 1.1 CB1b: HS làm theo từng bước trong video hướng dẫn và hoàn thành sản phẩm của nhóm</w:t>
             </w:r>
           </w:p>
         </w:tc>
@@ -3273,7 +3265,7 @@
                 <w:i w:val="0"/>
                 <w:sz w:val="20"/>
               </w:rPr>
-              <w:t>Bài 8: Thực hành lắp ghép, xếp hình (Tiết 2) – Bài học STEM: Thực hành trang trí lớp học bằng các hình hình học (tiết 2)</w:t>
+              <w:t>Bài 8. Thực hành lắp ghép, xếp hình (Tiết 2)</w:t>
             </w:r>
           </w:p>
         </w:tc>
@@ -3312,7 +3304,7 @@
                 <w:i w:val="0"/>
                 <w:sz w:val="18"/>
               </w:rPr>
-              <w:t>STEM: Bài học STEM "Thực hành trang trí lớp học bằng các hình hình học" (CV 909/BGDĐT-GDTH, CV 3132/SGD&amp;ĐT) — thời lượng lấy từ tiết luyện tập, thực hành của bài; sản phẩm: lớp học bằng các hình hình học.</w:t>
+              <w:t>Tích hợp AI; 1.C1.2: Hiểu camera là “mắt” giúp thiết bị/robot thu nhận hình ảnh; AI có thể xử lí hình ảnh để nhận diện các mảnh ghép khi thực hiện nhiệm vụ xếp hình; Năng lực số 1.1 CB1b: HS làm theo từng bước trong video hướng dẫn và hoàn thành sản phẩm của nhóm</w:t>
             </w:r>
           </w:p>
         </w:tc>
@@ -3371,7 +3363,7 @@
                 <w:i w:val="0"/>
                 <w:sz w:val="20"/>
               </w:rPr>
-              <w:t>Chủ đề 2: LÀM QUEN VỚI MỘT SỐ HÌNH PHẲNG</w:t>
+              <w:t>Chủ đề 2: Làm quen với một số hình phẳng</w:t>
             </w:r>
           </w:p>
         </w:tc>
@@ -3390,7 +3382,7 @@
                 <w:i w:val="0"/>
                 <w:sz w:val="20"/>
               </w:rPr>
-              <w:t>Bài 9: Luyện tập chung</w:t>
+              <w:t>Bài 9. Luyện tập chung</w:t>
             </w:r>
           </w:p>
         </w:tc>
@@ -3429,7 +3421,7 @@
                 <w:i w:val="0"/>
                 <w:sz w:val="18"/>
               </w:rPr>
-              <w:t>NLS-KT (Cơ bản 1): Ở tiết luyện tập chung về hình, GV chiếu ảnh đồ vật quen thuộc trong lớp.</w:t>
+              <w:t>Năng lực số 5.2 CB1b: HS tự làm bài ra nháp rồi mới đối chiếu với đáp án máy hiện trên màn hình</w:t>
             </w:r>
           </w:p>
         </w:tc>
@@ -3487,7 +3479,7 @@
                 <w:i w:val="0"/>
                 <w:sz w:val="20"/>
               </w:rPr>
-              <w:t>Chủ đề 3: PHÉP CỘNG, PHÉP TRỪ TRONG PHẠM VI 10</w:t>
+              <w:t>Chủ đề 3: Phép cộng, phép trừ trong phạm vi 10</w:t>
             </w:r>
           </w:p>
         </w:tc>
@@ -3506,7 +3498,7 @@
                 <w:i w:val="0"/>
                 <w:sz w:val="20"/>
               </w:rPr>
-              <w:t>Bài 10: Phép cộng trong phạm vi 10 (Tiết 1)</w:t>
+              <w:t>Bài 10. Phép cộng trong phạm vi 10 (Tiết 1)</w:t>
             </w:r>
           </w:p>
         </w:tc>
@@ -3545,6 +3537,20 @@
                 <w:i w:val="0"/>
                 <w:sz w:val="18"/>
               </w:rPr>
+              <w:t>tách trên màn hình và nói được phép tính tương ứng với hình</w:t>
+            </w:r>
+          </w:p>
+          <w:p>
+            <w:pPr>
+              <w:spacing w:after="0"/>
+            </w:pPr>
+            <w:r>
+              <w:rPr>
+                <w:b w:val="0"/>
+                <w:i w:val="0"/>
+                <w:sz w:val="18"/>
+              </w:rPr>
+              <w:t>NLS: Năng lực số 5.1 CB1a: HS quan sát mô phỏng gộp</w:t>
             </w:r>
           </w:p>
         </w:tc>
@@ -3620,7 +3626,7 @@
                 <w:i w:val="0"/>
                 <w:sz w:val="20"/>
               </w:rPr>
-              <w:t>Bài 10: Phép cộng trong phạm vi 10 (Tiết 2)</w:t>
+              <w:t>Bài 10. Phép cộng trong phạm vi 10 (Tiết 2)</w:t>
             </w:r>
           </w:p>
         </w:tc>
@@ -3717,7 +3723,7 @@
                 <w:i w:val="0"/>
                 <w:sz w:val="20"/>
               </w:rPr>
-              <w:t>Chủ đề 3: PHÉP CỘNG, PHÉP TRỪ TRONG PHẠM VI 10</w:t>
+              <w:t>Chủ đề 3: Phép cộng, phép trừ trong phạm vi 10</w:t>
             </w:r>
           </w:p>
         </w:tc>
@@ -3736,7 +3742,7 @@
                 <w:i w:val="0"/>
                 <w:sz w:val="20"/>
               </w:rPr>
-              <w:t>Bài 10: Phép cộng trong phạm vi 10 (Tiết 3)</w:t>
+              <w:t>Bài 10. Phép cộng trong phạm vi 10 (Tiết 3)</w:t>
             </w:r>
           </w:p>
         </w:tc>
@@ -3775,6 +3781,20 @@
                 <w:i w:val="0"/>
                 <w:sz w:val="18"/>
               </w:rPr>
+              <w:t>tách trên màn hình và nói được phép tính tương ứng với hình</w:t>
+            </w:r>
+          </w:p>
+          <w:p>
+            <w:pPr>
+              <w:spacing w:after="0"/>
+            </w:pPr>
+            <w:r>
+              <w:rPr>
+                <w:b w:val="0"/>
+                <w:i w:val="0"/>
+                <w:sz w:val="18"/>
+              </w:rPr>
+              <w:t>NLS: Năng lực số 5.1 CB1a: HS quan sát mô phỏng gộp</w:t>
             </w:r>
           </w:p>
         </w:tc>
@@ -3850,7 +3870,7 @@
                 <w:i w:val="0"/>
                 <w:sz w:val="20"/>
               </w:rPr>
-              <w:t>Bài 10: Phép cộng trong phạm vi 10 (Tiết 4)</w:t>
+              <w:t>Bài 10. Phép cộng trong phạm vi 10 (Tiết 4)</w:t>
             </w:r>
           </w:p>
         </w:tc>
@@ -3889,6 +3909,20 @@
                 <w:i w:val="0"/>
                 <w:sz w:val="18"/>
               </w:rPr>
+              <w:t>tách trên màn hình và nói được phép tính tương ứng với hình</w:t>
+            </w:r>
+          </w:p>
+          <w:p>
+            <w:pPr>
+              <w:spacing w:after="0"/>
+            </w:pPr>
+            <w:r>
+              <w:rPr>
+                <w:b w:val="0"/>
+                <w:i w:val="0"/>
+                <w:sz w:val="18"/>
+              </w:rPr>
+              <w:t>NLS: Năng lực số 5.1 CB1a: HS quan sát mô phỏng gộp</w:t>
             </w:r>
           </w:p>
         </w:tc>
@@ -3964,7 +3998,7 @@
                 <w:i w:val="0"/>
                 <w:sz w:val="20"/>
               </w:rPr>
-              <w:t>Bài 10: Phép cộng trong phạm vi 10 (Tiết 5)</w:t>
+              <w:t>Bài 10. Phép cộng trong phạm vi 10 (Tiết 5)</w:t>
             </w:r>
           </w:p>
         </w:tc>
@@ -4061,7 +4095,7 @@
                 <w:i w:val="0"/>
                 <w:sz w:val="20"/>
               </w:rPr>
-              <w:t>Chủ đề 3: PHÉP CỘNG, PHÉP TRỪ TRONG PHẠM VI 10</w:t>
+              <w:t>Chủ đề 3: Phép cộng, phép trừ trong phạm vi 10</w:t>
             </w:r>
           </w:p>
         </w:tc>
@@ -4080,7 +4114,7 @@
                 <w:i w:val="0"/>
                 <w:sz w:val="20"/>
               </w:rPr>
-              <w:t>Bài 10: Phép cộng trong phạm vi 10 (Tiết 6)</w:t>
+              <w:t>Bài 10. Phép cộng trong phạm vi 10 (Tiết 6)</w:t>
             </w:r>
           </w:p>
         </w:tc>
@@ -4194,7 +4228,7 @@
                 <w:i w:val="0"/>
                 <w:sz w:val="20"/>
               </w:rPr>
-              <w:t>Bài 11: Phép trừ trong phạm vi 10 (Tiết 1)</w:t>
+              <w:t>Bài 11. Phép trừ trong phạm vi 10 (Tiết 1)</w:t>
             </w:r>
           </w:p>
         </w:tc>
@@ -4233,7 +4267,20 @@
                 <w:i w:val="0"/>
                 <w:sz w:val="18"/>
               </w:rPr>
-              <w:t>NLS-GQVĐ (Cơ bản 1): Chiếu bảng cộng, bảng trừ dạng tương tác.</w:t>
+              <w:t>tách trên màn hình và nói được phép tính tương ứng với hình</w:t>
+            </w:r>
+          </w:p>
+          <w:p>
+            <w:pPr>
+              <w:spacing w:after="0"/>
+            </w:pPr>
+            <w:r>
+              <w:rPr>
+                <w:b w:val="0"/>
+                <w:i w:val="0"/>
+                <w:sz w:val="18"/>
+              </w:rPr>
+              <w:t>NLS: Năng lực số 5.1 CB1a: HS quan sát mô phỏng gộp</w:t>
             </w:r>
           </w:p>
         </w:tc>
@@ -4309,7 +4356,7 @@
                 <w:i w:val="0"/>
                 <w:sz w:val="20"/>
               </w:rPr>
-              <w:t>Bài 11: Phép trừ trong phạm vi 10 (Tiết 2)</w:t>
+              <w:t>Bài 11. Phép trừ trong phạm vi 10 (Tiết 2)</w:t>
             </w:r>
           </w:p>
         </w:tc>
@@ -4406,7 +4453,7 @@
                 <w:i w:val="0"/>
                 <w:sz w:val="20"/>
               </w:rPr>
-              <w:t>Chủ đề 3: PHÉP CỘNG, PHÉP TRỪ TRONG PHẠM VI 10</w:t>
+              <w:t>Chủ đề 3: Phép cộng, phép trừ trong phạm vi 10</w:t>
             </w:r>
           </w:p>
         </w:tc>
@@ -4425,7 +4472,7 @@
                 <w:i w:val="0"/>
                 <w:sz w:val="20"/>
               </w:rPr>
-              <w:t>Bài 11: Phép trừ trong phạm vi 10 (Tiết 3)</w:t>
+              <w:t>Bài 11. Phép trừ trong phạm vi 10 (Tiết 3)</w:t>
             </w:r>
           </w:p>
         </w:tc>
@@ -4464,6 +4511,7 @@
                 <w:i w:val="0"/>
                 <w:sz w:val="18"/>
               </w:rPr>
+              <w:t>Năng lực số 2.1 CB1a: Lựa chọn được các phương tiện giao tiếp đơn giản thích hợp cho một bối cảnh cụ thể</w:t>
             </w:r>
           </w:p>
         </w:tc>
@@ -4539,7 +4587,7 @@
                 <w:i w:val="0"/>
                 <w:sz w:val="20"/>
               </w:rPr>
-              <w:t>Bài 11: Phép trừ trong phạm vi 10 (Tiết 4)</w:t>
+              <w:t>Bài 11. Phép trừ trong phạm vi 10 (Tiết 4)</w:t>
             </w:r>
           </w:p>
         </w:tc>
@@ -4578,6 +4626,20 @@
                 <w:i w:val="0"/>
                 <w:sz w:val="18"/>
               </w:rPr>
+              <w:t>tách trên màn hình và nói được phép tính tương ứng với hình</w:t>
+            </w:r>
+          </w:p>
+          <w:p>
+            <w:pPr>
+              <w:spacing w:after="0"/>
+            </w:pPr>
+            <w:r>
+              <w:rPr>
+                <w:b w:val="0"/>
+                <w:i w:val="0"/>
+                <w:sz w:val="18"/>
+              </w:rPr>
+              <w:t>NLS: Năng lực số 5.1 CB1a: HS quan sát mô phỏng gộp</w:t>
             </w:r>
           </w:p>
         </w:tc>
@@ -4653,7 +4715,7 @@
                 <w:i w:val="0"/>
                 <w:sz w:val="20"/>
               </w:rPr>
-              <w:t>Bài 11: Phép trừ trong phạm vi 10 (Tiết 5)</w:t>
+              <w:t>Bài 11. Phép trừ trong phạm vi 10 (Tiết 5)</w:t>
             </w:r>
           </w:p>
         </w:tc>
@@ -4692,6 +4754,20 @@
                 <w:i w:val="0"/>
                 <w:sz w:val="18"/>
               </w:rPr>
+              <w:t>tách trên màn hình và nói được phép tính tương ứng với hình</w:t>
+            </w:r>
+          </w:p>
+          <w:p>
+            <w:pPr>
+              <w:spacing w:after="0"/>
+            </w:pPr>
+            <w:r>
+              <w:rPr>
+                <w:b w:val="0"/>
+                <w:i w:val="0"/>
+                <w:sz w:val="18"/>
+              </w:rPr>
+              <w:t>NLS: Năng lực số 5.1 CB1a: HS quan sát mô phỏng gộp</w:t>
             </w:r>
           </w:p>
         </w:tc>
@@ -4750,7 +4826,7 @@
                 <w:i w:val="0"/>
                 <w:sz w:val="20"/>
               </w:rPr>
-              <w:t>Chủ đề 3: PHÉP CỘNG, PHÉP TRỪ TRONG PHẠM VI 10</w:t>
+              <w:t>Chủ đề 3: Phép cộng, phép trừ trong phạm vi 10</w:t>
             </w:r>
           </w:p>
         </w:tc>
@@ -4769,7 +4845,7 @@
                 <w:i w:val="0"/>
                 <w:sz w:val="20"/>
               </w:rPr>
-              <w:t>Bài 11: Phép trừ trong phạm vi 10 (Tiết 6)</w:t>
+              <w:t>Bài 11. Phép trừ trong phạm vi 10 (Tiết 6)</w:t>
             </w:r>
           </w:p>
         </w:tc>
@@ -4883,7 +4959,7 @@
                 <w:i w:val="0"/>
                 <w:sz w:val="20"/>
               </w:rPr>
-              <w:t>Bài 12: Bảng cộng, bảng trừ trong phạm vi 10 (Tiết 1)</w:t>
+              <w:t>Bài 12. Bảng cộng, bảng trừ trong phạm vi 10 (Tiết 1)</w:t>
             </w:r>
           </w:p>
         </w:tc>
@@ -4922,7 +4998,20 @@
                 <w:i w:val="0"/>
                 <w:sz w:val="18"/>
               </w:rPr>
-              <w:t>NLS-KT (Cơ bản 1): Chiếu mô phỏng động cho bài “BẢNG CỘNG, BẢNG TRỪ TRONG PHẠM VI 10”.</w:t>
+              <w:t>tách trên màn hình và nói được phép tính tương ứng với hình</w:t>
+            </w:r>
+          </w:p>
+          <w:p>
+            <w:pPr>
+              <w:spacing w:after="0"/>
+            </w:pPr>
+            <w:r>
+              <w:rPr>
+                <w:b w:val="0"/>
+                <w:i w:val="0"/>
+                <w:sz w:val="18"/>
+              </w:rPr>
+              <w:t>NLS: Năng lực số 5.1 CB1a: HS quan sát mô phỏng gộp</w:t>
             </w:r>
           </w:p>
           <w:p>
@@ -5011,7 +5100,7 @@
                 <w:i w:val="0"/>
                 <w:sz w:val="20"/>
               </w:rPr>
-              <w:t>Bài 12: Bảng cộng, bảng trừ trong phạm vi 10 (Tiết 2)</w:t>
+              <w:t>Bài 12. Bảng cộng, bảng trừ trong phạm vi 10 (Tiết 2)</w:t>
             </w:r>
           </w:p>
         </w:tc>
@@ -5050,6 +5139,20 @@
                 <w:i w:val="0"/>
                 <w:sz w:val="18"/>
               </w:rPr>
+              <w:t>tách trên màn hình và nói được phép tính tương ứng với hình</w:t>
+            </w:r>
+          </w:p>
+          <w:p>
+            <w:pPr>
+              <w:spacing w:after="0"/>
+            </w:pPr>
+            <w:r>
+              <w:rPr>
+                <w:b w:val="0"/>
+                <w:i w:val="0"/>
+                <w:sz w:val="18"/>
+              </w:rPr>
+              <w:t>NLS: Năng lực số 5.1 CB1a: HS quan sát mô phỏng gộp</w:t>
             </w:r>
           </w:p>
         </w:tc>
@@ -5108,7 +5211,7 @@
                 <w:i w:val="0"/>
                 <w:sz w:val="20"/>
               </w:rPr>
-              <w:t>Chủ đề 3: PHÉP CỘNG, PHÉP TRỪ TRONG PHẠM VI 10</w:t>
+              <w:t>Chủ đề 3: Phép cộng, phép trừ trong phạm vi 10</w:t>
             </w:r>
           </w:p>
         </w:tc>
@@ -5127,7 +5230,7 @@
                 <w:i w:val="0"/>
                 <w:sz w:val="20"/>
               </w:rPr>
-              <w:t>Bài 12: Bảng cộng, bảng trừ trong phạm vi 10 (Tiết 3) – Bài học STEM: Dụng cụ tính cộng, tính trừ (tiết 1)</w:t>
+              <w:t>Bài 12. Bảng cộng, bảng trừ trong phạm vi 10 (Tiết 3)</w:t>
             </w:r>
           </w:p>
         </w:tc>
@@ -5166,7 +5269,7 @@
                 <w:i w:val="0"/>
                 <w:sz w:val="18"/>
               </w:rPr>
-              <w:t>STEM: Bài học STEM "Dụng cụ tính cộng, tính trừ" (CV 909/BGDĐT-GDTH, CV 3132/SGD&amp;ĐT) — thời lượng lấy từ tiết luyện tập, thực hành của bài; sản phẩm: dụng cụ tính cộng, tính trừ.</w:t>
+              <w:t>Năng lực số 1.1 CB1b: HS làm theo từng bước trong video hướng dẫn và hoàn thành sản phẩm của nhóm</w:t>
             </w:r>
           </w:p>
         </w:tc>
@@ -5242,7 +5345,7 @@
                 <w:i w:val="0"/>
                 <w:sz w:val="20"/>
               </w:rPr>
-              <w:t>Bài 13: Luyện tập chung (Tiết 1) – Bài học STEM: Dụng cụ tính cộng, tính trừ (tiết 2)</w:t>
+              <w:t>Bài 13. Luyện tập chung (Tiết 1)</w:t>
             </w:r>
           </w:p>
         </w:tc>
@@ -5281,20 +5384,7 @@
                 <w:i w:val="0"/>
                 <w:sz w:val="18"/>
               </w:rPr>
-              <w:t>STEM: Bài học STEM "Dụng cụ tính cộng, tính trừ" (CV 909/BGDĐT-GDTH, CV 3132/SGD&amp;ĐT) — thời lượng lấy từ tiết luyện tập, thực hành của bài; sản phẩm: dụng cụ tính cộng, tính trừ.</w:t>
-            </w:r>
-          </w:p>
-          <w:p>
-            <w:pPr>
-              <w:spacing w:after="0"/>
-            </w:pPr>
-            <w:r>
-              <w:rPr>
-                <w:b w:val="0"/>
-                <w:i w:val="0"/>
-                <w:sz w:val="18"/>
-              </w:rPr>
-              <w:t>NLS-ST (Cơ bản 1): Chụp ảnh sản phẩm của từng nhóm, chiếu lên màn hình thành một triển lãm nhỏ.</w:t>
+              <w:t>Năng lực số 1.1 CB1b: HS làm theo từng bước trong video hướng dẫn và hoàn thành sản phẩm của nhóm</w:t>
             </w:r>
           </w:p>
         </w:tc>
@@ -5370,7 +5460,7 @@
                 <w:i w:val="0"/>
                 <w:sz w:val="20"/>
               </w:rPr>
-              <w:t>Bài 13: Luyện tập chung (Tiết 2) – Bài học STEM: Thực hành tính nhẩm (tiết 1)</w:t>
+              <w:t>Bài 13. Luyện tập chung (Tiết 2)</w:t>
             </w:r>
           </w:p>
         </w:tc>
@@ -5409,7 +5499,7 @@
                 <w:i w:val="0"/>
                 <w:sz w:val="18"/>
               </w:rPr>
-              <w:t>STEM: Bài học STEM "Thực hành tính nhẩm" (CV 909/BGDĐT-GDTH, CV 3132/SGD&amp;ĐT) — thời lượng lấy từ tiết luyện tập, thực hành của bài; sản phẩm: tính nhẩm.</w:t>
+              <w:t>Năng lực số 1.1 CB1b: HS làm theo từng bước trong video hướng dẫn và hoàn thành sản phẩm của nhóm</w:t>
             </w:r>
           </w:p>
         </w:tc>
@@ -5468,7 +5558,7 @@
                 <w:i w:val="0"/>
                 <w:sz w:val="20"/>
               </w:rPr>
-              <w:t>Chủ đề 3: PHÉP CỘNG, PHÉP TRỪ TRONG PHẠM VI 10</w:t>
+              <w:t>Chủ đề 3: Phép cộng, phép trừ trong phạm vi 10</w:t>
             </w:r>
           </w:p>
         </w:tc>
@@ -5487,7 +5577,7 @@
                 <w:i w:val="0"/>
                 <w:sz w:val="20"/>
               </w:rPr>
-              <w:t>Bài 13: Luyện tập chung (Tiết 3) – Bài học STEM: Thực hành tính nhẩm (tiết 2)</w:t>
+              <w:t>Bài 13. Luyện tập chung (Tiết 3)</w:t>
             </w:r>
           </w:p>
         </w:tc>
@@ -5526,7 +5616,7 @@
                 <w:i w:val="0"/>
                 <w:sz w:val="18"/>
               </w:rPr>
-              <w:t>STEM: Bài học STEM "Thực hành tính nhẩm" (CV 909/BGDĐT-GDTH, CV 3132/SGD&amp;ĐT) — thời lượng lấy từ tiết luyện tập, thực hành của bài; sản phẩm: tính nhẩm.</w:t>
+              <w:t>Năng lực số 1.1 CB1b: HS làm theo từng bước trong video hướng dẫn và hoàn thành sản phẩm của nhóm</w:t>
             </w:r>
           </w:p>
         </w:tc>
@@ -5584,7 +5674,7 @@
                 <w:i w:val="0"/>
                 <w:sz w:val="20"/>
               </w:rPr>
-              <w:t>Chủ đề 4: LÀM QUEN VỚI MỘT SỐ HÌNH KHỐI</w:t>
+              <w:t>Chủ đề 4: Làm quen với một số hình khối</w:t>
             </w:r>
           </w:p>
         </w:tc>
@@ -5603,7 +5693,7 @@
                 <w:i w:val="0"/>
                 <w:sz w:val="20"/>
               </w:rPr>
-              <w:t>Bài 14: Khối lập phương, khối hộp chữ nhật (Tiết 1)</w:t>
+              <w:t>Bài 14. Khối lập phương, khối hộp chữ nhật (Tiết 1)</w:t>
             </w:r>
           </w:p>
         </w:tc>
@@ -5642,7 +5732,7 @@
                 <w:i w:val="0"/>
                 <w:sz w:val="18"/>
               </w:rPr>
-              <w:t>NLS-KT (Cơ bản 1): Chiếu ảnh chụp các đồ vật quen thuộc (hộp sữa, viên xúc xắc, hộp bánh, tủ lạnh, hộp quà) phóng to trên màn hình.</w:t>
+              <w:t>Năng lực số 1.1 CB1b: HS nhận ra khối lập phương, khối hộp chữ nhật trong ảnh chụp đồ vật quen thuộc được chiếu trên màn hình</w:t>
             </w:r>
           </w:p>
         </w:tc>
@@ -5718,7 +5808,7 @@
                 <w:i w:val="0"/>
                 <w:sz w:val="20"/>
               </w:rPr>
-              <w:t>Bài 14: Khối lập phương, khối hộp chữ nhật (Tiết 2)</w:t>
+              <w:t>Bài 14. Khối lập phương, khối hộp chữ nhật (Tiết 2)</w:t>
             </w:r>
           </w:p>
         </w:tc>
@@ -5757,6 +5847,7 @@
                 <w:i w:val="0"/>
                 <w:sz w:val="18"/>
               </w:rPr>
+              <w:t>Năng lực số 1.1 CB1b: HS nhận ra khối lập phương, khối hộp chữ nhật khi quan sát mô hình xoay trên màn hình</w:t>
             </w:r>
           </w:p>
         </w:tc>
@@ -5815,7 +5906,7 @@
                 <w:i w:val="0"/>
                 <w:sz w:val="20"/>
               </w:rPr>
-              <w:t>Chủ đề 4: LÀM QUEN VỚI MỘT SỐ HÌNH KHỐI</w:t>
+              <w:t>Chủ đề 4: Làm quen với một số hình khối</w:t>
             </w:r>
           </w:p>
         </w:tc>
@@ -5834,7 +5925,7 @@
                 <w:i w:val="0"/>
                 <w:sz w:val="20"/>
               </w:rPr>
-              <w:t>Bài 15: Vị trí, định hướng trong không gian (Tiết 1)</w:t>
+              <w:t>Bài 15. Vị trí, định hướng trong không gian (Tiết 1)</w:t>
             </w:r>
           </w:p>
         </w:tc>
@@ -5873,7 +5964,33 @@
                 <w:i w:val="0"/>
                 <w:sz w:val="18"/>
               </w:rPr>
-              <w:t>NLS-GQVĐ (Cơ bản 1): Cho HS lần lượt ra lệnh cho nhân vật đi theo một đường trên lưới ô vuông bằng các lệnh trái.</w:t>
+              <w:t>Tích hợp</w:t>
+            </w:r>
+          </w:p>
+          <w:p>
+            <w:pPr>
+              <w:spacing w:after="0"/>
+            </w:pPr>
+            <w:r>
+              <w:rPr>
+                <w:b w:val="0"/>
+                <w:i w:val="0"/>
+                <w:sz w:val="18"/>
+              </w:rPr>
+              <w:t>AI-NB: 1.C1.2: Hiểu được AI có khả năng hiểu các mệnh lệnh đơn giản của con người; biết robot cần mệnh lệnh vị trí chính xác (trái, phải, trước, sau) để di chuyển đến đúng mục tiêu.</w:t>
+            </w:r>
+          </w:p>
+          <w:p>
+            <w:pPr>
+              <w:spacing w:after="0"/>
+            </w:pPr>
+            <w:r>
+              <w:rPr>
+                <w:b w:val="0"/>
+                <w:i w:val="0"/>
+                <w:sz w:val="18"/>
+              </w:rPr>
+              <w:t>Năng lực số 5.1 CB1a: Xác định được các vấn đề kĩ thuật đơn giản khi vận hành thiết bị và sử dụng môi trường số vào giải quyết nhiệm vụ đơn giản bằng công cụ số.</w:t>
             </w:r>
           </w:p>
         </w:tc>
@@ -5949,7 +6066,7 @@
                 <w:i w:val="0"/>
                 <w:sz w:val="20"/>
               </w:rPr>
-              <w:t>Bài 15: Vị trí, định hướng trong không gian (Tiết 2)</w:t>
+              <w:t>Bài 15. Vị trí, định hướng trong không gian (Tiết 2)</w:t>
             </w:r>
           </w:p>
         </w:tc>
@@ -5988,6 +6105,7 @@
                 <w:i w:val="0"/>
                 <w:sz w:val="18"/>
               </w:rPr>
+              <w:t>Năng lực số 1.1 CB1b: HS dùng đúng các từ trái, phải, trên, dưới, trước, sau để mô tả vị trí trên màn hình</w:t>
             </w:r>
           </w:p>
         </w:tc>
@@ -6063,7 +6181,7 @@
                 <w:i w:val="0"/>
                 <w:sz w:val="20"/>
               </w:rPr>
-              <w:t>Bài 16: Luyện tập chung</w:t>
+              <w:t>Bài 16. Luyện tập chung</w:t>
             </w:r>
           </w:p>
         </w:tc>
@@ -6102,6 +6220,7 @@
                 <w:i w:val="0"/>
                 <w:sz w:val="18"/>
               </w:rPr>
+              <w:t>Năng lực số 5.2 CB1b: HS tự làm bài ra nháp rồi mới đối chiếu với đáp án máy hiện trên màn hình</w:t>
             </w:r>
           </w:p>
         </w:tc>
@@ -6160,7 +6279,7 @@
                 <w:i w:val="0"/>
                 <w:sz w:val="20"/>
               </w:rPr>
-              <w:t>Chủ đề 5: ÔN TẬP HỌC KÌ I</w:t>
+              <w:t>Chủ đề 5: Ôn tập học kì 1</w:t>
             </w:r>
           </w:p>
         </w:tc>
@@ -6179,7 +6298,7 @@
                 <w:i w:val="0"/>
                 <w:sz w:val="20"/>
               </w:rPr>
-              <w:t>Bài 17: Ôn tập các số trong phạm vi 10 (Tiết 1)</w:t>
+              <w:t>Bài 17. Ôn tập các số trong phạm vi 10 (Tiết 1)</w:t>
             </w:r>
           </w:p>
         </w:tc>
@@ -6218,6 +6337,7 @@
                 <w:i w:val="0"/>
                 <w:sz w:val="18"/>
               </w:rPr>
+              <w:t>Năng lực số 5.2 CB1b: HS tự làm bài ra nháp rồi mới đối chiếu với đáp án máy hiện trên màn hình</w:t>
             </w:r>
           </w:p>
         </w:tc>
@@ -6293,7 +6413,7 @@
                 <w:i w:val="0"/>
                 <w:sz w:val="20"/>
               </w:rPr>
-              <w:t>Bài 17: Ôn tập các số trong phạm vi 10 (Tiết 2)</w:t>
+              <w:t>Bài 17. Ôn tập các số trong phạm vi 10 (Tiết 2)</w:t>
             </w:r>
           </w:p>
         </w:tc>
@@ -6332,6 +6452,7 @@
                 <w:i w:val="0"/>
                 <w:sz w:val="18"/>
               </w:rPr>
+              <w:t>Năng lực số 5.2 CB1b: HS tự làm bài ra nháp rồi mới đối chiếu với đáp án máy hiện trên màn hình</w:t>
             </w:r>
           </w:p>
         </w:tc>
@@ -6407,7 +6528,7 @@
                 <w:i w:val="0"/>
                 <w:sz w:val="20"/>
               </w:rPr>
-              <w:t>Bài 18: Ôn tập phép cộng, phép trừ trong phạm vi 10 (Tiết 1)</w:t>
+              <w:t>Bài 18. Ôn tập phép cộng, phép trừ trong phạm vi 10 (Tiết 1)</w:t>
             </w:r>
           </w:p>
         </w:tc>
@@ -6446,6 +6567,7 @@
                 <w:i w:val="0"/>
                 <w:sz w:val="18"/>
               </w:rPr>
+              <w:t>Năng lực số 5.2 CB1b: HS tự làm bài ra nháp rồi mới đối chiếu với đáp án máy hiện trên màn hình</w:t>
             </w:r>
           </w:p>
         </w:tc>
@@ -6504,7 +6626,7 @@
                 <w:i w:val="0"/>
                 <w:sz w:val="20"/>
               </w:rPr>
-              <w:t>Chủ đề 5: ÔN TẬP HỌC KÌ I</w:t>
+              <w:t>Chủ đề 5: Ôn tập học kì 1</w:t>
             </w:r>
           </w:p>
         </w:tc>
@@ -6523,7 +6645,7 @@
                 <w:i w:val="0"/>
                 <w:sz w:val="20"/>
               </w:rPr>
-              <w:t>Bài 18: Ôn tập phép cộng, phép trừ trong phạm vi 10 (Tiết 2)</w:t>
+              <w:t>Bài 18. Ôn tập phép cộng, phép trừ trong phạm vi 10 (Tiết 2)</w:t>
             </w:r>
           </w:p>
         </w:tc>
@@ -6562,6 +6684,7 @@
                 <w:i w:val="0"/>
                 <w:sz w:val="18"/>
               </w:rPr>
+              <w:t>Năng lực số 5.2 CB1b: HS tự làm bài ra nháp rồi mới đối chiếu với đáp án máy hiện trên màn hình</w:t>
             </w:r>
           </w:p>
         </w:tc>
@@ -6637,7 +6760,7 @@
                 <w:i w:val="0"/>
                 <w:sz w:val="20"/>
               </w:rPr>
-              <w:t>Bài 19: Ôn tập hình học</w:t>
+              <w:t>Bài 19. Ôn tập hình học</w:t>
             </w:r>
           </w:p>
         </w:tc>
@@ -6676,6 +6799,7 @@
                 <w:i w:val="0"/>
                 <w:sz w:val="18"/>
               </w:rPr>
+              <w:t>Năng lực số 5.2 CB1b: HS tự làm bài ra nháp rồi mới đối chiếu với đáp án máy hiện trên màn hình</w:t>
             </w:r>
           </w:p>
         </w:tc>
@@ -6751,7 +6875,7 @@
                 <w:i w:val="0"/>
                 <w:sz w:val="20"/>
               </w:rPr>
-              <w:t>Bài 20: Ôn tập chung — Kiểm tra định kì cuối học kì I</w:t>
+              <w:t>Bài 20. Ôn tập chung — Kiểm tra định kì cuối học kì I</w:t>
             </w:r>
           </w:p>
         </w:tc>
@@ -6790,6 +6914,7 @@
                 <w:i w:val="0"/>
                 <w:sz w:val="18"/>
               </w:rPr>
+              <w:t>Năng lực số 5.2 CB1b: HS tự làm bài ra nháp rồi mới đối chiếu với đáp án máy hiện trên màn hình</w:t>
             </w:r>
           </w:p>
         </w:tc>
@@ -6872,7 +6997,7 @@
                 <w:i w:val="0"/>
                 <w:sz w:val="20"/>
               </w:rPr>
-              <w:t>Chủ đề 6: CÁC SỐ ĐẾN 100</w:t>
+              <w:t>Chủ đề 6: Các số đến 100</w:t>
             </w:r>
           </w:p>
         </w:tc>
@@ -6891,7 +7016,7 @@
                 <w:i w:val="0"/>
                 <w:sz w:val="20"/>
               </w:rPr>
-              <w:t>Bài 21: Số có hai chữ số (Tiết 1)</w:t>
+              <w:t>Bài 21. Số có hai chữ số (Tiết 1)</w:t>
             </w:r>
           </w:p>
         </w:tc>
@@ -6930,7 +7055,7 @@
                 <w:i w:val="0"/>
                 <w:sz w:val="18"/>
               </w:rPr>
-              <w:t>NLS-KT (Cơ bản 1): Chiếu bảng các số từ 1 đến 100 dạng tương tác cho bài “SỐ CÓ HAI CHỮ SỐ”.</w:t>
+              <w:t>Năng lực số 1.1 CB1b: HS nhận ra quy luật của bảng số từ 1 đến 100 khi quan sát trên màn hình</w:t>
             </w:r>
           </w:p>
         </w:tc>
@@ -7006,7 +7131,7 @@
                 <w:i w:val="0"/>
                 <w:sz w:val="20"/>
               </w:rPr>
-              <w:t>Bài 21: Số có hai chữ số (Tiết 2)</w:t>
+              <w:t>Bài 21. Số có hai chữ số (Tiết 2)</w:t>
             </w:r>
           </w:p>
         </w:tc>
@@ -7120,7 +7245,7 @@
                 <w:i w:val="0"/>
                 <w:sz w:val="20"/>
               </w:rPr>
-              <w:t>Bài 21: Số có hai chữ số (Tiết 3)</w:t>
+              <w:t>Bài 21. Số có hai chữ số (Tiết 3)</w:t>
             </w:r>
           </w:p>
         </w:tc>
@@ -7159,6 +7284,7 @@
                 <w:i w:val="0"/>
                 <w:sz w:val="18"/>
               </w:rPr>
+              <w:t>Năng lực số 1.1 CB1b: HS nhận ra quy luật của bảng số từ 1 đến 100 khi quan sát trên màn hình</w:t>
             </w:r>
           </w:p>
         </w:tc>
@@ -7217,7 +7343,7 @@
                 <w:i w:val="0"/>
                 <w:sz w:val="20"/>
               </w:rPr>
-              <w:t>Chủ đề 6: CÁC SỐ ĐẾN 100</w:t>
+              <w:t>Chủ đề 6: Các số đến 100</w:t>
             </w:r>
           </w:p>
         </w:tc>
@@ -7236,7 +7362,7 @@
                 <w:i w:val="0"/>
                 <w:sz w:val="20"/>
               </w:rPr>
-              <w:t>Bài 21: Số có hai chữ số (Tiết 4)</w:t>
+              <w:t>Bài 21. Số có hai chữ số (Tiết 4)</w:t>
             </w:r>
           </w:p>
         </w:tc>
@@ -7275,6 +7401,7 @@
                 <w:i w:val="0"/>
                 <w:sz w:val="18"/>
               </w:rPr>
+              <w:t>Năng lực số 1.1 CB1b: HS nhận ra quy luật của bảng số từ 1 đến 100 khi quan sát trên màn hình</w:t>
             </w:r>
           </w:p>
         </w:tc>
@@ -7350,7 +7477,7 @@
                 <w:i w:val="0"/>
                 <w:sz w:val="20"/>
               </w:rPr>
-              <w:t>Bài 21: Số có hai chữ số (Tiết 5)</w:t>
+              <w:t>Bài 21. Số có hai chữ số (Tiết 5)</w:t>
             </w:r>
           </w:p>
         </w:tc>
@@ -7464,7 +7591,7 @@
                 <w:i w:val="0"/>
                 <w:sz w:val="20"/>
               </w:rPr>
-              <w:t>Bài 21: Số có hai chữ số (Tiết 6)</w:t>
+              <w:t>Bài 21. Số có hai chữ số (Tiết 6)</w:t>
             </w:r>
           </w:p>
         </w:tc>
@@ -7561,7 +7688,7 @@
                 <w:i w:val="0"/>
                 <w:sz w:val="20"/>
               </w:rPr>
-              <w:t>Chủ đề 6: CÁC SỐ ĐẾN 100</w:t>
+              <w:t>Chủ đề 6: Các số đến 100</w:t>
             </w:r>
           </w:p>
         </w:tc>
@@ -7580,7 +7707,7 @@
                 <w:i w:val="0"/>
                 <w:sz w:val="20"/>
               </w:rPr>
-              <w:t>Bài 22: So sánh số có hai chữ số (Tiết 1)</w:t>
+              <w:t>Bài 22. So sánh số có hai chữ số (Tiết 1)</w:t>
             </w:r>
           </w:p>
         </w:tc>
@@ -7619,7 +7746,7 @@
                 <w:i w:val="0"/>
                 <w:sz w:val="18"/>
               </w:rPr>
-              <w:t>NLS-GQVĐ (Cơ bản 1): Dùng hình động thanh chục và khối đơn vị.</w:t>
+              <w:t>Năng lực số 1.1 CB1b: HS nhận ra quy luật của bảng số từ 1 đến 100 khi quan sát trên màn hình</w:t>
             </w:r>
           </w:p>
         </w:tc>
@@ -7695,7 +7822,7 @@
                 <w:i w:val="0"/>
                 <w:sz w:val="20"/>
               </w:rPr>
-              <w:t>Bài 22: So sánh số có hai chữ số (Tiết 2)</w:t>
+              <w:t>Bài 22. So sánh số có hai chữ số (Tiết 2)</w:t>
             </w:r>
           </w:p>
         </w:tc>
@@ -7809,7 +7936,7 @@
                 <w:i w:val="0"/>
                 <w:sz w:val="20"/>
               </w:rPr>
-              <w:t>Bài 22: So sánh số có hai chữ số (Tiết 3)</w:t>
+              <w:t>Bài 22. So sánh số có hai chữ số (Tiết 3)</w:t>
             </w:r>
           </w:p>
         </w:tc>
@@ -7906,7 +8033,7 @@
                 <w:i w:val="0"/>
                 <w:sz w:val="20"/>
               </w:rPr>
-              <w:t>Chủ đề 6: CÁC SỐ ĐẾN 100</w:t>
+              <w:t>Chủ đề 6: Các số đến 100</w:t>
             </w:r>
           </w:p>
         </w:tc>
@@ -7925,7 +8052,7 @@
                 <w:i w:val="0"/>
                 <w:sz w:val="20"/>
               </w:rPr>
-              <w:t>Bài 23: Bảng các số từ 1 đến 100 – Bài học STEM: Bảng các số từ 1 đến 100 (tiết 1)</w:t>
+              <w:t>Bài 23. Bảng các số từ 1 đến 100</w:t>
             </w:r>
           </w:p>
         </w:tc>
@@ -7964,7 +8091,7 @@
                 <w:i w:val="0"/>
                 <w:sz w:val="18"/>
               </w:rPr>
-              <w:t>STEM: Bài học STEM "Bảng các số từ 1 đến 100" (CV 909/BGDĐT-GDTH, CV 3132/SGD&amp;ĐT) — thời lượng lấy từ tiết luyện tập, thực hành của bài; sản phẩm: bảng các số từ 1 đến 100.</w:t>
+              <w:t>Tích hợp AI 1.A1.2: Biết việc máy/ứng dụng hiển thị kết quả tìm kiếm hoặc mẫu bảng số là do con người thiết kế, lập trình và nhập yêu cầu; máy không tự quyết định thay người học; bước đầu biết lựa chọn từ khóa phù hợp, quan sát và đối chiếu thông tin tìm được với nhiệm vụ học tập</w:t>
             </w:r>
           </w:p>
           <w:p>
@@ -7977,7 +8104,20 @@
                 <w:i w:val="0"/>
                 <w:sz w:val="18"/>
               </w:rPr>
-              <w:t>NLS-KT (Cơ bản 1): Chiếu bảng các số từ 1 đến 100 dạng tương tác cho bài “BẢNG CÁC SỐ TỪ 1 ĐẾN 100”.</w:t>
+              <w:t>NLS: Năng lực số 1.1 CB1a: Xác định được nhu cầu thông tin cần tìm của mình</w:t>
+            </w:r>
+          </w:p>
+          <w:p>
+            <w:pPr>
+              <w:spacing w:after="0"/>
+            </w:pPr>
+            <w:r>
+              <w:rPr>
+                <w:b w:val="0"/>
+                <w:i w:val="0"/>
+                <w:sz w:val="18"/>
+              </w:rPr>
+              <w:t>STEM: Bảng các số từ 1 đến 100 (Toán – Mĩ thuật) — dạy thay cho tiết này.</w:t>
             </w:r>
           </w:p>
           <w:p>
@@ -8066,7 +8206,7 @@
                 <w:i w:val="0"/>
                 <w:sz w:val="20"/>
               </w:rPr>
-              <w:t>Bài 24: Luyện tập chung (Tiết 1) – Bài học STEM: Bảng các số từ 1 đến 100 (tiết 2)</w:t>
+              <w:t>Bài 24. Luyện tập chung (Tiết 1)</w:t>
             </w:r>
           </w:p>
         </w:tc>
@@ -8105,7 +8245,7 @@
                 <w:i w:val="0"/>
                 <w:sz w:val="18"/>
               </w:rPr>
-              <w:t>STEM: Bài học STEM "Bảng các số từ 1 đến 100" (CV 909/BGDĐT-GDTH, CV 3132/SGD&amp;ĐT) — thời lượng lấy từ tiết luyện tập, thực hành của bài; sản phẩm: bảng các số từ 1 đến 100.</w:t>
+              <w:t>Tích hợp AI 1.A1.2: Biết việc máy/ứng dụng hiển thị kết quả tìm kiếm hoặc mẫu bảng số là do con người thiết kế, lập trình và nhập yêu cầu; máy không tự quyết định thay người học; bước đầu biết lựa chọn từ khóa phù hợp, quan sát và đối chiếu thông tin tìm được với nhiệm vụ học tập</w:t>
             </w:r>
           </w:p>
           <w:p>
@@ -8118,7 +8258,7 @@
                 <w:i w:val="0"/>
                 <w:sz w:val="18"/>
               </w:rPr>
-              <w:t>KNS: KN chi tiêu hợp lí: tính toán khi mua bán, biết tiết kiệm.</w:t>
+              <w:t>NLS: Năng lực số 1.1 CB1a: Xác định được nhu cầu thông tin cần tìm của mình</w:t>
             </w:r>
           </w:p>
         </w:tc>
@@ -8194,7 +8334,7 @@
                 <w:i w:val="0"/>
                 <w:sz w:val="20"/>
               </w:rPr>
-              <w:t>Bài 24: Luyện tập chung (Tiết 2)</w:t>
+              <w:t>Bài 24. Luyện tập chung (Tiết 2)</w:t>
             </w:r>
           </w:p>
         </w:tc>
@@ -8233,6 +8373,7 @@
                 <w:i w:val="0"/>
                 <w:sz w:val="18"/>
               </w:rPr>
+              <w:t>Năng lực số 5.2 CB1b: HS tự làm bài ra nháp rồi mới đối chiếu với đáp án máy hiện trên màn hình</w:t>
             </w:r>
           </w:p>
         </w:tc>
@@ -8291,7 +8432,7 @@
                 <w:i w:val="0"/>
                 <w:sz w:val="20"/>
               </w:rPr>
-              <w:t>Chủ đề 7: ĐỘ DÀI VÀ ĐO ĐỘ DÀI</w:t>
+              <w:t>Chủ đề 7: Độ dài và đo độ dài</w:t>
             </w:r>
           </w:p>
         </w:tc>
@@ -8310,7 +8451,7 @@
                 <w:i w:val="0"/>
                 <w:sz w:val="20"/>
               </w:rPr>
-              <w:t>Bài 25: Dài hơn, ngắn hơn (Tiết 1)</w:t>
+              <w:t>Bài 25. Dài hơn, ngắn hơn (Tiết 1)</w:t>
             </w:r>
           </w:p>
         </w:tc>
@@ -8349,7 +8490,7 @@
                 <w:i w:val="0"/>
                 <w:sz w:val="18"/>
               </w:rPr>
-              <w:t>NLS-GQVĐ (Cơ bản 1): HS ước lượng trước rồi đo thật bằng thước của mình; sau đó GV chiếu kết quả đo mẫu.</w:t>
+              <w:t>Năng lực số 1.1 CB1b: HS đặt thước đúng vạch 0 và đọc được số đo sau khi quan sát thước phóng to trên màn hình</w:t>
             </w:r>
           </w:p>
         </w:tc>
@@ -8425,7 +8566,7 @@
                 <w:i w:val="0"/>
                 <w:sz w:val="20"/>
               </w:rPr>
-              <w:t>Bài 25: Dài hơn, ngắn hơn (Tiết 2)</w:t>
+              <w:t>Bài 25. Dài hơn, ngắn hơn (Tiết 2)</w:t>
             </w:r>
           </w:p>
         </w:tc>
@@ -8464,6 +8605,7 @@
                 <w:i w:val="0"/>
                 <w:sz w:val="18"/>
               </w:rPr>
+              <w:t>Năng lực số 1.1 CB1b: HS đặt thước đúng vạch 0 và đọc được số đo sau khi quan sát thước phóng to trên màn hình</w:t>
             </w:r>
           </w:p>
         </w:tc>
@@ -8539,7 +8681,7 @@
                 <w:i w:val="0"/>
                 <w:sz w:val="20"/>
               </w:rPr>
-              <w:t>Bài 26: Đơn vị đo độ dài (Tiết 1)</w:t>
+              <w:t>Bài 26. Đơn vị đo độ dài (Tiết 1)</w:t>
             </w:r>
           </w:p>
         </w:tc>
@@ -8578,6 +8720,7 @@
                 <w:i w:val="0"/>
                 <w:sz w:val="18"/>
               </w:rPr>
+              <w:t>Năng lực số 5.2 CB1a: Nhận ra được các công cụ số đơn giản có thể có để giải quyết nhu cầu cá nhân; nhận biết ngoài cách đo bằng đơn vị tự quy ước còn có thước online hoặc ứng dụng đo ảo hỗ trợ đo, so sánh độ dài; Tích hợp AI 1.A2.2: Mô tả được công dụng của sản phẩm AI giúp sản phẩm hoạt động thông minh hơn; bước đầu nhận biết ứng dụng đo trên điện thoại có thể hỗ trợ xác định chiều dài nhanh chóng dưới sự hướng dẫn của giáo viên</w:t>
             </w:r>
           </w:p>
         </w:tc>
@@ -8636,7 +8779,7 @@
                 <w:i w:val="0"/>
                 <w:sz w:val="20"/>
               </w:rPr>
-              <w:t>Chủ đề 7: ĐỘ DÀI VÀ ĐO ĐỘ DÀI</w:t>
+              <w:t>Chủ đề 7: Độ dài và đo độ dài</w:t>
             </w:r>
           </w:p>
         </w:tc>
@@ -8655,7 +8798,7 @@
                 <w:i w:val="0"/>
                 <w:sz w:val="20"/>
               </w:rPr>
-              <w:t>Bài 26: Đơn vị đo độ dài (Tiết 2)</w:t>
+              <w:t>Bài 26. Đơn vị đo độ dài (Tiết 2)</w:t>
             </w:r>
           </w:p>
         </w:tc>
@@ -8694,6 +8837,20 @@
                 <w:i w:val="0"/>
                 <w:sz w:val="18"/>
               </w:rPr>
+              <w:t>bước đầu sử dụng công cụ số như thước online hoặc ứng dụng đo ảo để đo, so sánh và trình bày kết quả</w:t>
+            </w:r>
+          </w:p>
+          <w:p>
+            <w:pPr>
+              <w:spacing w:after="0"/>
+            </w:pPr>
+            <w:r>
+              <w:rPr>
+                <w:b w:val="0"/>
+                <w:i w:val="0"/>
+                <w:sz w:val="18"/>
+              </w:rPr>
+              <w:t>NLS: Năng lực số 5.2 CB1a: Học sinh xác định được nhu cầu cá nhân khi đo độ dài đồ dùng học tập</w:t>
             </w:r>
           </w:p>
         </w:tc>
@@ -8769,7 +8926,7 @@
                 <w:i w:val="0"/>
                 <w:sz w:val="20"/>
               </w:rPr>
-              <w:t>Bài 27: Thực hành ước lượng và đo độ dài (Tiết 1)</w:t>
+              <w:t>Bài 27. Thực hành ước lượng và đo độ dài (Tiết 1)</w:t>
             </w:r>
           </w:p>
         </w:tc>
@@ -8808,7 +8965,7 @@
                 <w:i w:val="0"/>
                 <w:sz w:val="18"/>
               </w:rPr>
-              <w:t>NLS-KT (Cơ bản 1): Chiếu thước kẻ phóng to trên màn hình cho bài “THỰC HÀNH ƯỚC LƯỢNG VÀ ĐO ĐỘ DÀI”, kéo vật cần đo đặt sát vạch 0.</w:t>
+              <w:t>Năng lực số 1.1 CB1b: HS đặt thước đúng vạch 0 và đọc được số đo sau khi quan sát thước phóng to trên màn hình</w:t>
             </w:r>
           </w:p>
         </w:tc>
@@ -8884,7 +9041,7 @@
                 <w:i w:val="0"/>
                 <w:sz w:val="20"/>
               </w:rPr>
-              <w:t>Bài 27: Thực hành ước lượng và đo độ dài (Tiết 2)</w:t>
+              <w:t>Bài 27. Thực hành ước lượng và đo độ dài (Tiết 2)</w:t>
             </w:r>
           </w:p>
         </w:tc>
@@ -8923,6 +9080,7 @@
                 <w:i w:val="0"/>
                 <w:sz w:val="18"/>
               </w:rPr>
+              <w:t>Năng lực số 1.1 CB1b: HS đặt thước đúng vạch 0 và đọc được số đo sau khi quan sát thước phóng to trên màn hình</w:t>
             </w:r>
           </w:p>
         </w:tc>
@@ -8981,7 +9139,7 @@
                 <w:i w:val="0"/>
                 <w:sz w:val="20"/>
               </w:rPr>
-              <w:t>Chủ đề 7: ĐỘ DÀI VÀ ĐO ĐỘ DÀI</w:t>
+              <w:t>Chủ đề 7: Độ dài và đo độ dài</w:t>
             </w:r>
           </w:p>
         </w:tc>
@@ -9000,7 +9158,7 @@
                 <w:i w:val="0"/>
                 <w:sz w:val="20"/>
               </w:rPr>
-              <w:t>Bài 28: Luyện tập chung (Tiết 1)</w:t>
+              <w:t>Bài 28. Luyện tập chung (Tiết 1)</w:t>
             </w:r>
           </w:p>
         </w:tc>
@@ -9039,7 +9197,7 @@
                 <w:i w:val="0"/>
                 <w:sz w:val="18"/>
               </w:rPr>
-              <w:t>NLS-GQVĐ (Cơ bản 1): Ở hoạt động Luyện tập, GV mở bài tập tương tác so sánh độ dài: máy hiện hai vật.</w:t>
+              <w:t>Năng lực số 5.2 CB1b: HS tự làm bài ra nháp rồi mới đối chiếu với đáp án máy hiện trên màn hình</w:t>
             </w:r>
           </w:p>
         </w:tc>
@@ -9115,7 +9273,7 @@
                 <w:i w:val="0"/>
                 <w:sz w:val="20"/>
               </w:rPr>
-              <w:t>Bài 28: Luyện tập chung (Tiết 2)</w:t>
+              <w:t>Bài 28. Luyện tập chung (Tiết 2)</w:t>
             </w:r>
           </w:p>
         </w:tc>
@@ -9154,6 +9312,7 @@
                 <w:i w:val="0"/>
                 <w:sz w:val="18"/>
               </w:rPr>
+              <w:t>Năng lực số 5.2 CB1b: HS tự làm bài ra nháp rồi mới đối chiếu với đáp án máy hiện trên màn hình</w:t>
             </w:r>
           </w:p>
         </w:tc>
@@ -9211,7 +9370,7 @@
                 <w:i w:val="0"/>
                 <w:sz w:val="20"/>
               </w:rPr>
-              <w:t>Chủ đề 8: PHÉP CỘNG, PHÉP TRỪ (KHÔNG NHỚ) TRONG PHẠM VI 100</w:t>
+              <w:t>Chủ đề 8: Phép cộng, phép trừ (không nhớ) trong phạm vi 100</w:t>
             </w:r>
           </w:p>
         </w:tc>
@@ -9230,7 +9389,7 @@
                 <w:i w:val="0"/>
                 <w:sz w:val="20"/>
               </w:rPr>
-              <w:t>Bài 29: Phép cộng số có hai chữ số với số có một chữ số (Tiết 1)</w:t>
+              <w:t>Bài 29. Phép cộng số có hai chữ số với số có một chữ số (Tiết 1)</w:t>
             </w:r>
           </w:p>
         </w:tc>
@@ -9327,7 +9486,7 @@
                 <w:i w:val="0"/>
                 <w:sz w:val="20"/>
               </w:rPr>
-              <w:t>Chủ đề 8: PHÉP CỘNG, PHÉP TRỪ (KHÔNG NHỚ) TRONG PHẠM VI 100</w:t>
+              <w:t>Chủ đề 8: Phép cộng, phép trừ (không nhớ) trong phạm vi 100</w:t>
             </w:r>
           </w:p>
         </w:tc>
@@ -9346,7 +9505,7 @@
                 <w:i w:val="0"/>
                 <w:sz w:val="20"/>
               </w:rPr>
-              <w:t>Bài 29: Phép cộng số có hai chữ số với số có một chữ số (Tiết 2)</w:t>
+              <w:t>Bài 29. Phép cộng số có hai chữ số với số có một chữ số (Tiết 2)</w:t>
             </w:r>
           </w:p>
         </w:tc>
@@ -9385,6 +9544,7 @@
                 <w:i w:val="0"/>
                 <w:sz w:val="18"/>
               </w:rPr>
+              <w:t>Năng lực số 5.2 CB1a: Học sinh xác định được nhu cầu cá nhân trong việc luyện tính và tự kiểm tra kết quả; dưới sự hướng dẫn của giáo viên, sử dụng công cụ số Quizizz để trình bày lựa chọn, xem phản hồi và điều chỉnh bài làm</w:t>
             </w:r>
           </w:p>
         </w:tc>
@@ -9460,7 +9620,7 @@
                 <w:i w:val="0"/>
                 <w:sz w:val="20"/>
               </w:rPr>
-              <w:t>Bài 30: Phép cộng số có hai chữ số với số có hai chữ số (Tiết 1)</w:t>
+              <w:t>Bài 30. Phép cộng số có hai chữ số với số có hai chữ số (Tiết 1)</w:t>
             </w:r>
           </w:p>
         </w:tc>
@@ -9575,7 +9735,7 @@
                 <w:i w:val="0"/>
                 <w:sz w:val="20"/>
               </w:rPr>
-              <w:t>Bài 30: Phép cộng số có hai chữ số với số có hai chữ số (Tiết 2)</w:t>
+              <w:t>Bài 30. Phép cộng số có hai chữ số với số có hai chữ số (Tiết 2)</w:t>
             </w:r>
           </w:p>
         </w:tc>
@@ -9614,6 +9774,20 @@
                 <w:i w:val="0"/>
                 <w:sz w:val="18"/>
               </w:rPr>
+              <w:t>sử dụng công cụ số Quizizz theo hướng dẫn để trình bày đáp án, nhận phản hồi và tự điều chỉnh kết quả</w:t>
+            </w:r>
+          </w:p>
+          <w:p>
+            <w:pPr>
+              <w:spacing w:after="0"/>
+            </w:pPr>
+            <w:r>
+              <w:rPr>
+                <w:b w:val="0"/>
+                <w:i w:val="0"/>
+                <w:sz w:val="18"/>
+              </w:rPr>
+              <w:t>NLS: Năng lực số 5.2 CB1a: Học sinh xác định được nhu cầu cá nhân khi luyện tập phép cộng</w:t>
             </w:r>
           </w:p>
         </w:tc>
@@ -9672,7 +9846,7 @@
                 <w:i w:val="0"/>
                 <w:sz w:val="20"/>
               </w:rPr>
-              <w:t>Chủ đề 8: PHÉP CỘNG, PHÉP TRỪ (KHÔNG NHỚ) TRONG PHẠM VI 100</w:t>
+              <w:t>Chủ đề 8: Phép cộng, phép trừ (không nhớ) trong phạm vi 100</w:t>
             </w:r>
           </w:p>
         </w:tc>
@@ -9691,7 +9865,7 @@
                 <w:i w:val="0"/>
                 <w:sz w:val="20"/>
               </w:rPr>
-              <w:t>Bài 31: Phép trừ số có hai chữ số cho số có một chữ số (Tiết 1)</w:t>
+              <w:t>Bài 31. Phép trừ số có hai chữ số cho số có một chữ số (Tiết 1)</w:t>
             </w:r>
           </w:p>
         </w:tc>
@@ -9806,7 +9980,7 @@
                 <w:i w:val="0"/>
                 <w:sz w:val="20"/>
               </w:rPr>
-              <w:t>Bài 31: Phép trừ số có hai chữ số cho số có một chữ số (Tiết 2)</w:t>
+              <w:t>Bài 31. Phép trừ số có hai chữ số cho số có một chữ số (Tiết 2)</w:t>
             </w:r>
           </w:p>
         </w:tc>
@@ -9920,7 +10094,7 @@
                 <w:i w:val="0"/>
                 <w:sz w:val="20"/>
               </w:rPr>
-              <w:t>Bài 31: Phép trừ số có hai chữ số cho số có một chữ số (Tiết 3)</w:t>
+              <w:t>Bài 31. Phép trừ số có hai chữ số cho số có một chữ số (Tiết 3)</w:t>
             </w:r>
           </w:p>
         </w:tc>
@@ -10017,7 +10191,7 @@
                 <w:i w:val="0"/>
                 <w:sz w:val="20"/>
               </w:rPr>
-              <w:t>Chủ đề 8: PHÉP CỘNG, PHÉP TRỪ (KHÔNG NHỚ) TRONG PHẠM VI 100</w:t>
+              <w:t>Chủ đề 8: Phép cộng, phép trừ (không nhớ) trong phạm vi 100</w:t>
             </w:r>
           </w:p>
         </w:tc>
@@ -10036,7 +10210,7 @@
                 <w:i w:val="0"/>
                 <w:sz w:val="20"/>
               </w:rPr>
-              <w:t>Bài 32: Phép trừ số có hai chữ số cho số có hai chữ số (Tiết 1)</w:t>
+              <w:t>Bài 32. Phép trừ số có hai chữ số cho số có hai chữ số (Tiết 1)</w:t>
             </w:r>
           </w:p>
         </w:tc>
@@ -10151,7 +10325,7 @@
                 <w:i w:val="0"/>
                 <w:sz w:val="20"/>
               </w:rPr>
-              <w:t>Bài 32: Phép trừ số có hai chữ số cho số có hai chữ số (Tiết 2)</w:t>
+              <w:t>Bài 32. Phép trừ số có hai chữ số cho số có hai chữ số (Tiết 2)</w:t>
             </w:r>
           </w:p>
         </w:tc>
@@ -10265,7 +10439,7 @@
                 <w:i w:val="0"/>
                 <w:sz w:val="20"/>
               </w:rPr>
-              <w:t>Bài 32: Phép trừ số có hai chữ số cho số có hai chữ số (Tiết 3)</w:t>
+              <w:t>Bài 32. Phép trừ số có hai chữ số cho số có hai chữ số (Tiết 3)</w:t>
             </w:r>
           </w:p>
         </w:tc>
@@ -10362,7 +10536,7 @@
                 <w:i w:val="0"/>
                 <w:sz w:val="20"/>
               </w:rPr>
-              <w:t>Chủ đề 8: PHÉP CỘNG, PHÉP TRỪ (KHÔNG NHỚ) TRONG PHẠM VI 100</w:t>
+              <w:t>Chủ đề 8: Phép cộng, phép trừ (không nhớ) trong phạm vi 100</w:t>
             </w:r>
           </w:p>
         </w:tc>
@@ -10381,7 +10555,7 @@
                 <w:i w:val="0"/>
                 <w:sz w:val="20"/>
               </w:rPr>
-              <w:t>Bài 33: Luyện tập chung (Tiết 1) – Bài học STEM: Mô hình tính hàng dọc (tiết 1)</w:t>
+              <w:t>Bài 33. Luyện tập chung (Tiết 1)</w:t>
             </w:r>
           </w:p>
         </w:tc>
@@ -10420,20 +10594,7 @@
                 <w:i w:val="0"/>
                 <w:sz w:val="18"/>
               </w:rPr>
-              <w:t>STEM: Bài học STEM "Mô hình tính hàng dọc" (CV 909/BGDĐT-GDTH, CV 3132/SGD&amp;ĐT) — thời lượng lấy từ tiết luyện tập, thực hành của bài; sản phẩm: mô hình tính hàng dọc.</w:t>
-            </w:r>
-          </w:p>
-          <w:p>
-            <w:pPr>
-              <w:spacing w:after="0"/>
-            </w:pPr>
-            <w:r>
-              <w:rPr>
-                <w:b w:val="0"/>
-                <w:i w:val="0"/>
-                <w:sz w:val="18"/>
-              </w:rPr>
-              <w:t>NLS-ST (Cơ bản 1): Chụp ảnh sản phẩm của từng nhóm, chiếu lên màn hình thành một triển lãm nhỏ.</w:t>
+              <w:t>Năng lực số 1.1 CB1b: HS làm theo từng bước trong video hướng dẫn và hoàn thành sản phẩm của nhóm</w:t>
             </w:r>
           </w:p>
         </w:tc>
@@ -10509,7 +10670,7 @@
                 <w:i w:val="0"/>
                 <w:sz w:val="20"/>
               </w:rPr>
-              <w:t>Bài 33: Luyện tập chung (Tiết 2) – Bài học STEM: Mô hình tính hàng dọc (tiết 2)</w:t>
+              <w:t>Bài 33. Luyện tập chung (Tiết 2)</w:t>
             </w:r>
           </w:p>
         </w:tc>
@@ -10548,7 +10709,7 @@
                 <w:i w:val="0"/>
                 <w:sz w:val="18"/>
               </w:rPr>
-              <w:t>STEM: Bài học STEM "Mô hình tính hàng dọc" (CV 909/BGDĐT-GDTH, CV 3132/SGD&amp;ĐT) — thời lượng lấy từ tiết luyện tập, thực hành của bài; sản phẩm: mô hình tính hàng dọc.</w:t>
+              <w:t>Năng lực số 1.1 CB1b: HS làm theo từng bước trong video hướng dẫn và hoàn thành sản phẩm của nhóm</w:t>
             </w:r>
           </w:p>
         </w:tc>
@@ -10624,7 +10785,7 @@
                 <w:i w:val="0"/>
                 <w:sz w:val="20"/>
               </w:rPr>
-              <w:t>Bài 33: Luyện tập chung (Tiết 3)</w:t>
+              <w:t>Bài 33. Luyện tập chung (Tiết 3)</w:t>
             </w:r>
           </w:p>
         </w:tc>
@@ -10663,6 +10824,7 @@
                 <w:i w:val="0"/>
                 <w:sz w:val="18"/>
               </w:rPr>
+              <w:t>Năng lực số 5.2 CB1b: HS tự làm bài ra nháp rồi mới đối chiếu với đáp án máy hiện trên màn hình</w:t>
             </w:r>
           </w:p>
         </w:tc>
@@ -10721,7 +10883,7 @@
                 <w:i w:val="0"/>
                 <w:sz w:val="20"/>
               </w:rPr>
-              <w:t>Chủ đề 8: PHÉP CỘNG, PHÉP TRỪ (KHÔNG NHỚ) TRONG PHẠM VI 100</w:t>
+              <w:t>Chủ đề 8: Phép cộng, phép trừ (không nhớ) trong phạm vi 100</w:t>
             </w:r>
           </w:p>
         </w:tc>
@@ -10740,7 +10902,7 @@
                 <w:i w:val="0"/>
                 <w:sz w:val="20"/>
               </w:rPr>
-              <w:t>Bài 33: Luyện tập chung (Tiết 4)</w:t>
+              <w:t>Bài 33. Luyện tập chung (Tiết 4)</w:t>
             </w:r>
           </w:p>
         </w:tc>
@@ -10779,6 +10941,7 @@
                 <w:i w:val="0"/>
                 <w:sz w:val="18"/>
               </w:rPr>
+              <w:t>Năng lực số 5.2 CB1b: HS tự làm bài ra nháp rồi mới đối chiếu với đáp án máy hiện trên màn hình</w:t>
             </w:r>
           </w:p>
         </w:tc>
@@ -10836,7 +10999,7 @@
                 <w:i w:val="0"/>
                 <w:sz w:val="20"/>
               </w:rPr>
-              <w:t>Chủ đề 9: THỜI GIAN. GIỜ VÀ LỊCH</w:t>
+              <w:t>Chủ đề 9: Thời gian. Giờ và lịch</w:t>
             </w:r>
           </w:p>
         </w:tc>
@@ -10855,7 +11018,7 @@
                 <w:i w:val="0"/>
                 <w:sz w:val="20"/>
               </w:rPr>
-              <w:t>Bài 34: Xem giờ đúng trên đồng hồ (Tiết 1) – Bài học STEM: Đồng hồ tiện ích (tiết 1)</w:t>
+              <w:t>Bài 34. Xem giờ đúng trên đồng hồ (Tiết 1)</w:t>
             </w:r>
           </w:p>
         </w:tc>
@@ -10894,20 +11057,7 @@
                 <w:i w:val="0"/>
                 <w:sz w:val="18"/>
               </w:rPr>
-              <w:t>STEM: Bài học STEM "Đồng hồ tiện ích" (CV 909/BGDĐT-GDTH, CV 3132/SGD&amp;ĐT) — thời lượng lấy từ tiết luyện tập, thực hành của bài; sản phẩm: đồng hồ tiện ích.</w:t>
-            </w:r>
-          </w:p>
-          <w:p>
-            <w:pPr>
-              <w:spacing w:after="0"/>
-            </w:pPr>
-            <w:r>
-              <w:rPr>
-                <w:b w:val="0"/>
-                <w:i w:val="0"/>
-                <w:sz w:val="18"/>
-              </w:rPr>
-              <w:t>NLS-KT (Cơ bản 1): Chiếu video hướng dẫn từng bước làm sản phẩm của bài “ĐỒNG HỒ TIỆN ÍCH”, dừng lại ở mỗi bước.</w:t>
+              <w:t>Tích hợp AI 1.A2.1: Kể tên được một số thiết bị có sử dụng AI như loa thông minh, trợ lý ảo; biết dưới sự hướng dẫn của giáo viên có thể hỏi trợ lý ảo về thời gian để hỗ trợ xem giờ và quản lí lịch trình cá nhân; Năng lực số 1.1 CB1b: HS làm theo từng bước trong video hướng dẫn và hoàn thành sản phẩm của nhóm</w:t>
             </w:r>
           </w:p>
           <w:p>
@@ -10996,7 +11146,7 @@
                 <w:i w:val="0"/>
                 <w:sz w:val="20"/>
               </w:rPr>
-              <w:t>Bài 34: Xem giờ đúng trên đồng hồ (Tiết 2) – Bài học STEM: Đồng hồ tiện ích (tiết 2)</w:t>
+              <w:t>Bài 34. Xem giờ đúng trên đồng hồ (Tiết 2)</w:t>
             </w:r>
           </w:p>
         </w:tc>
@@ -11035,7 +11185,7 @@
                 <w:i w:val="0"/>
                 <w:sz w:val="18"/>
               </w:rPr>
-              <w:t>STEM: Bài học STEM "Đồng hồ tiện ích" (CV 909/BGDĐT-GDTH, CV 3132/SGD&amp;ĐT) — thời lượng lấy từ tiết luyện tập, thực hành của bài; sản phẩm: đồng hồ tiện ích.</w:t>
+              <w:t>Năng lực số 1.1 CB1b: HS làm theo từng bước trong video hướng dẫn và hoàn thành sản phẩm của nhóm</w:t>
             </w:r>
           </w:p>
         </w:tc>
@@ -11094,7 +11244,7 @@
                 <w:i w:val="0"/>
                 <w:sz w:val="20"/>
               </w:rPr>
-              <w:t>Chủ đề 9: THỜI GIAN. GIỜ VÀ LỊCH</w:t>
+              <w:t>Chủ đề 9: Thời gian. Giờ và lịch</w:t>
             </w:r>
           </w:p>
         </w:tc>
@@ -11113,7 +11263,7 @@
                 <w:i w:val="0"/>
                 <w:sz w:val="20"/>
               </w:rPr>
-              <w:t>Bài 35: Các ngày trong tuần (Tiết 1)</w:t>
+              <w:t>Bài 35. Các ngày trong tuần (Tiết 1)</w:t>
             </w:r>
           </w:p>
         </w:tc>
@@ -11152,7 +11302,7 @@
                 <w:i w:val="0"/>
                 <w:sz w:val="18"/>
               </w:rPr>
-              <w:t>NLS-GQVĐ (Cơ bản 1): Mở lịch trên máy tính, chiếu tháng hiện tại.</w:t>
+              <w:t>NLS: Năng lực số 6.1 CB1a: Nhớ lại được các ứng dụng đơn giản của AI trong cuộc sống hằng ngày</w:t>
             </w:r>
           </w:p>
           <w:p>
@@ -11241,7 +11391,7 @@
                 <w:i w:val="0"/>
                 <w:sz w:val="20"/>
               </w:rPr>
-              <w:t>Bài 35: Các ngày trong tuần (Tiết 2)</w:t>
+              <w:t>Bài 35. Các ngày trong tuần (Tiết 2)</w:t>
             </w:r>
           </w:p>
         </w:tc>
@@ -11280,6 +11430,7 @@
                 <w:i w:val="0"/>
                 <w:sz w:val="18"/>
               </w:rPr>
+              <w:t>Năng lực số 1.3 CB1a: HS tìm được thứ, ngày trên lịch chiếu ở màn hình và đếm được số ngày tới một sự kiện</w:t>
             </w:r>
           </w:p>
         </w:tc>
@@ -11355,7 +11506,7 @@
                 <w:i w:val="0"/>
                 <w:sz w:val="20"/>
               </w:rPr>
-              <w:t>Bài 36: Thực hành xem lịch và giờ (Tiết 1)</w:t>
+              <w:t>Bài 36. Thực hành xem lịch và giờ (Tiết 1)</w:t>
             </w:r>
           </w:p>
         </w:tc>
@@ -11388,6 +11539,19 @@
               <w:spacing w:after="0"/>
             </w:pPr>
             <w:r/>
+            <w:r>
+              <w:rPr>
+                <w:b w:val="0"/>
+                <w:i w:val="0"/>
+                <w:sz w:val="18"/>
+              </w:rPr>
+              <w:t>Tích hợp AI 1.A2.2: Hiểu được biểu hiện của AI giúp con người cảm thấy thoải mái và dễ hợp tác hơn; Năng lực số 1.3 CB1a: HS tìm được thứ, ngày trên lịch chiếu ở màn hình và đếm được số ngày tới một sự kiện</w:t>
+            </w:r>
+          </w:p>
+          <w:p>
+            <w:pPr>
+              <w:spacing w:after="0"/>
+            </w:pPr>
             <w:r>
               <w:rPr>
                 <w:b w:val="0"/>
@@ -11453,7 +11617,7 @@
                 <w:i w:val="0"/>
                 <w:sz w:val="20"/>
               </w:rPr>
-              <w:t>Chủ đề 9: THỜI GIAN. GIỜ VÀ LỊCH</w:t>
+              <w:t>Chủ đề 9: Thời gian. Giờ và lịch</w:t>
             </w:r>
           </w:p>
         </w:tc>
@@ -11472,7 +11636,7 @@
                 <w:i w:val="0"/>
                 <w:sz w:val="20"/>
               </w:rPr>
-              <w:t>Bài 36: Thực hành xem lịch và giờ (Tiết 2)</w:t>
+              <w:t>Bài 36. Thực hành xem lịch và giờ (Tiết 2)</w:t>
             </w:r>
           </w:p>
         </w:tc>
@@ -11511,6 +11675,7 @@
                 <w:i w:val="0"/>
                 <w:sz w:val="18"/>
               </w:rPr>
+              <w:t>Năng lực số 1.3 CB1a: HS tìm được thứ, ngày trên lịch chiếu ở màn hình và đếm được số ngày tới một sự kiện</w:t>
             </w:r>
           </w:p>
         </w:tc>
@@ -11586,7 +11751,7 @@
                 <w:i w:val="0"/>
                 <w:sz w:val="20"/>
               </w:rPr>
-              <w:t>Bài 37: Luyện tập chung (Tiết 1)</w:t>
+              <w:t>Bài 37. Luyện tập chung (Tiết 1)</w:t>
             </w:r>
           </w:p>
         </w:tc>
@@ -11625,7 +11790,7 @@
                 <w:i w:val="0"/>
                 <w:sz w:val="18"/>
               </w:rPr>
-              <w:t>NLS-KT (Cơ bản 1): Chiếu lại theo thứ tự các hình động, bảng số và mô phỏng đã dùng trong chủ đề.</w:t>
+              <w:t>Năng lực số 5.2 CB1b: HS tự làm bài ra nháp rồi mới đối chiếu với đáp án máy hiện trên màn hình</w:t>
             </w:r>
           </w:p>
           <w:p>
@@ -11714,7 +11879,7 @@
                 <w:i w:val="0"/>
                 <w:sz w:val="20"/>
               </w:rPr>
-              <w:t>Bài 37: Luyện tập chung (Tiết 2)</w:t>
+              <w:t>Bài 37. Luyện tập chung (Tiết 2)</w:t>
             </w:r>
           </w:p>
         </w:tc>
@@ -11753,6 +11918,7 @@
                 <w:i w:val="0"/>
                 <w:sz w:val="18"/>
               </w:rPr>
+              <w:t>Năng lực số 5.2 CB1b: HS tự làm bài ra nháp rồi mới đối chiếu với đáp án máy hiện trên màn hình</w:t>
             </w:r>
           </w:p>
         </w:tc>
@@ -11811,7 +11977,7 @@
                 <w:i w:val="0"/>
                 <w:sz w:val="20"/>
               </w:rPr>
-              <w:t>Chủ đề 10: ÔN TẬP CUỐI NĂM</w:t>
+              <w:t>Chủ đề 10: Ôn tập cuối năm</w:t>
             </w:r>
           </w:p>
         </w:tc>
@@ -11830,7 +11996,7 @@
                 <w:i w:val="0"/>
                 <w:sz w:val="20"/>
               </w:rPr>
-              <w:t>Bài 38: Ôn tập các số và phép tính trong phạm vi 10 (Tiết 1)</w:t>
+              <w:t>Bài 38. Ôn tập các số và phép tính trong phạm vi 10 (Tiết 1)</w:t>
             </w:r>
           </w:p>
         </w:tc>
@@ -11869,6 +12035,7 @@
                 <w:i w:val="0"/>
                 <w:sz w:val="18"/>
               </w:rPr>
+              <w:t>Năng lực số 5.2 CB1b: HS tự làm bài ra nháp rồi mới đối chiếu với đáp án máy hiện trên màn hình</w:t>
             </w:r>
           </w:p>
         </w:tc>
@@ -11944,7 +12111,7 @@
                 <w:i w:val="0"/>
                 <w:sz w:val="20"/>
               </w:rPr>
-              <w:t>Bài 38: Ôn tập các số và phép tính trong phạm vi 10 (Tiết 2)</w:t>
+              <w:t>Bài 38. Ôn tập các số và phép tính trong phạm vi 10 (Tiết 2)</w:t>
             </w:r>
           </w:p>
         </w:tc>
@@ -11983,6 +12150,7 @@
                 <w:i w:val="0"/>
                 <w:sz w:val="18"/>
               </w:rPr>
+              <w:t>Năng lực số 5.2 CB1b: HS tự làm bài ra nháp rồi mới đối chiếu với đáp án máy hiện trên màn hình</w:t>
             </w:r>
           </w:p>
         </w:tc>
@@ -12058,7 +12226,7 @@
                 <w:i w:val="0"/>
                 <w:sz w:val="20"/>
               </w:rPr>
-              <w:t>Bài 38: Ôn tập các số và phép tính trong phạm vi 10 (Tiết 3)</w:t>
+              <w:t>Bài 38. Ôn tập các số và phép tính trong phạm vi 10 (Tiết 3)</w:t>
             </w:r>
           </w:p>
         </w:tc>
@@ -12097,6 +12265,7 @@
                 <w:i w:val="0"/>
                 <w:sz w:val="18"/>
               </w:rPr>
+              <w:t>Năng lực số 5.2 CB1b: HS tự làm bài ra nháp rồi mới đối chiếu với đáp án máy hiện trên màn hình</w:t>
             </w:r>
           </w:p>
         </w:tc>
@@ -12155,7 +12324,7 @@
                 <w:i w:val="0"/>
                 <w:sz w:val="20"/>
               </w:rPr>
-              <w:t>Chủ đề 10: ÔN TẬP CUỐI NĂM</w:t>
+              <w:t>Chủ đề 10: Ôn tập cuối năm</w:t>
             </w:r>
           </w:p>
         </w:tc>
@@ -12174,7 +12343,7 @@
                 <w:i w:val="0"/>
                 <w:sz w:val="20"/>
               </w:rPr>
-              <w:t>Bài 39: Ôn tập các số và phép tính trong phạm vi 100 (Tiết 1)</w:t>
+              <w:t>Bài 39. Ôn tập các số và phép tính trong phạm vi 100 (Tiết 1)</w:t>
             </w:r>
           </w:p>
         </w:tc>
@@ -12213,6 +12382,7 @@
                 <w:i w:val="0"/>
                 <w:sz w:val="18"/>
               </w:rPr>
+              <w:t>Tích hợp AI 1.B3.1: Biết được con người sử dụng AI đúng cách, vì mục đích tốt đẹp; Năng lực số 5.2 CB1b: HS tự làm bài ra nháp rồi mới đối chiếu với đáp án máy hiện trên màn hình</w:t>
             </w:r>
           </w:p>
         </w:tc>
@@ -12288,7 +12458,7 @@
                 <w:i w:val="0"/>
                 <w:sz w:val="20"/>
               </w:rPr>
-              <w:t>Bài 39: Ôn tập các số và phép tính trong phạm vi 100 (Tiết 2)</w:t>
+              <w:t>Bài 39. Ôn tập các số và phép tính trong phạm vi 100 (Tiết 2)</w:t>
             </w:r>
           </w:p>
         </w:tc>
@@ -12327,6 +12497,7 @@
                 <w:i w:val="0"/>
                 <w:sz w:val="18"/>
               </w:rPr>
+              <w:t>Năng lực số 5.2 CB1b: HS tự làm bài ra nháp rồi mới đối chiếu với đáp án máy hiện trên màn hình</w:t>
             </w:r>
           </w:p>
         </w:tc>
@@ -12402,7 +12573,7 @@
                 <w:i w:val="0"/>
                 <w:sz w:val="20"/>
               </w:rPr>
-              <w:t>Bài 39: Ôn tập các số và phép tính trong phạm vi 100 (Tiết 3)</w:t>
+              <w:t>Bài 39. Ôn tập các số và phép tính trong phạm vi 100 (Tiết 3)</w:t>
             </w:r>
           </w:p>
         </w:tc>
@@ -12441,6 +12612,7 @@
                 <w:i w:val="0"/>
                 <w:sz w:val="18"/>
               </w:rPr>
+              <w:t>Năng lực số 5.2 CB1b: HS tự làm bài ra nháp rồi mới đối chiếu với đáp án máy hiện trên màn hình</w:t>
             </w:r>
           </w:p>
         </w:tc>
@@ -12499,7 +12671,7 @@
                 <w:i w:val="0"/>
                 <w:sz w:val="20"/>
               </w:rPr>
-              <w:t>Chủ đề 10: ÔN TẬP CUỐI NĂM</w:t>
+              <w:t>Chủ đề 10: Ôn tập cuối năm</w:t>
             </w:r>
           </w:p>
         </w:tc>
@@ -12518,7 +12690,7 @@
                 <w:i w:val="0"/>
                 <w:sz w:val="20"/>
               </w:rPr>
-              <w:t>Bài 40: Ôn tập hình học và đo lường (Tiết 1)</w:t>
+              <w:t>Bài 40. Ôn tập hình học và đo lường (Tiết 1)</w:t>
             </w:r>
           </w:p>
         </w:tc>
@@ -12557,6 +12729,7 @@
                 <w:i w:val="0"/>
                 <w:sz w:val="18"/>
               </w:rPr>
+              <w:t>Năng lực số 5.2 CB1b: HS tự làm bài ra nháp rồi mới đối chiếu với đáp án máy hiện trên màn hình</w:t>
             </w:r>
           </w:p>
         </w:tc>
@@ -12632,7 +12805,7 @@
                 <w:i w:val="0"/>
                 <w:sz w:val="20"/>
               </w:rPr>
-              <w:t>Bài 40: Ôn tập hình học và đo lường (Tiết 2)</w:t>
+              <w:t>Bài 40. Ôn tập hình học và đo lường (Tiết 2)</w:t>
             </w:r>
           </w:p>
         </w:tc>
@@ -12671,6 +12844,7 @@
                 <w:i w:val="0"/>
                 <w:sz w:val="18"/>
               </w:rPr>
+              <w:t>NLS: Năng lực số 5.2 CB1a: Xác định được các nhu cầu cá nhân</w:t>
             </w:r>
           </w:p>
         </w:tc>
@@ -12746,7 +12920,7 @@
                 <w:i w:val="0"/>
                 <w:sz w:val="20"/>
               </w:rPr>
-              <w:t>Bài 41: Ôn tập chung — Kiểm tra định kì cuối năm học</w:t>
+              <w:t>Bài 41. Ôn tập chung — Kiểm tra định kì cuối năm học</w:t>
             </w:r>
           </w:p>
         </w:tc>
@@ -12785,6 +12959,20 @@
                 <w:i w:val="0"/>
                 <w:sz w:val="18"/>
               </w:rPr>
+              <w:t>sử dụng công cụ số để trình bày</w:t>
+            </w:r>
+          </w:p>
+          <w:p>
+            <w:pPr>
+              <w:spacing w:after="0"/>
+            </w:pPr>
+            <w:r>
+              <w:rPr>
+                <w:b w:val="0"/>
+                <w:i w:val="0"/>
+                <w:sz w:val="18"/>
+              </w:rPr>
+              <w:t>NLS: Năng lực số 5.2 CB1a: Xác định được các nhu cầu cá nhân</w:t>
             </w:r>
           </w:p>
         </w:tc>

--- a/assets/docs/lop1/Toan - Lop 1.docx
+++ b/assets/docs/lop1/Toan - Lop 1.docx
@@ -9428,6 +9428,7 @@
                 <w:i w:val="0"/>
                 <w:sz w:val="18"/>
               </w:rPr>
+              <w:t>Năng lực số Miền 1 (Cơ bản, bậc 1): Ở hoạt động Khám phá bài “Phép cộng số có hai chữ số với số có một chữ số”, GV chiếu hình các bó que tính và que rời trên màn hình; Năng lực số Miền 5 (Cơ bản, bậc 1): Ở hoạt động Luyện tập, GV mở bài tập tương tác: máy hiện phép cộng, HS chọn kết quả rồi bấm kiểm tra</w:t>
             </w:r>
           </w:p>
         </w:tc>
@@ -9659,7 +9660,7 @@
                 <w:i w:val="0"/>
                 <w:sz w:val="18"/>
               </w:rPr>
-              <w:t>NLS-KT (Cơ bản 1): Ở hoạt động Khám phá bài “Phép cộng số có hai chữ số với số có hai chữ số”.</w:t>
+              <w:t>Năng lực số Miền 1 (Cơ bản, bậc 1): Ở hoạt động Khám phá bài “Phép cộng số có hai chữ số với số có hai chữ số”, GV chiếu hình các bó chục và que rời của hai số trên màn hình; Năng lực số Miền 5 (Cơ bản, bậc 1): Ở hoạt động Luyện tập, GV mở bài tập tương tác: máy hiện phép cộng đặt tính, HS chọn kết quả rồi bấm kiểm tra</w:t>
             </w:r>
           </w:p>
         </w:tc>
@@ -10249,7 +10250,7 @@
                 <w:i w:val="0"/>
                 <w:sz w:val="18"/>
               </w:rPr>
-              <w:t>NLS-KT (Cơ bản 1): Ở hoạt động Khám phá bài “Phép trừ số có hai chữ số cho số có hai chữ số”, GV chiếu hình.</w:t>
+              <w:t>Năng lực số Miền 1 (Cơ bản, bậc 1): Ở hoạt động Khám phá bài “Phép trừ số có hai chữ số cho số có hai chữ số”, GV chiếu hình các bó chục và que rời trên màn hình rồi bớt dần…; Năng lực số Miền 5 (Cơ bản, bậc 1): Ở hoạt động Luyện tập, GV mở bài tập tương tác: máy hiện phép trừ đặt tính, HS chọn kết quả rồi bấm kiểm tra</w:t>
             </w:r>
           </w:p>
         </w:tc>

--- a/assets/docs/lop1/Toan - Lop 1.docx
+++ b/assets/docs/lop1/Toan - Lop 1.docx
@@ -9905,7 +9905,7 @@
                 <w:i w:val="0"/>
                 <w:sz w:val="18"/>
               </w:rPr>
-              <w:t>NLS-GQVĐ (Cơ bản 1): Ở hoạt động Luyện tập, GV mở bài tập tương tác: máy hiện phép trừ, HS chọn kết quả rồi bấm kiểm tra.</w:t>
+              <w:t>Năng lực số Miền 1 (Cơ bản, bậc 1): Ở hoạt động Khám phá bài “Phép trừ số có hai chữ số cho số có một chữ số”, GV chiếu hình bó chục và que rời trên màn hình rồi bớt dần số…; Năng lực số Miền 5 (Cơ bản, bậc 1): Ở hoạt động Luyện tập, GV mở bài tập tương tác: máy hiện phép trừ, HS chọn kết quả rồi bấm kiểm tra</w:t>
             </w:r>
           </w:p>
         </w:tc>

--- a/assets/docs/lop1/Toan - Lop 1.docx
+++ b/assets/docs/lop1/Toan - Lop 1.docx
@@ -624,7 +624,7 @@
                 <w:i w:val="0"/>
                 <w:sz w:val="18"/>
               </w:rPr>
-              <w:t>Tích hợp AI; 1.A2.1: Nhận biết và kể tên được một số thiết bị có sử dụng AI (như rô-bốt); nhận biết nhân vật Rô-bốt trong sách là một đại diện tiêu biểu của AI hỗ trợ con người học tập; Năng lực số 1.1 CB1b: HS gọi tên và nói được cách dùng các đồ dùng học Toán qua ảnh chiếu trên màn hình</w:t>
+              <w:t>Tích hợp AI - 1.A2.1: Nhận biết và kể tên được một số thiết bị có sử dụng AI (như rô-bốt); nhận biết nhân vật Rô-bốt trong sách là một đại diện tiêu biểu của AI hỗ trợ con người học tập; Năng lực số 1.1 CB1b: HS gọi tên và nói được cách dùng các đồ dùng học Toán qua ảnh chiếu trên màn hình</w:t>
             </w:r>
           </w:p>
         </w:tc>
@@ -1430,20 +1430,7 @@
                 <w:i w:val="0"/>
                 <w:sz w:val="18"/>
               </w:rPr>
-              <w:t>Tích hợp AI; 1.D2.1: Nhận biết máy thông minh có thể thực hiện một việc như nhận biết, so sánh hình ảnh; bước đầu hiểu AI có thể xử lí hình ảnh để so sánh số lượng vật thể nhanh chóng; 4.3CB1a: Phân biệt được cách thức đơn giản để tránh rủi ro và đe dọa đến sức khỏe thể chất, tinh thần khi sử dụng công nghệ số</w:t>
-            </w:r>
-          </w:p>
-          <w:p>
-            <w:pPr>
-              <w:spacing w:after="0"/>
-            </w:pPr>
-            <w:r>
-              <w:rPr>
-                <w:b w:val="0"/>
-                <w:i w:val="0"/>
-                <w:sz w:val="18"/>
-              </w:rPr>
-              <w:t>NLS: Năng lực số</w:t>
+              <w:t>Tích hợp AI - 1.D2.1: Nhận biết máy thông minh có thể thực hiện một việc như nhận biết, so sánh hình ảnh; bước đầu hiểu AI có thể xử lí hình ảnh để so sánh số lượng vật thể nhanh chóng; Năng lực số - 4.3CB1a: Phân biệt được cách thức đơn giản để tránh rủi ro và đe dọa đến sức khỏe thể chất, tinh thần khi sử dụng công nghệ số</w:t>
             </w:r>
           </w:p>
           <w:p>
@@ -2957,7 +2944,7 @@
                 <w:i w:val="0"/>
                 <w:sz w:val="18"/>
               </w:rPr>
-              <w:t>Tích hợp AI; 1.C1.3: Hiểu AI có thể xử lí hình ảnh nhận được từ camera để nhận diện đồ vật có dạng hình vuông, hình tròn, hình tam giác, hình chữ nhật; Năng lực số 1.1 CB1b: HS nhận ra đúng hình vuông, hình tròn, hình tam giác, hình chữ nhật dù hình được xoay hay đổi kích thước</w:t>
+              <w:t>Tích hợp AI - 1.C1.3: Hiểu AI có thể xử lí hình ảnh nhận được từ camera để nhận diện đồ vật có dạng hình vuông, hình tròn, hình tam giác, hình chữ nhật; Năng lực số 1.1 CB1b: HS nhận ra đúng hình vuông, hình tròn, hình tam giác, hình chữ nhật dù hình được xoay hay đổi kích thước</w:t>
             </w:r>
           </w:p>
         </w:tc>
@@ -3189,7 +3176,7 @@
                 <w:i w:val="0"/>
                 <w:sz w:val="18"/>
               </w:rPr>
-              <w:t>Tích hợp AI; 1.C1.2: Hiểu camera là “mắt” giúp thiết bị/robot thu nhận hình ảnh; AI có thể xử lí hình ảnh để nhận diện các mảnh ghép khi thực hiện nhiệm vụ xếp hình; Năng lực số 1.1 CB1b: HS làm theo từng bước trong video hướng dẫn và hoàn thành sản phẩm của nhóm</w:t>
+              <w:t>Tích hợp AI - 1.C1.2: Hiểu camera là “mắt” giúp thiết bị/robot thu nhận hình ảnh; AI có thể xử lí hình ảnh để nhận diện các mảnh ghép khi thực hiện nhiệm vụ xếp hình; Năng lực số 1.1 CB1b: HS làm theo từng bước trong video hướng dẫn và hoàn thành sản phẩm của nhóm</w:t>
             </w:r>
           </w:p>
         </w:tc>
@@ -3304,7 +3291,7 @@
                 <w:i w:val="0"/>
                 <w:sz w:val="18"/>
               </w:rPr>
-              <w:t>Tích hợp AI; 1.C1.2: Hiểu camera là “mắt” giúp thiết bị/robot thu nhận hình ảnh; AI có thể xử lí hình ảnh để nhận diện các mảnh ghép khi thực hiện nhiệm vụ xếp hình; Năng lực số 1.1 CB1b: HS làm theo từng bước trong video hướng dẫn và hoàn thành sản phẩm của nhóm</w:t>
+              <w:t>Tích hợp AI - 1.C1.2: Hiểu camera là “mắt” giúp thiết bị/robot thu nhận hình ảnh; AI có thể xử lí hình ảnh để nhận diện các mảnh ghép khi thực hiện nhiệm vụ xếp hình; Năng lực số 1.1 CB1b: HS làm theo từng bước trong video hướng dẫn và hoàn thành sản phẩm của nhóm</w:t>
             </w:r>
           </w:p>
         </w:tc>
@@ -3537,20 +3524,7 @@
                 <w:i w:val="0"/>
                 <w:sz w:val="18"/>
               </w:rPr>
-              <w:t>tách trên màn hình và nói được phép tính tương ứng với hình</w:t>
-            </w:r>
-          </w:p>
-          <w:p>
-            <w:pPr>
-              <w:spacing w:after="0"/>
-            </w:pPr>
-            <w:r>
-              <w:rPr>
-                <w:b w:val="0"/>
-                <w:i w:val="0"/>
-                <w:sz w:val="18"/>
-              </w:rPr>
-              <w:t>NLS: Năng lực số 5.1 CB1a: HS quan sát mô phỏng gộp</w:t>
+              <w:t>Năng lực số 5.1 CB1a: HS quan sát mô phỏng gộp - tách trên màn hình và nói được phép tính tương ứng với hình</w:t>
             </w:r>
           </w:p>
         </w:tc>
@@ -3781,20 +3755,7 @@
                 <w:i w:val="0"/>
                 <w:sz w:val="18"/>
               </w:rPr>
-              <w:t>tách trên màn hình và nói được phép tính tương ứng với hình</w:t>
-            </w:r>
-          </w:p>
-          <w:p>
-            <w:pPr>
-              <w:spacing w:after="0"/>
-            </w:pPr>
-            <w:r>
-              <w:rPr>
-                <w:b w:val="0"/>
-                <w:i w:val="0"/>
-                <w:sz w:val="18"/>
-              </w:rPr>
-              <w:t>NLS: Năng lực số 5.1 CB1a: HS quan sát mô phỏng gộp</w:t>
+              <w:t>Năng lực số 5.1 CB1a: HS quan sát mô phỏng gộp - tách trên màn hình và nói được phép tính tương ứng với hình</w:t>
             </w:r>
           </w:p>
         </w:tc>
@@ -3909,20 +3870,7 @@
                 <w:i w:val="0"/>
                 <w:sz w:val="18"/>
               </w:rPr>
-              <w:t>tách trên màn hình và nói được phép tính tương ứng với hình</w:t>
-            </w:r>
-          </w:p>
-          <w:p>
-            <w:pPr>
-              <w:spacing w:after="0"/>
-            </w:pPr>
-            <w:r>
-              <w:rPr>
-                <w:b w:val="0"/>
-                <w:i w:val="0"/>
-                <w:sz w:val="18"/>
-              </w:rPr>
-              <w:t>NLS: Năng lực số 5.1 CB1a: HS quan sát mô phỏng gộp</w:t>
+              <w:t>Năng lực số 5.1 CB1a: HS quan sát mô phỏng gộp - tách trên màn hình và nói được phép tính tương ứng với hình</w:t>
             </w:r>
           </w:p>
         </w:tc>
@@ -4267,20 +4215,7 @@
                 <w:i w:val="0"/>
                 <w:sz w:val="18"/>
               </w:rPr>
-              <w:t>tách trên màn hình và nói được phép tính tương ứng với hình</w:t>
-            </w:r>
-          </w:p>
-          <w:p>
-            <w:pPr>
-              <w:spacing w:after="0"/>
-            </w:pPr>
-            <w:r>
-              <w:rPr>
-                <w:b w:val="0"/>
-                <w:i w:val="0"/>
-                <w:sz w:val="18"/>
-              </w:rPr>
-              <w:t>NLS: Năng lực số 5.1 CB1a: HS quan sát mô phỏng gộp</w:t>
+              <w:t>Năng lực số 5.1 CB1a: HS quan sát mô phỏng gộp - tách trên màn hình và nói được phép tính tương ứng với hình</w:t>
             </w:r>
           </w:p>
         </w:tc>
@@ -4626,20 +4561,7 @@
                 <w:i w:val="0"/>
                 <w:sz w:val="18"/>
               </w:rPr>
-              <w:t>tách trên màn hình và nói được phép tính tương ứng với hình</w:t>
-            </w:r>
-          </w:p>
-          <w:p>
-            <w:pPr>
-              <w:spacing w:after="0"/>
-            </w:pPr>
-            <w:r>
-              <w:rPr>
-                <w:b w:val="0"/>
-                <w:i w:val="0"/>
-                <w:sz w:val="18"/>
-              </w:rPr>
-              <w:t>NLS: Năng lực số 5.1 CB1a: HS quan sát mô phỏng gộp</w:t>
+              <w:t>Năng lực số 5.1 CB1a: HS quan sát mô phỏng gộp - tách trên màn hình và nói được phép tính tương ứng với hình</w:t>
             </w:r>
           </w:p>
         </w:tc>
@@ -4754,20 +4676,7 @@
                 <w:i w:val="0"/>
                 <w:sz w:val="18"/>
               </w:rPr>
-              <w:t>tách trên màn hình và nói được phép tính tương ứng với hình</w:t>
-            </w:r>
-          </w:p>
-          <w:p>
-            <w:pPr>
-              <w:spacing w:after="0"/>
-            </w:pPr>
-            <w:r>
-              <w:rPr>
-                <w:b w:val="0"/>
-                <w:i w:val="0"/>
-                <w:sz w:val="18"/>
-              </w:rPr>
-              <w:t>NLS: Năng lực số 5.1 CB1a: HS quan sát mô phỏng gộp</w:t>
+              <w:t>Năng lực số 5.1 CB1a: HS quan sát mô phỏng gộp - tách trên màn hình và nói được phép tính tương ứng với hình</w:t>
             </w:r>
           </w:p>
         </w:tc>
@@ -4998,20 +4907,7 @@
                 <w:i w:val="0"/>
                 <w:sz w:val="18"/>
               </w:rPr>
-              <w:t>tách trên màn hình và nói được phép tính tương ứng với hình</w:t>
-            </w:r>
-          </w:p>
-          <w:p>
-            <w:pPr>
-              <w:spacing w:after="0"/>
-            </w:pPr>
-            <w:r>
-              <w:rPr>
-                <w:b w:val="0"/>
-                <w:i w:val="0"/>
-                <w:sz w:val="18"/>
-              </w:rPr>
-              <w:t>NLS: Năng lực số 5.1 CB1a: HS quan sát mô phỏng gộp</w:t>
+              <w:t>Năng lực số 5.1 CB1a: HS quan sát mô phỏng gộp - tách trên màn hình và nói được phép tính tương ứng với hình</w:t>
             </w:r>
           </w:p>
           <w:p>
@@ -5139,20 +5035,7 @@
                 <w:i w:val="0"/>
                 <w:sz w:val="18"/>
               </w:rPr>
-              <w:t>tách trên màn hình và nói được phép tính tương ứng với hình</w:t>
-            </w:r>
-          </w:p>
-          <w:p>
-            <w:pPr>
-              <w:spacing w:after="0"/>
-            </w:pPr>
-            <w:r>
-              <w:rPr>
-                <w:b w:val="0"/>
-                <w:i w:val="0"/>
-                <w:sz w:val="18"/>
-              </w:rPr>
-              <w:t>NLS: Năng lực số 5.1 CB1a: HS quan sát mô phỏng gộp</w:t>
+              <w:t>Năng lực số 5.1 CB1a: HS quan sát mô phỏng gộp - tách trên màn hình và nói được phép tính tương ứng với hình</w:t>
             </w:r>
           </w:p>
         </w:tc>
